--- a/2022/Drafts/Compliance Documents/CF3R/2022-CF3R-MCH-23d-AirflowRate-MeasurementOnly-AllZonesCallingOnly.docx
+++ b/2022/Drafts/Compliance Documents/CF3R/2022-CF3R-MCH-23d-AirflowRate-MeasurementOnly-AllZonesCallingOnly.docx
@@ -1,7 +1,231 @@
 
 <file path=word/document.xml><?xml version="1.0" encoding="utf-8"?>
-<w:document xmlns:wpc="http://schemas.microsoft.com/office/word/2010/wordprocessingCanvas" xmlns:cx="http://schemas.microsoft.com/office/drawing/2014/chartex" xmlns:cx1="http://schemas.microsoft.com/office/drawing/2015/9/8/chartex" xmlns:cx2="http://schemas.microsoft.com/office/drawing/2015/10/21/chartex" xmlns:cx3="http://schemas.microsoft.com/office/drawing/2016/5/9/chartex" xmlns:cx4="http://schemas.microsoft.com/office/drawing/2016/5/10/chartex" xmlns:cx5="http://schemas.microsoft.com/office/drawing/2016/5/11/chartex" xmlns:cx6="http://schemas.microsoft.com/office/drawing/2016/5/12/chartex" xmlns:cx7="http://schemas.microsoft.com/office/drawing/2016/5/13/chartex" xmlns:cx8="http://schemas.microsoft.com/office/drawing/2016/5/14/chartex" xmlns:mc="http://schemas.openxmlformats.org/markup-compatibility/2006" xmlns:aink="http://schemas.microsoft.com/office/drawing/2016/ink" xmlns:am3d="http://schemas.microsoft.com/office/drawing/2017/model3d" xmlns:o="urn:schemas-microsoft-com:office:office" xmlns:r="http://schemas.openxmlformats.org/officeDocument/2006/relationships" xmlns:m="http://schemas.openxmlformats.org/officeDocument/2006/math" xmlns:v="urn:schemas-microsoft-com:vml" xmlns:wp14="http://schemas.microsoft.com/office/word/2010/wordprocessingDrawing" xmlns:wp="http://schemas.openxmlformats.org/drawingml/2006/wordprocessingDrawing" xmlns:w10="urn:schemas-microsoft-com:office:word" xmlns:w="http://schemas.openxmlformats.org/wordprocessingml/2006/main" xmlns:w14="http://schemas.microsoft.com/office/word/2010/wordml" xmlns:w15="http://schemas.microsoft.com/office/word/2012/wordml" xmlns:w16cex="http://schemas.microsoft.com/office/word/2018/wordml/cex" xmlns:w16cid="http://schemas.microsoft.com/office/word/2016/wordml/cid" xmlns:w16="http://schemas.microsoft.com/office/word/2018/wordml" xmlns:w16sdtdh="http://schemas.microsoft.com/office/word/2020/wordml/sdtdatahash" xmlns:w16se="http://schemas.microsoft.com/office/word/2015/wordml/symex" xmlns:wpg="http://schemas.microsoft.com/office/word/2010/wordprocessingGroup" xmlns:wpi="http://schemas.microsoft.com/office/word/2010/wordprocessingInk" xmlns:wne="http://schemas.microsoft.com/office/word/2006/wordml" xmlns:wps="http://schemas.microsoft.com/office/word/2010/wordprocessingShape" mc:Ignorable="w14 w15 w16se w16cid w16 w16cex w16sdtdh wp14">
+<w:document xmlns:wpc="http://schemas.microsoft.com/office/word/2010/wordprocessingCanvas" xmlns:cx="http://schemas.microsoft.com/office/drawing/2014/chartex" xmlns:cx1="http://schemas.microsoft.com/office/drawing/2015/9/8/chartex" xmlns:cx2="http://schemas.microsoft.com/office/drawing/2015/10/21/chartex" xmlns:cx3="http://schemas.microsoft.com/office/drawing/2016/5/9/chartex" xmlns:cx4="http://schemas.microsoft.com/office/drawing/2016/5/10/chartex" xmlns:cx5="http://schemas.microsoft.com/office/drawing/2016/5/11/chartex" xmlns:cx6="http://schemas.microsoft.com/office/drawing/2016/5/12/chartex" xmlns:cx7="http://schemas.microsoft.com/office/drawing/2016/5/13/chartex" xmlns:cx8="http://schemas.microsoft.com/office/drawing/2016/5/14/chartex" xmlns:mc="http://schemas.openxmlformats.org/markup-compatibility/2006" xmlns:aink="http://schemas.microsoft.com/office/drawing/2016/ink" xmlns:am3d="http://schemas.microsoft.com/office/drawing/2017/model3d" xmlns:o="urn:schemas-microsoft-com:office:office" xmlns:oel="http://schemas.microsoft.com/office/2019/extlst" xmlns:r="http://schemas.openxmlformats.org/officeDocument/2006/relationships" xmlns:m="http://schemas.openxmlformats.org/officeDocument/2006/math" xmlns:v="urn:schemas-microsoft-com:vml" xmlns:wp14="http://schemas.microsoft.com/office/word/2010/wordprocessingDrawing" xmlns:wp="http://schemas.openxmlformats.org/drawingml/2006/wordprocessingDrawing" xmlns:w10="urn:schemas-microsoft-com:office:word" xmlns:w="http://schemas.openxmlformats.org/wordprocessingml/2006/main" xmlns:w14="http://schemas.microsoft.com/office/word/2010/wordml" xmlns:w15="http://schemas.microsoft.com/office/word/2012/wordml" xmlns:w16cex="http://schemas.microsoft.com/office/word/2018/wordml/cex" xmlns:w16cid="http://schemas.microsoft.com/office/word/2016/wordml/cid" xmlns:w16="http://schemas.microsoft.com/office/word/2018/wordml" xmlns:w16sdtdh="http://schemas.microsoft.com/office/word/2020/wordml/sdtdatahash" xmlns:w16se="http://schemas.microsoft.com/office/word/2015/wordml/symex" xmlns:wpg="http://schemas.microsoft.com/office/word/2010/wordprocessingGroup" xmlns:wpi="http://schemas.microsoft.com/office/word/2010/wordprocessingInk" xmlns:wne="http://schemas.microsoft.com/office/word/2006/wordml" xmlns:wps="http://schemas.microsoft.com/office/word/2010/wordprocessingShape" mc:Ignorable="w14 w15 w16se w16cid w16 w16cex w16sdtdh wp14">
   <w:body>
+    <w:p>
+      <w:pPr>
+        <w:spacing w:line="259" w:lineRule="auto"/>
+        <w:rPr>
+          <w:rFonts w:ascii="Calibri" w:eastAsia="Calibri" w:hAnsi="Calibri" w:cs="Calibri"/>
+          <w:b/>
+          <w:bCs/>
+          <w:color w:val="201F1E"/>
+          <w:sz w:val="24"/>
+          <w:szCs w:val="24"/>
+        </w:rPr>
+      </w:pPr>
+      <w:r>
+        <w:rPr>
+          <w:rFonts w:asciiTheme="minorHAnsi" w:eastAsia="Calibri" w:hAnsiTheme="minorHAnsi" w:cstheme="minorBidi"/>
+          <w:b/>
+          <w:bCs/>
+          <w:sz w:val="24"/>
+          <w:szCs w:val="24"/>
+        </w:rPr>
+        <w:t xml:space="preserve">CERTIFICATE OF </w:t>
+      </w:r>
+      <w:r>
+        <w:rPr>
+          <w:rFonts w:ascii="Calibri" w:eastAsia="Calibri" w:hAnsi="Calibri" w:cs="Calibri"/>
+          <w:b/>
+          <w:bCs/>
+          <w:color w:val="201F1E"/>
+          <w:sz w:val="24"/>
+          <w:szCs w:val="24"/>
+        </w:rPr>
+        <w:t>VERIFICATION</w:t>
+      </w:r>
+      <w:r>
+        <w:br/>
+      </w:r>
+      <w:r>
+        <w:rPr>
+          <w:rFonts w:asciiTheme="minorHAnsi" w:eastAsia="Calibri" w:hAnsiTheme="minorHAnsi" w:cstheme="minorBidi"/>
+          <w:b/>
+          <w:bCs/>
+          <w:sz w:val="24"/>
+          <w:szCs w:val="24"/>
+        </w:rPr>
+        <w:t>Note:</w:t>
+      </w:r>
+      <w:r>
+        <w:rPr>
+          <w:rFonts w:asciiTheme="minorHAnsi" w:eastAsia="Calibri" w:hAnsiTheme="minorHAnsi" w:cstheme="minorBidi"/>
+          <w:sz w:val="24"/>
+          <w:szCs w:val="24"/>
+        </w:rPr>
+        <w:t xml:space="preserve"> This table completed by HERS Registry.</w:t>
+      </w:r>
+    </w:p>
+    <w:tbl>
+      <w:tblPr>
+        <w:tblStyle w:val="TableGrid1"/>
+        <w:tblW w:w="4996" w:type="pct"/>
+        <w:tblLook w:val="0020" w:firstRow="1" w:lastRow="0" w:firstColumn="0" w:lastColumn="0" w:noHBand="0" w:noVBand="0"/>
+      </w:tblPr>
+      <w:tblGrid>
+        <w:gridCol w:w="5318"/>
+        <w:gridCol w:w="5463"/>
+      </w:tblGrid>
+      <w:tr>
+        <w:trPr>
+          <w:trHeight w:val="288"/>
+        </w:trPr>
+        <w:tc>
+          <w:tcPr>
+            <w:tcW w:w="7177" w:type="dxa"/>
+          </w:tcPr>
+          <w:p>
+            <w:pPr>
+              <w:rPr>
+                <w:rFonts w:asciiTheme="minorHAnsi" w:hAnsiTheme="minorHAnsi" w:cstheme="minorHAnsi"/>
+                <w:sz w:val="24"/>
+                <w:szCs w:val="24"/>
+              </w:rPr>
+            </w:pPr>
+            <w:r>
+              <w:rPr>
+                <w:rFonts w:asciiTheme="minorHAnsi" w:hAnsiTheme="minorHAnsi" w:cstheme="minorHAnsi"/>
+                <w:sz w:val="24"/>
+                <w:szCs w:val="24"/>
+              </w:rPr>
+              <w:t>Project Name:</w:t>
+            </w:r>
+          </w:p>
+        </w:tc>
+        <w:tc>
+          <w:tcPr>
+            <w:tcW w:w="7201" w:type="dxa"/>
+          </w:tcPr>
+          <w:p>
+            <w:pPr>
+              <w:rPr>
+                <w:rFonts w:asciiTheme="minorHAnsi" w:hAnsiTheme="minorHAnsi" w:cstheme="minorHAnsi"/>
+                <w:sz w:val="24"/>
+                <w:szCs w:val="24"/>
+              </w:rPr>
+            </w:pPr>
+            <w:r>
+              <w:rPr>
+                <w:rFonts w:asciiTheme="minorHAnsi" w:hAnsiTheme="minorHAnsi" w:cstheme="minorHAnsi"/>
+                <w:sz w:val="24"/>
+                <w:szCs w:val="24"/>
+              </w:rPr>
+              <w:t>Enforcement Agency:</w:t>
+            </w:r>
+          </w:p>
+        </w:tc>
+      </w:tr>
+      <w:tr>
+        <w:trPr>
+          <w:trHeight w:val="288"/>
+        </w:trPr>
+        <w:tc>
+          <w:tcPr>
+            <w:tcW w:w="7177" w:type="dxa"/>
+          </w:tcPr>
+          <w:p>
+            <w:pPr>
+              <w:rPr>
+                <w:rFonts w:asciiTheme="minorHAnsi" w:hAnsiTheme="minorHAnsi" w:cstheme="minorHAnsi"/>
+                <w:sz w:val="24"/>
+                <w:szCs w:val="24"/>
+                <w:vertAlign w:val="superscript"/>
+              </w:rPr>
+            </w:pPr>
+            <w:r>
+              <w:rPr>
+                <w:rFonts w:asciiTheme="minorHAnsi" w:hAnsiTheme="minorHAnsi" w:cstheme="minorHAnsi"/>
+                <w:sz w:val="24"/>
+                <w:szCs w:val="24"/>
+              </w:rPr>
+              <w:t>Dwelling Address:</w:t>
+            </w:r>
+          </w:p>
+        </w:tc>
+        <w:tc>
+          <w:tcPr>
+            <w:tcW w:w="7201" w:type="dxa"/>
+          </w:tcPr>
+          <w:p>
+            <w:pPr>
+              <w:rPr>
+                <w:rFonts w:asciiTheme="minorHAnsi" w:hAnsiTheme="minorHAnsi" w:cstheme="minorHAnsi"/>
+                <w:sz w:val="24"/>
+                <w:szCs w:val="24"/>
+                <w:vertAlign w:val="superscript"/>
+              </w:rPr>
+            </w:pPr>
+            <w:r>
+              <w:rPr>
+                <w:rFonts w:asciiTheme="minorHAnsi" w:hAnsiTheme="minorHAnsi" w:cstheme="minorHAnsi"/>
+                <w:sz w:val="24"/>
+                <w:szCs w:val="24"/>
+              </w:rPr>
+              <w:t>Permit Number:</w:t>
+            </w:r>
+          </w:p>
+        </w:tc>
+      </w:tr>
+      <w:tr>
+        <w:trPr>
+          <w:trHeight w:val="288"/>
+        </w:trPr>
+        <w:tc>
+          <w:tcPr>
+            <w:tcW w:w="7177" w:type="dxa"/>
+          </w:tcPr>
+          <w:p>
+            <w:pPr>
+              <w:rPr>
+                <w:rFonts w:asciiTheme="minorHAnsi" w:hAnsiTheme="minorHAnsi" w:cstheme="minorHAnsi"/>
+                <w:sz w:val="24"/>
+                <w:szCs w:val="24"/>
+              </w:rPr>
+            </w:pPr>
+            <w:r>
+              <w:rPr>
+                <w:rFonts w:asciiTheme="minorHAnsi" w:hAnsiTheme="minorHAnsi" w:cstheme="minorHAnsi"/>
+                <w:sz w:val="24"/>
+                <w:szCs w:val="24"/>
+              </w:rPr>
+              <w:t>City and Zip Code:</w:t>
+            </w:r>
+          </w:p>
+        </w:tc>
+        <w:tc>
+          <w:tcPr>
+            <w:tcW w:w="7201" w:type="dxa"/>
+          </w:tcPr>
+          <w:p>
+            <w:pPr>
+              <w:rPr>
+                <w:rFonts w:asciiTheme="minorHAnsi" w:hAnsiTheme="minorHAnsi" w:cstheme="minorBidi"/>
+                <w:sz w:val="24"/>
+                <w:szCs w:val="24"/>
+              </w:rPr>
+            </w:pPr>
+            <w:r>
+              <w:rPr>
+                <w:rFonts w:ascii="Calibri" w:eastAsia="Calibri" w:hAnsi="Calibri" w:cs="Calibri"/>
+                <w:sz w:val="24"/>
+                <w:szCs w:val="24"/>
+              </w:rPr>
+              <w:t>Permit Application Date</w:t>
+            </w:r>
+            <w:r>
+              <w:rPr>
+                <w:rFonts w:asciiTheme="minorHAnsi" w:hAnsiTheme="minorHAnsi" w:cstheme="minorBidi"/>
+                <w:sz w:val="24"/>
+                <w:szCs w:val="24"/>
+              </w:rPr>
+              <w:t>:</w:t>
+            </w:r>
+          </w:p>
+        </w:tc>
+      </w:tr>
+    </w:tbl>
+    <w:p/>
     <w:tbl>
       <w:tblPr>
         <w:tblW w:w="5000" w:type="pct"/>
@@ -32,7 +256,7 @@
         </w:trPr>
         <w:tc>
           <w:tcPr>
-            <w:tcW w:w="11030" w:type="dxa"/>
+            <w:tcW w:w="10790" w:type="dxa"/>
             <w:gridSpan w:val="3"/>
             <w:vAlign w:val="center"/>
           </w:tcPr>
@@ -86,7 +310,7 @@
         </w:trPr>
         <w:tc>
           <w:tcPr>
-            <w:tcW w:w="475" w:type="dxa"/>
+            <w:tcW w:w="470" w:type="dxa"/>
             <w:vAlign w:val="center"/>
           </w:tcPr>
           <w:p>
@@ -111,7 +335,7 @@
         </w:tc>
         <w:tc>
           <w:tcPr>
-            <w:tcW w:w="5940" w:type="dxa"/>
+            <w:tcW w:w="5807" w:type="dxa"/>
             <w:vAlign w:val="center"/>
           </w:tcPr>
           <w:p>
@@ -136,7 +360,7 @@
         </w:tc>
         <w:tc>
           <w:tcPr>
-            <w:tcW w:w="4615" w:type="dxa"/>
+            <w:tcW w:w="4513" w:type="dxa"/>
             <w:vAlign w:val="center"/>
           </w:tcPr>
           <w:p>
@@ -164,7 +388,7 @@
         </w:trPr>
         <w:tc>
           <w:tcPr>
-            <w:tcW w:w="475" w:type="dxa"/>
+            <w:tcW w:w="470" w:type="dxa"/>
             <w:vAlign w:val="center"/>
           </w:tcPr>
           <w:p>
@@ -189,7 +413,7 @@
         </w:tc>
         <w:tc>
           <w:tcPr>
-            <w:tcW w:w="5940" w:type="dxa"/>
+            <w:tcW w:w="5807" w:type="dxa"/>
             <w:vAlign w:val="center"/>
           </w:tcPr>
           <w:p>
@@ -244,7 +468,7 @@
         </w:tc>
         <w:tc>
           <w:tcPr>
-            <w:tcW w:w="4615" w:type="dxa"/>
+            <w:tcW w:w="4513" w:type="dxa"/>
             <w:vAlign w:val="center"/>
           </w:tcPr>
           <w:p>
@@ -270,7 +494,7 @@
         </w:trPr>
         <w:tc>
           <w:tcPr>
-            <w:tcW w:w="475" w:type="dxa"/>
+            <w:tcW w:w="470" w:type="dxa"/>
             <w:vAlign w:val="center"/>
           </w:tcPr>
           <w:p>
@@ -295,7 +519,7 @@
         </w:tc>
         <w:tc>
           <w:tcPr>
-            <w:tcW w:w="5940" w:type="dxa"/>
+            <w:tcW w:w="5807" w:type="dxa"/>
             <w:vAlign w:val="center"/>
           </w:tcPr>
           <w:p>
@@ -318,7 +542,7 @@
         </w:tc>
         <w:tc>
           <w:tcPr>
-            <w:tcW w:w="4615" w:type="dxa"/>
+            <w:tcW w:w="4513" w:type="dxa"/>
             <w:vAlign w:val="center"/>
           </w:tcPr>
           <w:p>
@@ -344,7 +568,7 @@
         </w:trPr>
         <w:tc>
           <w:tcPr>
-            <w:tcW w:w="475" w:type="dxa"/>
+            <w:tcW w:w="470" w:type="dxa"/>
             <w:vAlign w:val="center"/>
           </w:tcPr>
           <w:p>
@@ -377,7 +601,7 @@
         </w:tc>
         <w:tc>
           <w:tcPr>
-            <w:tcW w:w="5940" w:type="dxa"/>
+            <w:tcW w:w="5807" w:type="dxa"/>
             <w:vAlign w:val="center"/>
           </w:tcPr>
           <w:p>
@@ -400,7 +624,7 @@
         </w:tc>
         <w:tc>
           <w:tcPr>
-            <w:tcW w:w="4615" w:type="dxa"/>
+            <w:tcW w:w="4513" w:type="dxa"/>
             <w:vAlign w:val="center"/>
           </w:tcPr>
           <w:p>
@@ -426,7 +650,7 @@
         </w:trPr>
         <w:tc>
           <w:tcPr>
-            <w:tcW w:w="475" w:type="dxa"/>
+            <w:tcW w:w="470" w:type="dxa"/>
             <w:vAlign w:val="center"/>
           </w:tcPr>
           <w:p>
@@ -459,7 +683,7 @@
         </w:tc>
         <w:tc>
           <w:tcPr>
-            <w:tcW w:w="5940" w:type="dxa"/>
+            <w:tcW w:w="5807" w:type="dxa"/>
           </w:tcPr>
           <w:p>
             <w:pPr>
@@ -486,7 +710,7 @@
         </w:tc>
         <w:tc>
           <w:tcPr>
-            <w:tcW w:w="4615" w:type="dxa"/>
+            <w:tcW w:w="4513" w:type="dxa"/>
             <w:vAlign w:val="center"/>
           </w:tcPr>
           <w:p>
@@ -512,7 +736,7 @@
         </w:trPr>
         <w:tc>
           <w:tcPr>
-            <w:tcW w:w="475" w:type="dxa"/>
+            <w:tcW w:w="470" w:type="dxa"/>
             <w:vAlign w:val="center"/>
           </w:tcPr>
           <w:p>
@@ -549,7 +773,7 @@
         </w:tc>
         <w:tc>
           <w:tcPr>
-            <w:tcW w:w="5940" w:type="dxa"/>
+            <w:tcW w:w="5807" w:type="dxa"/>
             <w:vAlign w:val="center"/>
           </w:tcPr>
           <w:p>
@@ -577,7 +801,7 @@
         </w:tc>
         <w:tc>
           <w:tcPr>
-            <w:tcW w:w="4615" w:type="dxa"/>
+            <w:tcW w:w="4513" w:type="dxa"/>
             <w:vAlign w:val="center"/>
           </w:tcPr>
           <w:p>
@@ -603,7 +827,7 @@
         </w:trPr>
         <w:tc>
           <w:tcPr>
-            <w:tcW w:w="475" w:type="dxa"/>
+            <w:tcW w:w="470" w:type="dxa"/>
             <w:vAlign w:val="center"/>
           </w:tcPr>
           <w:p>
@@ -640,7 +864,7 @@
         </w:tc>
         <w:tc>
           <w:tcPr>
-            <w:tcW w:w="5940" w:type="dxa"/>
+            <w:tcW w:w="5807" w:type="dxa"/>
             <w:vAlign w:val="center"/>
           </w:tcPr>
           <w:p>
@@ -668,7 +892,7 @@
         </w:tc>
         <w:tc>
           <w:tcPr>
-            <w:tcW w:w="4615" w:type="dxa"/>
+            <w:tcW w:w="4513" w:type="dxa"/>
             <w:vAlign w:val="center"/>
           </w:tcPr>
           <w:p>
@@ -694,7 +918,7 @@
         </w:trPr>
         <w:tc>
           <w:tcPr>
-            <w:tcW w:w="475" w:type="dxa"/>
+            <w:tcW w:w="470" w:type="dxa"/>
             <w:vAlign w:val="center"/>
           </w:tcPr>
           <w:p>
@@ -727,7 +951,7 @@
         </w:tc>
         <w:tc>
           <w:tcPr>
-            <w:tcW w:w="5940" w:type="dxa"/>
+            <w:tcW w:w="5807" w:type="dxa"/>
             <w:vAlign w:val="center"/>
           </w:tcPr>
           <w:p>
@@ -751,7 +975,7 @@
         </w:tc>
         <w:tc>
           <w:tcPr>
-            <w:tcW w:w="4615" w:type="dxa"/>
+            <w:tcW w:w="4513" w:type="dxa"/>
             <w:vAlign w:val="center"/>
           </w:tcPr>
           <w:p>
@@ -777,7 +1001,7 @@
         </w:trPr>
         <w:tc>
           <w:tcPr>
-            <w:tcW w:w="475" w:type="dxa"/>
+            <w:tcW w:w="470" w:type="dxa"/>
             <w:vAlign w:val="center"/>
           </w:tcPr>
           <w:p>
@@ -810,7 +1034,7 @@
         </w:tc>
         <w:tc>
           <w:tcPr>
-            <w:tcW w:w="5940" w:type="dxa"/>
+            <w:tcW w:w="5807" w:type="dxa"/>
             <w:vAlign w:val="center"/>
           </w:tcPr>
           <w:p>
@@ -834,7 +1058,7 @@
         </w:tc>
         <w:tc>
           <w:tcPr>
-            <w:tcW w:w="4615" w:type="dxa"/>
+            <w:tcW w:w="4513" w:type="dxa"/>
             <w:vAlign w:val="center"/>
           </w:tcPr>
           <w:p>
@@ -861,7 +1085,7 @@
         </w:trPr>
         <w:tc>
           <w:tcPr>
-            <w:tcW w:w="475" w:type="dxa"/>
+            <w:tcW w:w="470" w:type="dxa"/>
             <w:vAlign w:val="center"/>
           </w:tcPr>
           <w:p>
@@ -886,7 +1110,7 @@
         </w:tc>
         <w:tc>
           <w:tcPr>
-            <w:tcW w:w="5940" w:type="dxa"/>
+            <w:tcW w:w="5807" w:type="dxa"/>
             <w:vAlign w:val="center"/>
           </w:tcPr>
           <w:p>
@@ -910,7 +1134,7 @@
         </w:tc>
         <w:tc>
           <w:tcPr>
-            <w:tcW w:w="4615" w:type="dxa"/>
+            <w:tcW w:w="4513" w:type="dxa"/>
             <w:vAlign w:val="center"/>
           </w:tcPr>
           <w:p>
@@ -937,7 +1161,7 @@
         </w:trPr>
         <w:tc>
           <w:tcPr>
-            <w:tcW w:w="475" w:type="dxa"/>
+            <w:tcW w:w="470" w:type="dxa"/>
             <w:vAlign w:val="center"/>
           </w:tcPr>
           <w:p>
@@ -970,7 +1194,7 @@
         </w:tc>
         <w:tc>
           <w:tcPr>
-            <w:tcW w:w="5940" w:type="dxa"/>
+            <w:tcW w:w="5807" w:type="dxa"/>
             <w:vAlign w:val="center"/>
           </w:tcPr>
           <w:p>
@@ -1010,7 +1234,7 @@
         </w:tc>
         <w:tc>
           <w:tcPr>
-            <w:tcW w:w="4615" w:type="dxa"/>
+            <w:tcW w:w="4513" w:type="dxa"/>
             <w:vAlign w:val="center"/>
           </w:tcPr>
           <w:p>
@@ -1037,7 +1261,7 @@
         </w:trPr>
         <w:tc>
           <w:tcPr>
-            <w:tcW w:w="475" w:type="dxa"/>
+            <w:tcW w:w="470" w:type="dxa"/>
             <w:vAlign w:val="center"/>
           </w:tcPr>
           <w:p>
@@ -1070,7 +1294,7 @@
         </w:tc>
         <w:tc>
           <w:tcPr>
-            <w:tcW w:w="5940" w:type="dxa"/>
+            <w:tcW w:w="5807" w:type="dxa"/>
             <w:vAlign w:val="center"/>
           </w:tcPr>
           <w:p>
@@ -1094,7 +1318,7 @@
         </w:tc>
         <w:tc>
           <w:tcPr>
-            <w:tcW w:w="4615" w:type="dxa"/>
+            <w:tcW w:w="4513" w:type="dxa"/>
             <w:vAlign w:val="center"/>
           </w:tcPr>
           <w:p>
@@ -1897,8 +2121,28 @@
                 <w:sz w:val="18"/>
                 <w:szCs w:val="18"/>
               </w:rPr>
-              <w:t xml:space="preserve">MCH-23d Forced Air System Airflow Rate Measurement – </w:t>
-            </w:r>
+              <w:t>MCH-23d Forced Air System Airflow Rate Measurement –</w:t>
+            </w:r>
+            <w:del w:id="0" w:author="Alhabibi, Haider@Energy" w:date="2022-07-07T09:00:00Z">
+              <w:r>
+                <w:rPr>
+                  <w:rFonts w:asciiTheme="minorHAnsi" w:hAnsiTheme="minorHAnsi"/>
+                  <w:b/>
+                  <w:sz w:val="18"/>
+                  <w:szCs w:val="18"/>
+                </w:rPr>
+                <w:delText xml:space="preserve"> </w:delText>
+              </w:r>
+              <w:r>
+                <w:rPr>
+                  <w:rFonts w:asciiTheme="minorHAnsi" w:hAnsiTheme="minorHAnsi"/>
+                  <w:b/>
+                  <w:sz w:val="18"/>
+                  <w:szCs w:val="18"/>
+                </w:rPr>
+                <w:delText xml:space="preserve">Heating Only </w:delText>
+              </w:r>
+            </w:del>
             <w:r>
               <w:rPr>
                 <w:rFonts w:asciiTheme="minorHAnsi" w:hAnsiTheme="minorHAnsi"/>
@@ -1906,8 +2150,19 @@
                 <w:sz w:val="18"/>
                 <w:szCs w:val="18"/>
               </w:rPr>
-              <w:t xml:space="preserve">Heating Only </w:t>
-            </w:r>
+              <w:t xml:space="preserve">Newly Installed </w:t>
+            </w:r>
+            <w:ins w:id="1" w:author="Alhabibi, Haider@Energy" w:date="2022-07-07T09:00:00Z">
+              <w:r>
+                <w:rPr>
+                  <w:rFonts w:asciiTheme="minorHAnsi" w:hAnsiTheme="minorHAnsi"/>
+                  <w:b/>
+                  <w:sz w:val="18"/>
+                  <w:szCs w:val="18"/>
+                </w:rPr>
+                <w:t xml:space="preserve">Heating Only </w:t>
+              </w:r>
+            </w:ins>
             <w:r>
               <w:rPr>
                 <w:rFonts w:asciiTheme="minorHAnsi" w:hAnsiTheme="minorHAnsi"/>
@@ -1915,7 +2170,7 @@
                 <w:sz w:val="18"/>
                 <w:szCs w:val="18"/>
               </w:rPr>
-              <w:t>Newly Installed Non-Zoned Systems or Zoned Multi-Speed Compressor Measurement Only – No Minimum Target Requirement</w:t>
+              <w:t>Non-Zoned Systems or Zoned Multi-Speed Compressor Measurement Only – No Minimum Target Requirement</w:t>
             </w:r>
           </w:p>
         </w:tc>
@@ -3466,23 +3721,23 @@
           <w:szCs w:val="18"/>
         </w:rPr>
       </w:pPr>
-    </w:p>
-    <w:p>
-      <w:pPr>
+      <w:r>
         <w:rPr>
           <w:rFonts w:asciiTheme="minorHAnsi" w:hAnsiTheme="minorHAnsi"/>
           <w:sz w:val="18"/>
           <w:szCs w:val="18"/>
         </w:rPr>
-      </w:pPr>
-      <w:r>
+        <w:br w:type="page"/>
+      </w:r>
+    </w:p>
+    <w:p>
+      <w:pPr>
         <w:rPr>
           <w:rFonts w:asciiTheme="minorHAnsi" w:hAnsiTheme="minorHAnsi"/>
           <w:sz w:val="18"/>
           <w:szCs w:val="18"/>
         </w:rPr>
-        <w:br w:type="page"/>
-      </w:r>
+      </w:pPr>
     </w:p>
     <w:tbl>
       <w:tblPr>
@@ -3500,7 +3755,7 @@
           <w:left w:w="86" w:type="dxa"/>
           <w:right w:w="86" w:type="dxa"/>
         </w:tblCellMar>
-        <w:tblLook w:val="0000" w:firstRow="0" w:lastRow="0" w:firstColumn="0" w:lastColumn="0" w:noHBand="0" w:noVBand="0"/>
+        <w:tblLook w:val="04A0" w:firstRow="1" w:lastRow="0" w:firstColumn="1" w:lastColumn="0" w:noHBand="0" w:noVBand="1"/>
       </w:tblPr>
       <w:tblGrid>
         <w:gridCol w:w="5344"/>
@@ -3516,7 +3771,14 @@
           <w:tcPr>
             <w:tcW w:w="10950" w:type="dxa"/>
             <w:gridSpan w:val="4"/>
+            <w:tcBorders>
+              <w:top w:val="single" w:sz="4" w:space="0" w:color="auto"/>
+              <w:left w:val="single" w:sz="4" w:space="0" w:color="auto"/>
+              <w:bottom w:val="single" w:sz="4" w:space="0" w:color="auto"/>
+              <w:right w:val="single" w:sz="4" w:space="0" w:color="auto"/>
+            </w:tcBorders>
             <w:vAlign w:val="center"/>
+            <w:hideMark/>
           </w:tcPr>
           <w:p>
             <w:pPr>
@@ -3544,20 +3806,18 @@
                 <w:tab w:val="left" w:pos="30672"/>
               </w:tabs>
               <w:suppressAutoHyphens/>
-              <w:rPr>
-                <w:rFonts w:asciiTheme="minorHAnsi" w:hAnsiTheme="minorHAnsi" w:cs="Arial"/>
+              <w:spacing w:line="276" w:lineRule="auto"/>
+              <w:rPr>
+                <w:rFonts w:asciiTheme="minorHAnsi" w:eastAsiaTheme="minorEastAsia" w:hAnsiTheme="minorHAnsi" w:cs="Arial"/>
                 <w:b/>
               </w:rPr>
             </w:pPr>
             <w:r>
               <w:rPr>
-                <w:rFonts w:asciiTheme="minorHAnsi" w:hAnsiTheme="minorHAnsi" w:cs="Arial"/>
+                <w:rFonts w:asciiTheme="minorHAnsi" w:eastAsiaTheme="minorEastAsia" w:hAnsiTheme="minorHAnsi" w:cs="Arial"/>
                 <w:b/>
                 <w:caps/>
-                <w:sz w:val="18"/>
-                <w:szCs w:val="18"/>
-              </w:rPr>
-              <w:lastRenderedPageBreak/>
+              </w:rPr>
               <w:t>Documentation Author's Declaration Statement</w:t>
             </w:r>
           </w:p>
@@ -3571,26 +3831,30 @@
           <w:tcPr>
             <w:tcW w:w="10950" w:type="dxa"/>
             <w:gridSpan w:val="4"/>
+            <w:tcBorders>
+              <w:top w:val="single" w:sz="4" w:space="0" w:color="auto"/>
+              <w:left w:val="single" w:sz="4" w:space="0" w:color="auto"/>
+              <w:bottom w:val="single" w:sz="4" w:space="0" w:color="auto"/>
+              <w:right w:val="single" w:sz="4" w:space="0" w:color="auto"/>
+            </w:tcBorders>
             <w:vAlign w:val="center"/>
+            <w:hideMark/>
           </w:tcPr>
           <w:p>
             <w:pPr>
               <w:numPr>
                 <w:ilvl w:val="0"/>
-                <w:numId w:val="29"/>
+                <w:numId w:val="41"/>
               </w:numPr>
+              <w:spacing w:after="200" w:line="276" w:lineRule="auto"/>
               <w:ind w:left="271" w:hanging="270"/>
               <w:rPr>
-                <w:rFonts w:asciiTheme="minorHAnsi" w:hAnsiTheme="minorHAnsi"/>
-                <w:sz w:val="18"/>
-                <w:szCs w:val="18"/>
-              </w:rPr>
-            </w:pPr>
-            <w:r>
-              <w:rPr>
-                <w:rFonts w:asciiTheme="minorHAnsi" w:hAnsiTheme="minorHAnsi"/>
-                <w:sz w:val="18"/>
-                <w:szCs w:val="18"/>
+                <w:rFonts w:asciiTheme="minorHAnsi" w:eastAsiaTheme="minorEastAsia" w:hAnsiTheme="minorHAnsi" w:cstheme="minorBidi"/>
+              </w:rPr>
+            </w:pPr>
+            <w:r>
+              <w:rPr>
+                <w:rFonts w:asciiTheme="minorHAnsi" w:eastAsiaTheme="minorEastAsia" w:hAnsiTheme="minorHAnsi" w:cstheme="minorBidi"/>
               </w:rPr>
               <w:t>I certify that this Certificate of Verification documentation is accurate and complete.</w:t>
             </w:r>
@@ -3604,20 +3868,24 @@
         <w:tc>
           <w:tcPr>
             <w:tcW w:w="5434" w:type="dxa"/>
+            <w:tcBorders>
+              <w:top w:val="single" w:sz="4" w:space="0" w:color="auto"/>
+              <w:left w:val="single" w:sz="4" w:space="0" w:color="auto"/>
+              <w:bottom w:val="single" w:sz="4" w:space="0" w:color="auto"/>
+              <w:right w:val="single" w:sz="4" w:space="0" w:color="auto"/>
+            </w:tcBorders>
+            <w:hideMark/>
           </w:tcPr>
           <w:p>
             <w:pPr>
-              <w:rPr>
-                <w:rFonts w:asciiTheme="minorHAnsi" w:hAnsiTheme="minorHAnsi"/>
-                <w:sz w:val="14"/>
-                <w:szCs w:val="14"/>
-              </w:rPr>
-            </w:pPr>
-            <w:r>
-              <w:rPr>
-                <w:rFonts w:asciiTheme="minorHAnsi" w:hAnsiTheme="minorHAnsi"/>
-                <w:sz w:val="14"/>
-                <w:szCs w:val="14"/>
+              <w:spacing w:line="276" w:lineRule="auto"/>
+              <w:rPr>
+                <w:rFonts w:asciiTheme="minorHAnsi" w:eastAsiaTheme="minorEastAsia" w:hAnsiTheme="minorHAnsi" w:cstheme="minorBidi"/>
+              </w:rPr>
+            </w:pPr>
+            <w:r>
+              <w:rPr>
+                <w:rFonts w:asciiTheme="minorHAnsi" w:eastAsiaTheme="minorEastAsia" w:hAnsiTheme="minorHAnsi" w:cstheme="minorBidi"/>
               </w:rPr>
               <w:t>Documentation Author Name:</w:t>
             </w:r>
@@ -3627,20 +3895,24 @@
           <w:tcPr>
             <w:tcW w:w="5516" w:type="dxa"/>
             <w:gridSpan w:val="3"/>
+            <w:tcBorders>
+              <w:top w:val="single" w:sz="4" w:space="0" w:color="auto"/>
+              <w:left w:val="single" w:sz="4" w:space="0" w:color="auto"/>
+              <w:bottom w:val="single" w:sz="4" w:space="0" w:color="auto"/>
+              <w:right w:val="single" w:sz="4" w:space="0" w:color="auto"/>
+            </w:tcBorders>
+            <w:hideMark/>
           </w:tcPr>
           <w:p>
             <w:pPr>
-              <w:rPr>
-                <w:rFonts w:asciiTheme="minorHAnsi" w:hAnsiTheme="minorHAnsi"/>
-                <w:sz w:val="14"/>
-                <w:szCs w:val="14"/>
-              </w:rPr>
-            </w:pPr>
-            <w:r>
-              <w:rPr>
-                <w:rFonts w:asciiTheme="minorHAnsi" w:hAnsiTheme="minorHAnsi"/>
-                <w:sz w:val="14"/>
-                <w:szCs w:val="14"/>
+              <w:spacing w:line="276" w:lineRule="auto"/>
+              <w:rPr>
+                <w:rFonts w:asciiTheme="minorHAnsi" w:eastAsiaTheme="minorEastAsia" w:hAnsiTheme="minorHAnsi" w:cstheme="minorBidi"/>
+              </w:rPr>
+            </w:pPr>
+            <w:r>
+              <w:rPr>
+                <w:rFonts w:asciiTheme="minorHAnsi" w:eastAsiaTheme="minorEastAsia" w:hAnsiTheme="minorHAnsi" w:cstheme="minorBidi"/>
               </w:rPr>
               <w:t>Documentation Author Signature:</w:t>
             </w:r>
@@ -3654,20 +3926,24 @@
         <w:tc>
           <w:tcPr>
             <w:tcW w:w="5434" w:type="dxa"/>
+            <w:tcBorders>
+              <w:top w:val="single" w:sz="4" w:space="0" w:color="auto"/>
+              <w:left w:val="single" w:sz="4" w:space="0" w:color="auto"/>
+              <w:bottom w:val="single" w:sz="4" w:space="0" w:color="auto"/>
+              <w:right w:val="single" w:sz="4" w:space="0" w:color="auto"/>
+            </w:tcBorders>
+            <w:hideMark/>
           </w:tcPr>
           <w:p>
             <w:pPr>
-              <w:rPr>
-                <w:rFonts w:asciiTheme="minorHAnsi" w:hAnsiTheme="minorHAnsi"/>
-                <w:sz w:val="14"/>
-                <w:szCs w:val="14"/>
-              </w:rPr>
-            </w:pPr>
-            <w:r>
-              <w:rPr>
-                <w:rFonts w:asciiTheme="minorHAnsi" w:hAnsiTheme="minorHAnsi"/>
-                <w:sz w:val="14"/>
-                <w:szCs w:val="14"/>
+              <w:spacing w:line="276" w:lineRule="auto"/>
+              <w:rPr>
+                <w:rFonts w:asciiTheme="minorHAnsi" w:eastAsiaTheme="minorEastAsia" w:hAnsiTheme="minorHAnsi" w:cstheme="minorBidi"/>
+              </w:rPr>
+            </w:pPr>
+            <w:r>
+              <w:rPr>
+                <w:rFonts w:asciiTheme="minorHAnsi" w:eastAsiaTheme="minorEastAsia" w:hAnsiTheme="minorHAnsi" w:cstheme="minorBidi"/>
               </w:rPr>
               <w:t>Company:</w:t>
             </w:r>
@@ -3677,20 +3953,24 @@
           <w:tcPr>
             <w:tcW w:w="5516" w:type="dxa"/>
             <w:gridSpan w:val="3"/>
+            <w:tcBorders>
+              <w:top w:val="single" w:sz="4" w:space="0" w:color="auto"/>
+              <w:left w:val="single" w:sz="4" w:space="0" w:color="auto"/>
+              <w:bottom w:val="single" w:sz="4" w:space="0" w:color="auto"/>
+              <w:right w:val="single" w:sz="4" w:space="0" w:color="auto"/>
+            </w:tcBorders>
+            <w:hideMark/>
           </w:tcPr>
           <w:p>
             <w:pPr>
-              <w:rPr>
-                <w:rFonts w:asciiTheme="minorHAnsi" w:hAnsiTheme="minorHAnsi"/>
-                <w:sz w:val="14"/>
-                <w:szCs w:val="14"/>
-              </w:rPr>
-            </w:pPr>
-            <w:r>
-              <w:rPr>
-                <w:rFonts w:asciiTheme="minorHAnsi" w:hAnsiTheme="minorHAnsi"/>
-                <w:sz w:val="14"/>
-                <w:szCs w:val="14"/>
+              <w:spacing w:line="276" w:lineRule="auto"/>
+              <w:rPr>
+                <w:rFonts w:asciiTheme="minorHAnsi" w:eastAsiaTheme="minorEastAsia" w:hAnsiTheme="minorHAnsi" w:cstheme="minorBidi"/>
+              </w:rPr>
+            </w:pPr>
+            <w:r>
+              <w:rPr>
+                <w:rFonts w:asciiTheme="minorHAnsi" w:eastAsiaTheme="minorEastAsia" w:hAnsiTheme="minorHAnsi" w:cstheme="minorBidi"/>
               </w:rPr>
               <w:t>Date Signed:</w:t>
             </w:r>
@@ -3704,20 +3984,24 @@
         <w:tc>
           <w:tcPr>
             <w:tcW w:w="5434" w:type="dxa"/>
+            <w:tcBorders>
+              <w:top w:val="single" w:sz="4" w:space="0" w:color="auto"/>
+              <w:left w:val="single" w:sz="4" w:space="0" w:color="auto"/>
+              <w:bottom w:val="single" w:sz="4" w:space="0" w:color="auto"/>
+              <w:right w:val="single" w:sz="4" w:space="0" w:color="auto"/>
+            </w:tcBorders>
+            <w:hideMark/>
           </w:tcPr>
           <w:p>
             <w:pPr>
-              <w:rPr>
-                <w:rFonts w:asciiTheme="minorHAnsi" w:hAnsiTheme="minorHAnsi"/>
-                <w:sz w:val="14"/>
-                <w:szCs w:val="14"/>
-              </w:rPr>
-            </w:pPr>
-            <w:r>
-              <w:rPr>
-                <w:rFonts w:asciiTheme="minorHAnsi" w:hAnsiTheme="minorHAnsi"/>
-                <w:sz w:val="14"/>
-                <w:szCs w:val="14"/>
+              <w:spacing w:line="276" w:lineRule="auto"/>
+              <w:rPr>
+                <w:rFonts w:asciiTheme="minorHAnsi" w:eastAsiaTheme="minorEastAsia" w:hAnsiTheme="minorHAnsi" w:cstheme="minorBidi"/>
+              </w:rPr>
+            </w:pPr>
+            <w:r>
+              <w:rPr>
+                <w:rFonts w:asciiTheme="minorHAnsi" w:eastAsiaTheme="minorEastAsia" w:hAnsiTheme="minorHAnsi" w:cstheme="minorBidi"/>
               </w:rPr>
               <w:t>Address:</w:t>
             </w:r>
@@ -3727,20 +4011,24 @@
           <w:tcPr>
             <w:tcW w:w="5516" w:type="dxa"/>
             <w:gridSpan w:val="3"/>
+            <w:tcBorders>
+              <w:top w:val="single" w:sz="4" w:space="0" w:color="auto"/>
+              <w:left w:val="single" w:sz="4" w:space="0" w:color="auto"/>
+              <w:bottom w:val="single" w:sz="4" w:space="0" w:color="auto"/>
+              <w:right w:val="single" w:sz="4" w:space="0" w:color="auto"/>
+            </w:tcBorders>
+            <w:hideMark/>
           </w:tcPr>
           <w:p>
             <w:pPr>
-              <w:rPr>
-                <w:rFonts w:asciiTheme="minorHAnsi" w:hAnsiTheme="minorHAnsi"/>
-                <w:sz w:val="14"/>
-                <w:szCs w:val="14"/>
-              </w:rPr>
-            </w:pPr>
-            <w:r>
-              <w:rPr>
-                <w:rFonts w:asciiTheme="minorHAnsi" w:hAnsiTheme="minorHAnsi"/>
-                <w:sz w:val="14"/>
-                <w:szCs w:val="14"/>
+              <w:spacing w:line="276" w:lineRule="auto"/>
+              <w:rPr>
+                <w:rFonts w:asciiTheme="minorHAnsi" w:eastAsiaTheme="minorEastAsia" w:hAnsiTheme="minorHAnsi" w:cstheme="minorBidi"/>
+              </w:rPr>
+            </w:pPr>
+            <w:r>
+              <w:rPr>
+                <w:rFonts w:asciiTheme="minorHAnsi" w:eastAsiaTheme="minorEastAsia" w:hAnsiTheme="minorHAnsi" w:cstheme="minorBidi"/>
               </w:rPr>
               <w:t>CEA/HERS Certification Information (if applicable):</w:t>
             </w:r>
@@ -3754,20 +4042,24 @@
         <w:tc>
           <w:tcPr>
             <w:tcW w:w="5434" w:type="dxa"/>
+            <w:tcBorders>
+              <w:top w:val="single" w:sz="4" w:space="0" w:color="auto"/>
+              <w:left w:val="single" w:sz="4" w:space="0" w:color="auto"/>
+              <w:bottom w:val="single" w:sz="4" w:space="0" w:color="auto"/>
+              <w:right w:val="single" w:sz="4" w:space="0" w:color="auto"/>
+            </w:tcBorders>
+            <w:hideMark/>
           </w:tcPr>
           <w:p>
             <w:pPr>
-              <w:rPr>
-                <w:rFonts w:asciiTheme="minorHAnsi" w:hAnsiTheme="minorHAnsi"/>
-                <w:sz w:val="14"/>
-                <w:szCs w:val="14"/>
-              </w:rPr>
-            </w:pPr>
-            <w:r>
-              <w:rPr>
-                <w:rFonts w:asciiTheme="minorHAnsi" w:hAnsiTheme="minorHAnsi"/>
-                <w:sz w:val="14"/>
-                <w:szCs w:val="14"/>
+              <w:spacing w:line="276" w:lineRule="auto"/>
+              <w:rPr>
+                <w:rFonts w:asciiTheme="minorHAnsi" w:eastAsiaTheme="minorEastAsia" w:hAnsiTheme="minorHAnsi" w:cstheme="minorBidi"/>
+              </w:rPr>
+            </w:pPr>
+            <w:r>
+              <w:rPr>
+                <w:rFonts w:asciiTheme="minorHAnsi" w:eastAsiaTheme="minorEastAsia" w:hAnsiTheme="minorHAnsi" w:cstheme="minorBidi"/>
               </w:rPr>
               <w:t>City/State/Zip:</w:t>
             </w:r>
@@ -3777,20 +4069,24 @@
           <w:tcPr>
             <w:tcW w:w="5516" w:type="dxa"/>
             <w:gridSpan w:val="3"/>
+            <w:tcBorders>
+              <w:top w:val="single" w:sz="4" w:space="0" w:color="auto"/>
+              <w:left w:val="single" w:sz="4" w:space="0" w:color="auto"/>
+              <w:bottom w:val="single" w:sz="4" w:space="0" w:color="auto"/>
+              <w:right w:val="single" w:sz="4" w:space="0" w:color="auto"/>
+            </w:tcBorders>
+            <w:hideMark/>
           </w:tcPr>
           <w:p>
             <w:pPr>
-              <w:rPr>
-                <w:rFonts w:asciiTheme="minorHAnsi" w:hAnsiTheme="minorHAnsi"/>
-                <w:sz w:val="14"/>
-                <w:szCs w:val="14"/>
-              </w:rPr>
-            </w:pPr>
-            <w:r>
-              <w:rPr>
-                <w:rFonts w:asciiTheme="minorHAnsi" w:hAnsiTheme="minorHAnsi"/>
-                <w:sz w:val="14"/>
-                <w:szCs w:val="14"/>
+              <w:spacing w:line="276" w:lineRule="auto"/>
+              <w:rPr>
+                <w:rFonts w:asciiTheme="minorHAnsi" w:eastAsiaTheme="minorEastAsia" w:hAnsiTheme="minorHAnsi" w:cstheme="minorBidi"/>
+              </w:rPr>
+            </w:pPr>
+            <w:r>
+              <w:rPr>
+                <w:rFonts w:asciiTheme="minorHAnsi" w:eastAsiaTheme="minorEastAsia" w:hAnsiTheme="minorHAnsi" w:cstheme="minorBidi"/>
               </w:rPr>
               <w:t>Phone:</w:t>
             </w:r>
@@ -3798,12 +4094,6 @@
         </w:tc>
       </w:tr>
       <w:tr>
-        <w:tblPrEx>
-          <w:tblCellMar>
-            <w:left w:w="115" w:type="dxa"/>
-            <w:right w:w="115" w:type="dxa"/>
-          </w:tblCellMar>
-        </w:tblPrEx>
         <w:trPr>
           <w:trHeight w:val="296"/>
         </w:trPr>
@@ -3811,7 +4101,20 @@
           <w:tcPr>
             <w:tcW w:w="10950" w:type="dxa"/>
             <w:gridSpan w:val="4"/>
+            <w:tcBorders>
+              <w:top w:val="single" w:sz="4" w:space="0" w:color="auto"/>
+              <w:left w:val="single" w:sz="4" w:space="0" w:color="auto"/>
+              <w:bottom w:val="single" w:sz="4" w:space="0" w:color="auto"/>
+              <w:right w:val="single" w:sz="4" w:space="0" w:color="auto"/>
+            </w:tcBorders>
+            <w:tcMar>
+              <w:top w:w="0" w:type="dxa"/>
+              <w:left w:w="115" w:type="dxa"/>
+              <w:bottom w:w="0" w:type="dxa"/>
+              <w:right w:w="115" w:type="dxa"/>
+            </w:tcMar>
             <w:vAlign w:val="center"/>
+            <w:hideMark/>
           </w:tcPr>
           <w:p>
             <w:pPr>
@@ -3839,19 +4142,16 @@
                 <w:tab w:val="left" w:pos="30672"/>
               </w:tabs>
               <w:suppressAutoHyphens/>
-              <w:rPr>
-                <w:rFonts w:asciiTheme="minorHAnsi" w:hAnsiTheme="minorHAnsi"/>
-                <w:sz w:val="18"/>
-                <w:szCs w:val="18"/>
-              </w:rPr>
-            </w:pPr>
-            <w:r>
-              <w:rPr>
-                <w:rFonts w:asciiTheme="minorHAnsi" w:hAnsiTheme="minorHAnsi" w:cs="Arial"/>
+              <w:spacing w:line="276" w:lineRule="auto"/>
+              <w:rPr>
+                <w:rFonts w:asciiTheme="minorHAnsi" w:eastAsiaTheme="minorEastAsia" w:hAnsiTheme="minorHAnsi" w:cstheme="minorBidi"/>
+              </w:rPr>
+            </w:pPr>
+            <w:r>
+              <w:rPr>
+                <w:rFonts w:asciiTheme="minorHAnsi" w:eastAsiaTheme="minorEastAsia" w:hAnsiTheme="minorHAnsi" w:cs="Arial"/>
                 <w:b/>
                 <w:caps/>
-                <w:sz w:val="18"/>
-                <w:szCs w:val="18"/>
               </w:rPr>
               <w:t xml:space="preserve">Responsible Person's Declaration statement </w:t>
             </w:r>
@@ -3859,12 +4159,6 @@
         </w:tc>
       </w:tr>
       <w:tr>
-        <w:tblPrEx>
-          <w:tblCellMar>
-            <w:left w:w="115" w:type="dxa"/>
-            <w:right w:w="115" w:type="dxa"/>
-          </w:tblCellMar>
-        </w:tblPrEx>
         <w:trPr>
           <w:trHeight w:val="504"/>
         </w:trPr>
@@ -3872,189 +4166,189 @@
           <w:tcPr>
             <w:tcW w:w="10950" w:type="dxa"/>
             <w:gridSpan w:val="4"/>
-            <w:shd w:val="clear" w:color="auto" w:fill="auto"/>
+            <w:tcBorders>
+              <w:top w:val="single" w:sz="4" w:space="0" w:color="auto"/>
+              <w:left w:val="single" w:sz="4" w:space="0" w:color="auto"/>
+              <w:bottom w:val="single" w:sz="4" w:space="0" w:color="auto"/>
+              <w:right w:val="single" w:sz="4" w:space="0" w:color="auto"/>
+            </w:tcBorders>
+            <w:tcMar>
+              <w:top w:w="0" w:type="dxa"/>
+              <w:left w:w="115" w:type="dxa"/>
+              <w:bottom w:w="0" w:type="dxa"/>
+              <w:right w:w="115" w:type="dxa"/>
+            </w:tcMar>
+            <w:hideMark/>
           </w:tcPr>
           <w:p>
             <w:pPr>
-              <w:keepNext/>
-              <w:widowControl w:val="0"/>
-              <w:ind w:right="90"/>
-              <w:rPr>
-                <w:rFonts w:asciiTheme="minorHAnsi" w:hAnsiTheme="minorHAnsi"/>
-                <w:snapToGrid w:val="0"/>
-                <w:sz w:val="18"/>
-                <w:szCs w:val="18"/>
-              </w:rPr>
-            </w:pPr>
-            <w:r>
-              <w:rPr>
-                <w:rFonts w:asciiTheme="minorHAnsi" w:hAnsiTheme="minorHAnsi"/>
-                <w:snapToGrid w:val="0"/>
-                <w:sz w:val="18"/>
-                <w:szCs w:val="18"/>
+              <w:spacing w:line="276" w:lineRule="auto"/>
+              <w:rPr>
+                <w:rFonts w:asciiTheme="minorHAnsi" w:eastAsiaTheme="minorEastAsia" w:hAnsiTheme="minorHAnsi" w:cstheme="minorBidi"/>
+              </w:rPr>
+            </w:pPr>
+            <w:r>
+              <w:rPr>
+                <w:rFonts w:asciiTheme="minorHAnsi" w:eastAsiaTheme="minorEastAsia" w:hAnsiTheme="minorHAnsi" w:cstheme="minorBidi"/>
               </w:rPr>
               <w:t xml:space="preserve">I certify the following under penalty of perjury, under the laws of the State of California: </w:t>
             </w:r>
           </w:p>
           <w:p>
             <w:pPr>
-              <w:keepNext/>
-              <w:widowControl w:val="0"/>
               <w:numPr>
                 <w:ilvl w:val="0"/>
-                <w:numId w:val="40"/>
+                <w:numId w:val="42"/>
               </w:numPr>
-              <w:ind w:right="90"/>
-              <w:rPr>
-                <w:rFonts w:asciiTheme="minorHAnsi" w:hAnsiTheme="minorHAnsi"/>
-                <w:snapToGrid w:val="0"/>
-                <w:sz w:val="18"/>
-                <w:szCs w:val="18"/>
-              </w:rPr>
-            </w:pPr>
-            <w:r>
-              <w:rPr>
-                <w:rFonts w:asciiTheme="minorHAnsi" w:hAnsiTheme="minorHAnsi"/>
-                <w:snapToGrid w:val="0"/>
-                <w:sz w:val="18"/>
-                <w:szCs w:val="18"/>
+              <w:spacing w:after="200" w:line="276" w:lineRule="auto"/>
+              <w:ind w:left="697" w:hanging="270"/>
+              <w:contextualSpacing/>
+              <w:rPr>
+                <w:rFonts w:ascii="Calibri" w:eastAsiaTheme="minorEastAsia" w:hAnsi="Calibri" w:cstheme="minorBidi"/>
+              </w:rPr>
+            </w:pPr>
+            <w:bookmarkStart w:id="2" w:name="_Hlk104562088"/>
+            <w:r>
+              <w:rPr>
+                <w:rFonts w:ascii="Calibri" w:eastAsiaTheme="minorEastAsia" w:hAnsi="Calibri" w:cstheme="minorBidi"/>
               </w:rPr>
               <w:t>The information provided on this Certificate of Verification is true and correct.</w:t>
             </w:r>
           </w:p>
           <w:p>
             <w:pPr>
-              <w:keepNext/>
-              <w:widowControl w:val="0"/>
               <w:numPr>
                 <w:ilvl w:val="0"/>
-                <w:numId w:val="40"/>
+                <w:numId w:val="42"/>
               </w:numPr>
-              <w:ind w:right="90"/>
-              <w:rPr>
-                <w:rFonts w:asciiTheme="minorHAnsi" w:hAnsiTheme="minorHAnsi"/>
-                <w:snapToGrid w:val="0"/>
-                <w:sz w:val="18"/>
-                <w:szCs w:val="18"/>
-              </w:rPr>
-            </w:pPr>
-            <w:r>
-              <w:rPr>
-                <w:rFonts w:asciiTheme="minorHAnsi" w:hAnsiTheme="minorHAnsi"/>
-                <w:snapToGrid w:val="0"/>
-                <w:sz w:val="18"/>
-                <w:szCs w:val="18"/>
+              <w:spacing w:after="200" w:line="276" w:lineRule="auto"/>
+              <w:ind w:left="697" w:hanging="270"/>
+              <w:contextualSpacing/>
+              <w:rPr>
+                <w:rFonts w:ascii="Calibri" w:eastAsiaTheme="minorEastAsia" w:hAnsi="Calibri" w:cstheme="minorBidi"/>
+              </w:rPr>
+            </w:pPr>
+            <w:r>
+              <w:rPr>
+                <w:rFonts w:ascii="Calibri" w:eastAsiaTheme="minorEastAsia" w:hAnsi="Calibri" w:cstheme="minorBidi"/>
               </w:rPr>
               <w:t>I am the certified HERS Rater who performed the verification identified and reported on this Certificate of Verification (responsible rater).</w:t>
             </w:r>
           </w:p>
           <w:p>
             <w:pPr>
-              <w:keepNext/>
-              <w:widowControl w:val="0"/>
               <w:numPr>
                 <w:ilvl w:val="0"/>
-                <w:numId w:val="40"/>
+                <w:numId w:val="42"/>
               </w:numPr>
-              <w:ind w:right="90"/>
-              <w:rPr>
-                <w:rFonts w:asciiTheme="minorHAnsi" w:hAnsiTheme="minorHAnsi"/>
-                <w:snapToGrid w:val="0"/>
-                <w:sz w:val="18"/>
-                <w:szCs w:val="18"/>
-              </w:rPr>
-            </w:pPr>
-            <w:r>
-              <w:rPr>
-                <w:rFonts w:asciiTheme="minorHAnsi" w:hAnsiTheme="minorHAnsi"/>
-                <w:snapToGrid w:val="0"/>
-                <w:sz w:val="18"/>
-                <w:szCs w:val="18"/>
+              <w:spacing w:after="200" w:line="276" w:lineRule="auto"/>
+              <w:ind w:left="697" w:hanging="270"/>
+              <w:contextualSpacing/>
+              <w:rPr>
+                <w:rFonts w:ascii="Calibri" w:eastAsiaTheme="minorEastAsia" w:hAnsi="Calibri" w:cstheme="minorBidi"/>
+              </w:rPr>
+            </w:pPr>
+            <w:r>
+              <w:rPr>
+                <w:rFonts w:ascii="Calibri" w:eastAsiaTheme="minorEastAsia" w:hAnsi="Calibri" w:cstheme="minorBidi"/>
               </w:rPr>
               <w:t>The installed features, materials, components, manufactured devices, or system performance diagnostic results that require HERS verification identified on this Certificate of Verification comply with the applicable requirements in Reference Appendices RA2, RA3, and the requirements specified on the Certificate of Compliance for the building approved by the enforcement agency.</w:t>
             </w:r>
           </w:p>
           <w:p>
             <w:pPr>
-              <w:keepNext/>
-              <w:widowControl w:val="0"/>
               <w:numPr>
                 <w:ilvl w:val="0"/>
-                <w:numId w:val="40"/>
+                <w:numId w:val="42"/>
               </w:numPr>
-              <w:ind w:right="90"/>
-              <w:rPr>
-                <w:rFonts w:asciiTheme="minorHAnsi" w:hAnsiTheme="minorHAnsi"/>
-                <w:snapToGrid w:val="0"/>
-                <w:sz w:val="18"/>
-                <w:szCs w:val="18"/>
-              </w:rPr>
-            </w:pPr>
-            <w:r>
-              <w:rPr>
-                <w:rFonts w:asciiTheme="minorHAnsi" w:hAnsiTheme="minorHAnsi"/>
-                <w:snapToGrid w:val="0"/>
-                <w:sz w:val="18"/>
-                <w:szCs w:val="18"/>
+              <w:spacing w:after="200" w:line="276" w:lineRule="auto"/>
+              <w:ind w:left="697" w:hanging="270"/>
+              <w:contextualSpacing/>
+              <w:rPr>
+                <w:rFonts w:ascii="Calibri" w:eastAsiaTheme="minorEastAsia" w:hAnsi="Calibri" w:cstheme="minorBidi"/>
+              </w:rPr>
+            </w:pPr>
+            <w:r>
+              <w:rPr>
+                <w:rFonts w:ascii="Calibri" w:eastAsiaTheme="minorEastAsia" w:hAnsi="Calibri" w:cstheme="minorBidi"/>
               </w:rPr>
               <w:t xml:space="preserve"> The information reported on applicable sections of the Certificate(s) of Installation (CF2R) signed and submitted by the person(s) responsible for the construction or installation conforms to the requirements specified on the Certificate(s) of Compliance (CF1R) approved by the enforcement agency.</w:t>
             </w:r>
           </w:p>
           <w:p>
             <w:pPr>
-              <w:keepNext/>
-              <w:widowControl w:val="0"/>
               <w:numPr>
                 <w:ilvl w:val="0"/>
-                <w:numId w:val="40"/>
+                <w:numId w:val="42"/>
               </w:numPr>
-              <w:ind w:right="90"/>
-              <w:rPr>
-                <w:rFonts w:asciiTheme="minorHAnsi" w:hAnsiTheme="minorHAnsi"/>
-                <w:snapToGrid w:val="0"/>
-                <w:sz w:val="18"/>
-                <w:szCs w:val="18"/>
-              </w:rPr>
-            </w:pPr>
-            <w:r>
-              <w:rPr>
-                <w:rFonts w:asciiTheme="minorHAnsi" w:hAnsiTheme="minorHAnsi"/>
-                <w:snapToGrid w:val="0"/>
-                <w:sz w:val="18"/>
-                <w:szCs w:val="18"/>
-              </w:rPr>
-              <w:t xml:space="preserve">I will ensure that a registered copy of this Certificate of Verification shall be </w:t>
+              <w:spacing w:after="200" w:line="276" w:lineRule="auto"/>
+              <w:ind w:left="697" w:hanging="270"/>
+              <w:contextualSpacing/>
+              <w:rPr>
+                <w:rFonts w:ascii="Calibri" w:eastAsiaTheme="minorEastAsia" w:hAnsi="Calibri" w:cstheme="minorBidi"/>
+              </w:rPr>
+            </w:pPr>
+            <w:r>
+              <w:rPr>
+                <w:rFonts w:ascii="Calibri" w:eastAsiaTheme="minorEastAsia" w:hAnsi="Calibri" w:cstheme="minorBidi"/>
+              </w:rPr>
+              <w:t xml:space="preserve">I </w:t>
+            </w:r>
+            <w:bookmarkStart w:id="3" w:name="_Hlk104572720"/>
+            <w:r>
+              <w:rPr>
+                <w:rFonts w:ascii="Calibri" w:eastAsiaTheme="minorEastAsia" w:hAnsi="Calibri" w:cstheme="minorBidi"/>
+              </w:rPr>
+              <w:t>understand</w:t>
+            </w:r>
+            <w:bookmarkEnd w:id="3"/>
+            <w:r>
+              <w:rPr>
+                <w:rFonts w:ascii="Calibri" w:eastAsiaTheme="minorEastAsia" w:hAnsi="Calibri" w:cstheme="minorBidi"/>
+              </w:rPr>
+              <w:t xml:space="preserve"> that a registered copy of this Certificate of Verification shall be </w:t>
             </w:r>
             <w:proofErr w:type="gramStart"/>
             <w:r>
               <w:rPr>
-                <w:rFonts w:asciiTheme="minorHAnsi" w:hAnsiTheme="minorHAnsi"/>
-                <w:snapToGrid w:val="0"/>
-                <w:sz w:val="18"/>
-                <w:szCs w:val="18"/>
+                <w:rFonts w:ascii="Calibri" w:eastAsiaTheme="minorEastAsia" w:hAnsi="Calibri" w:cstheme="minorBidi"/>
               </w:rPr>
               <w:t>posted, or</w:t>
             </w:r>
             <w:proofErr w:type="gramEnd"/>
             <w:r>
               <w:rPr>
-                <w:rFonts w:asciiTheme="minorHAnsi" w:hAnsiTheme="minorHAnsi"/>
-                <w:snapToGrid w:val="0"/>
-                <w:sz w:val="18"/>
-                <w:szCs w:val="18"/>
-              </w:rPr>
-              <w:t xml:space="preserve"> made available with the building permit(s) issued for the building, and made available to the enforcement agency for all applicable inspections. I understand that a registered copy of this Certificate of Verification is required to be included with the documentation the builder provides to the building owner at occupancy.  </w:t>
-            </w:r>
+                <w:rFonts w:ascii="Calibri" w:eastAsiaTheme="minorEastAsia" w:hAnsi="Calibri" w:cstheme="minorBidi"/>
+              </w:rPr>
+              <w:t xml:space="preserve"> made available with the building permit(s) issued for the building, and made available to the enforcement agency for all applicable inspections, and I will take the necessary steps to ensure this requirement is accomplished. </w:t>
+            </w:r>
+          </w:p>
+          <w:p>
+            <w:pPr>
+              <w:numPr>
+                <w:ilvl w:val="0"/>
+                <w:numId w:val="42"/>
+              </w:numPr>
+              <w:spacing w:after="200" w:line="276" w:lineRule="auto"/>
+              <w:ind w:left="697" w:hanging="270"/>
+              <w:contextualSpacing/>
+              <w:rPr>
+                <w:rFonts w:asciiTheme="minorHAnsi" w:eastAsiaTheme="minorEastAsia" w:hAnsiTheme="minorHAnsi" w:cstheme="minorBidi"/>
+              </w:rPr>
+            </w:pPr>
+            <w:bookmarkStart w:id="4" w:name="_Hlk104572805"/>
+            <w:r>
+              <w:rPr>
+                <w:rFonts w:ascii="Calibri" w:eastAsiaTheme="minorEastAsia" w:hAnsi="Calibri" w:cstheme="minorBidi"/>
+              </w:rPr>
+              <w:t>I understand that a registered copy of this Certificate of Verification is required to be included with the documentation the builder provides to the building owner at occupancy, and I will take the necessary steps to ensure this requirement is accomplished.</w:t>
+            </w:r>
+            <w:bookmarkEnd w:id="2"/>
+            <w:bookmarkEnd w:id="4"/>
           </w:p>
         </w:tc>
       </w:tr>
       <w:tr>
-        <w:tblPrEx>
-          <w:tblCellMar>
-            <w:left w:w="115" w:type="dxa"/>
-            <w:right w:w="115" w:type="dxa"/>
-          </w:tblCellMar>
-        </w:tblPrEx>
         <w:trPr>
           <w:trHeight w:val="278"/>
         </w:trPr>
@@ -4062,7 +4356,20 @@
           <w:tcPr>
             <w:tcW w:w="10950" w:type="dxa"/>
             <w:gridSpan w:val="4"/>
+            <w:tcBorders>
+              <w:top w:val="single" w:sz="4" w:space="0" w:color="auto"/>
+              <w:left w:val="single" w:sz="4" w:space="0" w:color="auto"/>
+              <w:bottom w:val="single" w:sz="4" w:space="0" w:color="auto"/>
+              <w:right w:val="single" w:sz="4" w:space="0" w:color="auto"/>
+            </w:tcBorders>
+            <w:tcMar>
+              <w:top w:w="0" w:type="dxa"/>
+              <w:left w:w="115" w:type="dxa"/>
+              <w:bottom w:w="0" w:type="dxa"/>
+              <w:right w:w="115" w:type="dxa"/>
+            </w:tcMar>
             <w:vAlign w:val="center"/>
+            <w:hideMark/>
           </w:tcPr>
           <w:p>
             <w:pPr>
@@ -4090,21 +4397,18 @@
                 <w:tab w:val="left" w:pos="30672"/>
               </w:tabs>
               <w:suppressAutoHyphens/>
-              <w:rPr>
-                <w:rFonts w:asciiTheme="minorHAnsi" w:hAnsiTheme="minorHAnsi" w:cs="Arial"/>
+              <w:spacing w:line="276" w:lineRule="auto"/>
+              <w:rPr>
+                <w:rFonts w:asciiTheme="minorHAnsi" w:eastAsiaTheme="minorEastAsia" w:hAnsiTheme="minorHAnsi" w:cs="Arial"/>
                 <w:b/>
                 <w:caps/>
-                <w:sz w:val="18"/>
-                <w:szCs w:val="18"/>
-              </w:rPr>
-            </w:pPr>
-            <w:r>
-              <w:rPr>
-                <w:rFonts w:asciiTheme="minorHAnsi" w:hAnsiTheme="minorHAnsi" w:cs="Arial"/>
+              </w:rPr>
+            </w:pPr>
+            <w:r>
+              <w:rPr>
+                <w:rFonts w:asciiTheme="minorHAnsi" w:eastAsiaTheme="minorEastAsia" w:hAnsiTheme="minorHAnsi" w:cs="Arial"/>
                 <w:b/>
                 <w:caps/>
-                <w:sz w:val="18"/>
-                <w:szCs w:val="18"/>
               </w:rPr>
               <w:t>BUILDER OR INSTALLER INFORMATION AS SHOWN ON THE CERTIFICATE OF INSTALLATION</w:t>
             </w:r>
@@ -4112,20 +4416,26 @@
         </w:tc>
       </w:tr>
       <w:tr>
-        <w:tblPrEx>
-          <w:tblCellMar>
-            <w:left w:w="115" w:type="dxa"/>
-            <w:right w:w="115" w:type="dxa"/>
-          </w:tblCellMar>
-        </w:tblPrEx>
         <w:trPr>
-          <w:trHeight w:hRule="exact" w:val="360"/>
+          <w:trHeight w:val="360"/>
         </w:trPr>
         <w:tc>
           <w:tcPr>
             <w:tcW w:w="10950" w:type="dxa"/>
             <w:gridSpan w:val="4"/>
-            <w:vAlign w:val="center"/>
+            <w:tcBorders>
+              <w:top w:val="single" w:sz="4" w:space="0" w:color="auto"/>
+              <w:left w:val="single" w:sz="4" w:space="0" w:color="auto"/>
+              <w:bottom w:val="single" w:sz="4" w:space="0" w:color="auto"/>
+              <w:right w:val="single" w:sz="4" w:space="0" w:color="auto"/>
+            </w:tcBorders>
+            <w:tcMar>
+              <w:top w:w="0" w:type="dxa"/>
+              <w:left w:w="115" w:type="dxa"/>
+              <w:bottom w:w="0" w:type="dxa"/>
+              <w:right w:w="115" w:type="dxa"/>
+            </w:tcMar>
+            <w:hideMark/>
           </w:tcPr>
           <w:p>
             <w:pPr>
@@ -4153,18 +4463,14 @@
                 <w:tab w:val="left" w:pos="30672"/>
               </w:tabs>
               <w:suppressAutoHyphens/>
-              <w:spacing w:after="240"/>
-              <w:rPr>
-                <w:rFonts w:asciiTheme="minorHAnsi" w:hAnsiTheme="minorHAnsi"/>
-                <w:sz w:val="14"/>
-                <w:szCs w:val="14"/>
-              </w:rPr>
-            </w:pPr>
-            <w:r>
-              <w:rPr>
-                <w:rFonts w:asciiTheme="minorHAnsi" w:hAnsiTheme="minorHAnsi"/>
-                <w:sz w:val="14"/>
-                <w:szCs w:val="14"/>
+              <w:spacing w:line="276" w:lineRule="auto"/>
+              <w:rPr>
+                <w:rFonts w:asciiTheme="minorHAnsi" w:eastAsiaTheme="minorEastAsia" w:hAnsiTheme="minorHAnsi" w:cstheme="minorBidi"/>
+              </w:rPr>
+            </w:pPr>
+            <w:r>
+              <w:rPr>
+                <w:rFonts w:asciiTheme="minorHAnsi" w:eastAsiaTheme="minorEastAsia" w:hAnsiTheme="minorHAnsi" w:cstheme="minorBidi"/>
               </w:rPr>
               <w:t>Company Name (Installing Subcontractor, General Contractor, or Builder/Owner):</w:t>
             </w:r>
@@ -4172,12 +4478,6 @@
         </w:tc>
       </w:tr>
       <w:tr>
-        <w:tblPrEx>
-          <w:tblCellMar>
-            <w:left w:w="115" w:type="dxa"/>
-            <w:right w:w="115" w:type="dxa"/>
-          </w:tblCellMar>
-        </w:tblPrEx>
         <w:trPr>
           <w:trHeight w:hRule="exact" w:val="360"/>
         </w:trPr>
@@ -4185,6 +4485,19 @@
           <w:tcPr>
             <w:tcW w:w="5475" w:type="dxa"/>
             <w:gridSpan w:val="2"/>
+            <w:tcBorders>
+              <w:top w:val="single" w:sz="4" w:space="0" w:color="auto"/>
+              <w:left w:val="single" w:sz="4" w:space="0" w:color="auto"/>
+              <w:bottom w:val="single" w:sz="4" w:space="0" w:color="auto"/>
+              <w:right w:val="single" w:sz="4" w:space="0" w:color="auto"/>
+            </w:tcBorders>
+            <w:tcMar>
+              <w:top w:w="0" w:type="dxa"/>
+              <w:left w:w="115" w:type="dxa"/>
+              <w:bottom w:w="0" w:type="dxa"/>
+              <w:right w:w="115" w:type="dxa"/>
+            </w:tcMar>
+            <w:hideMark/>
           </w:tcPr>
           <w:p>
             <w:pPr>
@@ -4213,18 +4526,14 @@
                 <w:tab w:val="left" w:pos="30672"/>
               </w:tabs>
               <w:suppressAutoHyphens/>
-              <w:spacing w:after="240"/>
-              <w:rPr>
-                <w:rFonts w:asciiTheme="minorHAnsi" w:hAnsiTheme="minorHAnsi"/>
-                <w:sz w:val="14"/>
-                <w:szCs w:val="14"/>
-              </w:rPr>
-            </w:pPr>
-            <w:r>
-              <w:rPr>
-                <w:rFonts w:asciiTheme="minorHAnsi" w:hAnsiTheme="minorHAnsi"/>
-                <w:sz w:val="14"/>
-                <w:szCs w:val="14"/>
+              <w:spacing w:line="276" w:lineRule="auto"/>
+              <w:rPr>
+                <w:rFonts w:asciiTheme="minorHAnsi" w:eastAsiaTheme="minorEastAsia" w:hAnsiTheme="minorHAnsi" w:cstheme="minorBidi"/>
+              </w:rPr>
+            </w:pPr>
+            <w:r>
+              <w:rPr>
+                <w:rFonts w:asciiTheme="minorHAnsi" w:eastAsiaTheme="minorEastAsia" w:hAnsiTheme="minorHAnsi" w:cstheme="minorBidi"/>
               </w:rPr>
               <w:t>Responsible Builder or Installer Name:</w:t>
             </w:r>
@@ -4234,6 +4543,19 @@
           <w:tcPr>
             <w:tcW w:w="5475" w:type="dxa"/>
             <w:gridSpan w:val="2"/>
+            <w:tcBorders>
+              <w:top w:val="single" w:sz="4" w:space="0" w:color="auto"/>
+              <w:left w:val="single" w:sz="4" w:space="0" w:color="auto"/>
+              <w:bottom w:val="single" w:sz="4" w:space="0" w:color="auto"/>
+              <w:right w:val="single" w:sz="4" w:space="0" w:color="auto"/>
+            </w:tcBorders>
+            <w:tcMar>
+              <w:top w:w="0" w:type="dxa"/>
+              <w:left w:w="115" w:type="dxa"/>
+              <w:bottom w:w="0" w:type="dxa"/>
+              <w:right w:w="115" w:type="dxa"/>
+            </w:tcMar>
+            <w:hideMark/>
           </w:tcPr>
           <w:p>
             <w:pPr>
@@ -4262,17 +4584,14 @@
                 <w:tab w:val="left" w:pos="30672"/>
               </w:tabs>
               <w:suppressAutoHyphens/>
-              <w:rPr>
-                <w:rFonts w:asciiTheme="minorHAnsi" w:hAnsiTheme="minorHAnsi"/>
-                <w:sz w:val="14"/>
-                <w:szCs w:val="14"/>
-              </w:rPr>
-            </w:pPr>
-            <w:r>
-              <w:rPr>
-                <w:rFonts w:asciiTheme="minorHAnsi" w:hAnsiTheme="minorHAnsi"/>
-                <w:sz w:val="14"/>
-                <w:szCs w:val="14"/>
+              <w:spacing w:line="276" w:lineRule="auto"/>
+              <w:rPr>
+                <w:rFonts w:asciiTheme="minorHAnsi" w:eastAsiaTheme="minorEastAsia" w:hAnsiTheme="minorHAnsi" w:cstheme="minorBidi"/>
+              </w:rPr>
+            </w:pPr>
+            <w:r>
+              <w:rPr>
+                <w:rFonts w:asciiTheme="minorHAnsi" w:eastAsiaTheme="minorEastAsia" w:hAnsiTheme="minorHAnsi" w:cstheme="minorBidi"/>
               </w:rPr>
               <w:t>CSLB License:</w:t>
             </w:r>
@@ -4280,20 +4599,27 @@
         </w:tc>
       </w:tr>
       <w:tr>
-        <w:tblPrEx>
-          <w:tblCellMar>
-            <w:left w:w="108" w:type="dxa"/>
-            <w:right w:w="108" w:type="dxa"/>
-          </w:tblCellMar>
-        </w:tblPrEx>
         <w:trPr>
-          <w:trHeight w:hRule="exact" w:val="288"/>
+          <w:trHeight w:val="288"/>
         </w:trPr>
         <w:tc>
           <w:tcPr>
             <w:tcW w:w="10950" w:type="dxa"/>
             <w:gridSpan w:val="4"/>
+            <w:tcBorders>
+              <w:top w:val="single" w:sz="4" w:space="0" w:color="auto"/>
+              <w:left w:val="single" w:sz="4" w:space="0" w:color="auto"/>
+              <w:bottom w:val="single" w:sz="4" w:space="0" w:color="auto"/>
+              <w:right w:val="single" w:sz="4" w:space="0" w:color="auto"/>
+            </w:tcBorders>
+            <w:tcMar>
+              <w:top w:w="0" w:type="dxa"/>
+              <w:left w:w="108" w:type="dxa"/>
+              <w:bottom w:w="0" w:type="dxa"/>
+              <w:right w:w="108" w:type="dxa"/>
+            </w:tcMar>
             <w:vAlign w:val="center"/>
+            <w:hideMark/>
           </w:tcPr>
           <w:p>
             <w:pPr>
@@ -4321,45 +4647,24 @@
                 <w:tab w:val="left" w:pos="30672"/>
               </w:tabs>
               <w:suppressAutoHyphens/>
+              <w:spacing w:line="276" w:lineRule="auto"/>
               <w:ind w:right="90"/>
               <w:rPr>
-                <w:rFonts w:asciiTheme="minorHAnsi" w:hAnsiTheme="minorHAnsi"/>
-                <w:sz w:val="14"/>
-                <w:szCs w:val="14"/>
-              </w:rPr>
-            </w:pPr>
-            <w:proofErr w:type="gramStart"/>
-            <w:r>
-              <w:rPr>
-                <w:rFonts w:asciiTheme="minorHAnsi" w:hAnsiTheme="minorHAnsi" w:cs="Arial"/>
+                <w:rFonts w:asciiTheme="minorHAnsi" w:eastAsiaTheme="minorEastAsia" w:hAnsiTheme="minorHAnsi" w:cstheme="minorBidi"/>
+              </w:rPr>
+            </w:pPr>
+            <w:r>
+              <w:rPr>
+                <w:rFonts w:asciiTheme="minorHAnsi" w:eastAsiaTheme="minorEastAsia" w:hAnsiTheme="minorHAnsi" w:cs="Arial"/>
                 <w:b/>
                 <w:caps/>
-                <w:sz w:val="18"/>
-                <w:szCs w:val="18"/>
-              </w:rPr>
-              <w:t>HERS</w:t>
-            </w:r>
-            <w:proofErr w:type="gramEnd"/>
-            <w:r>
-              <w:rPr>
-                <w:rFonts w:asciiTheme="minorHAnsi" w:hAnsiTheme="minorHAnsi" w:cs="Arial"/>
-                <w:b/>
-                <w:caps/>
-                <w:sz w:val="18"/>
-                <w:szCs w:val="18"/>
-              </w:rPr>
-              <w:t xml:space="preserve"> PROVIDER DATA REGISTRY INFORMATION</w:t>
+              </w:rPr>
+              <w:t>HERS PROVIDER DATA REGISTRY INFORMATION</w:t>
             </w:r>
           </w:p>
         </w:tc>
       </w:tr>
       <w:tr>
-        <w:tblPrEx>
-          <w:tblCellMar>
-            <w:left w:w="108" w:type="dxa"/>
-            <w:right w:w="108" w:type="dxa"/>
-          </w:tblCellMar>
-        </w:tblPrEx>
         <w:trPr>
           <w:trHeight w:hRule="exact" w:val="360"/>
         </w:trPr>
@@ -4367,6 +4672,19 @@
           <w:tcPr>
             <w:tcW w:w="5482" w:type="dxa"/>
             <w:gridSpan w:val="3"/>
+            <w:tcBorders>
+              <w:top w:val="single" w:sz="4" w:space="0" w:color="auto"/>
+              <w:left w:val="single" w:sz="4" w:space="0" w:color="auto"/>
+              <w:bottom w:val="single" w:sz="4" w:space="0" w:color="auto"/>
+              <w:right w:val="single" w:sz="4" w:space="0" w:color="auto"/>
+            </w:tcBorders>
+            <w:tcMar>
+              <w:top w:w="0" w:type="dxa"/>
+              <w:left w:w="108" w:type="dxa"/>
+              <w:bottom w:w="0" w:type="dxa"/>
+              <w:right w:w="108" w:type="dxa"/>
+            </w:tcMar>
+            <w:hideMark/>
           </w:tcPr>
           <w:p>
             <w:pPr>
@@ -4394,26 +4712,18 @@
                 <w:tab w:val="left" w:pos="30672"/>
               </w:tabs>
               <w:suppressAutoHyphens/>
-              <w:rPr>
-                <w:rFonts w:asciiTheme="minorHAnsi" w:hAnsiTheme="minorHAnsi"/>
-                <w:sz w:val="14"/>
-                <w:szCs w:val="14"/>
-              </w:rPr>
-            </w:pPr>
-            <w:r>
-              <w:rPr>
-                <w:rFonts w:asciiTheme="minorHAnsi" w:hAnsiTheme="minorHAnsi"/>
-                <w:sz w:val="14"/>
-                <w:szCs w:val="14"/>
+              <w:spacing w:line="276" w:lineRule="auto"/>
+              <w:rPr>
+                <w:rFonts w:asciiTheme="minorHAnsi" w:eastAsiaTheme="minorEastAsia" w:hAnsiTheme="minorHAnsi" w:cstheme="minorBidi"/>
+              </w:rPr>
+            </w:pPr>
+            <w:r>
+              <w:rPr>
+                <w:rFonts w:asciiTheme="minorHAnsi" w:eastAsiaTheme="minorEastAsia" w:hAnsiTheme="minorHAnsi" w:cstheme="minorBidi"/>
               </w:rPr>
               <w:t>Sample Group Number (if applicable):</w:t>
             </w:r>
           </w:p>
-        </w:tc>
-        <w:tc>
-          <w:tcPr>
-            <w:tcW w:w="5468" w:type="dxa"/>
-          </w:tcPr>
           <w:p>
             <w:pPr>
               <w:tabs>
@@ -4440,38 +4750,103 @@
                 <w:tab w:val="left" w:pos="30672"/>
               </w:tabs>
               <w:suppressAutoHyphens/>
-              <w:rPr>
-                <w:rFonts w:asciiTheme="minorHAnsi" w:hAnsiTheme="minorHAnsi"/>
-                <w:sz w:val="14"/>
-                <w:szCs w:val="14"/>
-              </w:rPr>
-            </w:pPr>
-            <w:r>
-              <w:rPr>
-                <w:rFonts w:asciiTheme="minorHAnsi" w:hAnsiTheme="minorHAnsi"/>
-                <w:sz w:val="14"/>
-                <w:szCs w:val="14"/>
-              </w:rPr>
-              <w:t>Dwelling Test Status in Sample Group (if applicable)</w:t>
-            </w:r>
-            <w:r>
-              <w:rPr>
-                <w:rFonts w:asciiTheme="minorHAnsi" w:hAnsiTheme="minorHAnsi"/>
-                <w:sz w:val="14"/>
-                <w:szCs w:val="14"/>
-              </w:rPr>
-              <w:t>:</w:t>
-            </w:r>
+              <w:spacing w:line="276" w:lineRule="auto"/>
+              <w:rPr>
+                <w:rFonts w:asciiTheme="minorHAnsi" w:eastAsiaTheme="minorEastAsia" w:hAnsiTheme="minorHAnsi" w:cstheme="minorBidi"/>
+              </w:rPr>
+            </w:pPr>
+          </w:p>
+        </w:tc>
+        <w:tc>
+          <w:tcPr>
+            <w:tcW w:w="5468" w:type="dxa"/>
+            <w:tcBorders>
+              <w:top w:val="single" w:sz="4" w:space="0" w:color="auto"/>
+              <w:left w:val="single" w:sz="4" w:space="0" w:color="auto"/>
+              <w:bottom w:val="single" w:sz="4" w:space="0" w:color="auto"/>
+              <w:right w:val="single" w:sz="4" w:space="0" w:color="auto"/>
+            </w:tcBorders>
+            <w:tcMar>
+              <w:top w:w="0" w:type="dxa"/>
+              <w:left w:w="108" w:type="dxa"/>
+              <w:bottom w:w="0" w:type="dxa"/>
+              <w:right w:w="108" w:type="dxa"/>
+            </w:tcMar>
+            <w:hideMark/>
+          </w:tcPr>
+          <w:p>
+            <w:pPr>
+              <w:tabs>
+                <w:tab w:val="left" w:pos="-720"/>
+                <w:tab w:val="left" w:pos="-90"/>
+                <w:tab w:val="left" w:pos="252"/>
+                <w:tab w:val="left" w:pos="5112"/>
+                <w:tab w:val="left" w:pos="6822"/>
+                <w:tab w:val="left" w:pos="8082"/>
+                <w:tab w:val="left" w:pos="8910"/>
+                <w:tab w:val="left" w:pos="10080"/>
+                <w:tab w:val="left" w:pos="10800"/>
+                <w:tab w:val="left" w:pos="11520"/>
+                <w:tab w:val="left" w:pos="12240"/>
+                <w:tab w:val="left" w:pos="12960"/>
+                <w:tab w:val="left" w:pos="13680"/>
+                <w:tab w:val="left" w:pos="14400"/>
+                <w:tab w:val="left" w:pos="15120"/>
+                <w:tab w:val="left" w:pos="15840"/>
+                <w:tab w:val="left" w:pos="16560"/>
+                <w:tab w:val="left" w:pos="17280"/>
+                <w:tab w:val="left" w:pos="18000"/>
+                <w:tab w:val="left" w:pos="18720"/>
+                <w:tab w:val="left" w:pos="30672"/>
+              </w:tabs>
+              <w:suppressAutoHyphens/>
+              <w:spacing w:line="276" w:lineRule="auto"/>
+              <w:rPr>
+                <w:rFonts w:asciiTheme="minorHAnsi" w:eastAsiaTheme="minorEastAsia" w:hAnsiTheme="minorHAnsi" w:cstheme="minorBidi"/>
+              </w:rPr>
+            </w:pPr>
+            <w:r>
+              <w:rPr>
+                <w:rFonts w:asciiTheme="minorHAnsi" w:eastAsiaTheme="minorEastAsia" w:hAnsiTheme="minorHAnsi" w:cstheme="minorBidi"/>
+              </w:rPr>
+              <w:t>Dwelling Test Status in Sample Group (if applicable):</w:t>
+            </w:r>
+          </w:p>
+          <w:p>
+            <w:pPr>
+              <w:tabs>
+                <w:tab w:val="left" w:pos="-720"/>
+                <w:tab w:val="left" w:pos="-90"/>
+                <w:tab w:val="left" w:pos="252"/>
+                <w:tab w:val="left" w:pos="5112"/>
+                <w:tab w:val="left" w:pos="6822"/>
+                <w:tab w:val="left" w:pos="8082"/>
+                <w:tab w:val="left" w:pos="8910"/>
+                <w:tab w:val="left" w:pos="10080"/>
+                <w:tab w:val="left" w:pos="10800"/>
+                <w:tab w:val="left" w:pos="11520"/>
+                <w:tab w:val="left" w:pos="12240"/>
+                <w:tab w:val="left" w:pos="12960"/>
+                <w:tab w:val="left" w:pos="13680"/>
+                <w:tab w:val="left" w:pos="14400"/>
+                <w:tab w:val="left" w:pos="15120"/>
+                <w:tab w:val="left" w:pos="15840"/>
+                <w:tab w:val="left" w:pos="16560"/>
+                <w:tab w:val="left" w:pos="17280"/>
+                <w:tab w:val="left" w:pos="18000"/>
+                <w:tab w:val="left" w:pos="18720"/>
+                <w:tab w:val="left" w:pos="30672"/>
+              </w:tabs>
+              <w:suppressAutoHyphens/>
+              <w:spacing w:line="276" w:lineRule="auto"/>
+              <w:rPr>
+                <w:rFonts w:asciiTheme="minorHAnsi" w:eastAsiaTheme="minorEastAsia" w:hAnsiTheme="minorHAnsi" w:cstheme="minorBidi"/>
+              </w:rPr>
+            </w:pPr>
           </w:p>
         </w:tc>
       </w:tr>
       <w:tr>
-        <w:tblPrEx>
-          <w:tblCellMar>
-            <w:left w:w="108" w:type="dxa"/>
-            <w:right w:w="108" w:type="dxa"/>
-          </w:tblCellMar>
-        </w:tblPrEx>
         <w:trPr>
           <w:trHeight w:val="288"/>
         </w:trPr>
@@ -4479,7 +4854,20 @@
           <w:tcPr>
             <w:tcW w:w="10950" w:type="dxa"/>
             <w:gridSpan w:val="4"/>
+            <w:tcBorders>
+              <w:top w:val="single" w:sz="4" w:space="0" w:color="auto"/>
+              <w:left w:val="single" w:sz="4" w:space="0" w:color="auto"/>
+              <w:bottom w:val="single" w:sz="4" w:space="0" w:color="auto"/>
+              <w:right w:val="single" w:sz="4" w:space="0" w:color="auto"/>
+            </w:tcBorders>
+            <w:tcMar>
+              <w:top w:w="0" w:type="dxa"/>
+              <w:left w:w="108" w:type="dxa"/>
+              <w:bottom w:w="0" w:type="dxa"/>
+              <w:right w:w="108" w:type="dxa"/>
+            </w:tcMar>
             <w:vAlign w:val="center"/>
+            <w:hideMark/>
           </w:tcPr>
           <w:p>
             <w:pPr>
@@ -4507,52 +4895,44 @@
                 <w:tab w:val="left" w:pos="30672"/>
               </w:tabs>
               <w:suppressAutoHyphens/>
+              <w:spacing w:line="276" w:lineRule="auto"/>
               <w:ind w:right="90"/>
               <w:rPr>
-                <w:rFonts w:asciiTheme="minorHAnsi" w:hAnsiTheme="minorHAnsi"/>
-                <w:sz w:val="14"/>
-                <w:szCs w:val="14"/>
-              </w:rPr>
-            </w:pPr>
-            <w:proofErr w:type="gramStart"/>
-            <w:r>
-              <w:rPr>
-                <w:rFonts w:asciiTheme="minorHAnsi" w:hAnsiTheme="minorHAnsi" w:cs="Arial"/>
+                <w:rFonts w:asciiTheme="minorHAnsi" w:eastAsiaTheme="minorEastAsia" w:hAnsiTheme="minorHAnsi" w:cstheme="minorBidi"/>
+              </w:rPr>
+            </w:pPr>
+            <w:r>
+              <w:rPr>
+                <w:rFonts w:asciiTheme="minorHAnsi" w:eastAsiaTheme="minorEastAsia" w:hAnsiTheme="minorHAnsi" w:cs="Arial"/>
                 <w:b/>
                 <w:caps/>
-                <w:sz w:val="18"/>
-                <w:szCs w:val="18"/>
-              </w:rPr>
-              <w:t>HERS</w:t>
-            </w:r>
-            <w:proofErr w:type="gramEnd"/>
-            <w:r>
-              <w:rPr>
-                <w:rFonts w:asciiTheme="minorHAnsi" w:hAnsiTheme="minorHAnsi" w:cs="Arial"/>
-                <w:b/>
-                <w:caps/>
-                <w:sz w:val="18"/>
-                <w:szCs w:val="18"/>
-              </w:rPr>
-              <w:t xml:space="preserve"> RATER INFORMATION</w:t>
+              </w:rPr>
+              <w:t>HERS RATER INFORMATION</w:t>
             </w:r>
           </w:p>
         </w:tc>
       </w:tr>
       <w:tr>
-        <w:tblPrEx>
-          <w:tblCellMar>
-            <w:left w:w="108" w:type="dxa"/>
-            <w:right w:w="108" w:type="dxa"/>
-          </w:tblCellMar>
-        </w:tblPrEx>
         <w:trPr>
-          <w:trHeight w:hRule="exact" w:val="360"/>
+          <w:trHeight w:val="360"/>
         </w:trPr>
         <w:tc>
           <w:tcPr>
             <w:tcW w:w="10950" w:type="dxa"/>
             <w:gridSpan w:val="4"/>
+            <w:tcBorders>
+              <w:top w:val="single" w:sz="4" w:space="0" w:color="auto"/>
+              <w:left w:val="single" w:sz="4" w:space="0" w:color="auto"/>
+              <w:bottom w:val="single" w:sz="4" w:space="0" w:color="auto"/>
+              <w:right w:val="single" w:sz="4" w:space="0" w:color="auto"/>
+            </w:tcBorders>
+            <w:tcMar>
+              <w:top w:w="0" w:type="dxa"/>
+              <w:left w:w="108" w:type="dxa"/>
+              <w:bottom w:w="0" w:type="dxa"/>
+              <w:right w:w="108" w:type="dxa"/>
+            </w:tcMar>
+            <w:hideMark/>
           </w:tcPr>
           <w:p>
             <w:pPr>
@@ -4580,32 +4960,55 @@
                 <w:tab w:val="left" w:pos="30672"/>
               </w:tabs>
               <w:suppressAutoHyphens/>
-              <w:spacing w:after="60"/>
+              <w:spacing w:line="276" w:lineRule="auto"/>
               <w:ind w:right="90"/>
               <w:rPr>
-                <w:rFonts w:asciiTheme="minorHAnsi" w:hAnsiTheme="minorHAnsi"/>
-                <w:sz w:val="14"/>
-                <w:szCs w:val="14"/>
-              </w:rPr>
-            </w:pPr>
-            <w:r>
-              <w:rPr>
-                <w:rFonts w:asciiTheme="minorHAnsi" w:hAnsiTheme="minorHAnsi"/>
-                <w:sz w:val="14"/>
-                <w:szCs w:val="14"/>
+                <w:rFonts w:asciiTheme="minorHAnsi" w:eastAsiaTheme="minorEastAsia" w:hAnsiTheme="minorHAnsi" w:cstheme="minorBidi"/>
+              </w:rPr>
+            </w:pPr>
+            <w:r>
+              <w:rPr>
+                <w:rFonts w:asciiTheme="minorHAnsi" w:eastAsiaTheme="minorEastAsia" w:hAnsiTheme="minorHAnsi" w:cstheme="minorBidi"/>
               </w:rPr>
               <w:t>HERS Rater Company Name:</w:t>
             </w:r>
+          </w:p>
+          <w:p>
+            <w:pPr>
+              <w:tabs>
+                <w:tab w:val="left" w:pos="-720"/>
+                <w:tab w:val="left" w:pos="0"/>
+                <w:tab w:val="left" w:pos="252"/>
+                <w:tab w:val="left" w:pos="5112"/>
+                <w:tab w:val="left" w:pos="6822"/>
+                <w:tab w:val="left" w:pos="8082"/>
+                <w:tab w:val="left" w:pos="8910"/>
+                <w:tab w:val="left" w:pos="10080"/>
+                <w:tab w:val="left" w:pos="10800"/>
+                <w:tab w:val="left" w:pos="11520"/>
+                <w:tab w:val="left" w:pos="12240"/>
+                <w:tab w:val="left" w:pos="12960"/>
+                <w:tab w:val="left" w:pos="13680"/>
+                <w:tab w:val="left" w:pos="14400"/>
+                <w:tab w:val="left" w:pos="15120"/>
+                <w:tab w:val="left" w:pos="15840"/>
+                <w:tab w:val="left" w:pos="16560"/>
+                <w:tab w:val="left" w:pos="17280"/>
+                <w:tab w:val="left" w:pos="18000"/>
+                <w:tab w:val="left" w:pos="18720"/>
+                <w:tab w:val="left" w:pos="30672"/>
+              </w:tabs>
+              <w:suppressAutoHyphens/>
+              <w:spacing w:line="276" w:lineRule="auto"/>
+              <w:ind w:right="90"/>
+              <w:rPr>
+                <w:rFonts w:asciiTheme="minorHAnsi" w:eastAsiaTheme="minorEastAsia" w:hAnsiTheme="minorHAnsi" w:cstheme="minorBidi"/>
+              </w:rPr>
+            </w:pPr>
           </w:p>
         </w:tc>
       </w:tr>
       <w:tr>
-        <w:tblPrEx>
-          <w:tblCellMar>
-            <w:left w:w="108" w:type="dxa"/>
-            <w:right w:w="108" w:type="dxa"/>
-          </w:tblCellMar>
-        </w:tblPrEx>
         <w:trPr>
           <w:trHeight w:hRule="exact" w:val="360"/>
         </w:trPr>
@@ -4619,6 +5022,13 @@
               <w:bottom w:val="single" w:sz="4" w:space="0" w:color="auto"/>
               <w:right w:val="single" w:sz="4" w:space="0" w:color="auto"/>
             </w:tcBorders>
+            <w:tcMar>
+              <w:top w:w="0" w:type="dxa"/>
+              <w:left w:w="108" w:type="dxa"/>
+              <w:bottom w:w="0" w:type="dxa"/>
+              <w:right w:w="108" w:type="dxa"/>
+            </w:tcMar>
+            <w:hideMark/>
           </w:tcPr>
           <w:p>
             <w:pPr>
@@ -4646,19 +5056,15 @@
                 <w:tab w:val="left" w:pos="30672"/>
               </w:tabs>
               <w:suppressAutoHyphens/>
-              <w:spacing w:after="60"/>
+              <w:spacing w:line="276" w:lineRule="auto"/>
               <w:ind w:right="90"/>
               <w:rPr>
-                <w:rFonts w:asciiTheme="minorHAnsi" w:hAnsiTheme="minorHAnsi"/>
-                <w:sz w:val="14"/>
-                <w:szCs w:val="14"/>
-              </w:rPr>
-            </w:pPr>
-            <w:r>
-              <w:rPr>
-                <w:rFonts w:asciiTheme="minorHAnsi" w:hAnsiTheme="minorHAnsi"/>
-                <w:sz w:val="14"/>
-                <w:szCs w:val="14"/>
+                <w:rFonts w:asciiTheme="minorHAnsi" w:eastAsiaTheme="minorEastAsia" w:hAnsiTheme="minorHAnsi" w:cstheme="minorBidi"/>
+              </w:rPr>
+            </w:pPr>
+            <w:r>
+              <w:rPr>
+                <w:rFonts w:asciiTheme="minorHAnsi" w:eastAsiaTheme="minorEastAsia" w:hAnsiTheme="minorHAnsi" w:cstheme="minorBidi"/>
               </w:rPr>
               <w:t>Responsible Rater Name:</w:t>
             </w:r>
@@ -4673,6 +5079,13 @@
               <w:bottom w:val="single" w:sz="4" w:space="0" w:color="auto"/>
               <w:right w:val="single" w:sz="4" w:space="0" w:color="auto"/>
             </w:tcBorders>
+            <w:tcMar>
+              <w:top w:w="0" w:type="dxa"/>
+              <w:left w:w="108" w:type="dxa"/>
+              <w:bottom w:w="0" w:type="dxa"/>
+              <w:right w:w="108" w:type="dxa"/>
+            </w:tcMar>
+            <w:hideMark/>
           </w:tcPr>
           <w:p>
             <w:pPr>
@@ -4700,46 +5113,19 @@
                 <w:tab w:val="left" w:pos="30672"/>
               </w:tabs>
               <w:suppressAutoHyphens/>
-              <w:spacing w:after="60"/>
-              <w:ind w:right="90"/>
-              <w:rPr>
-                <w:rFonts w:asciiTheme="minorHAnsi" w:hAnsiTheme="minorHAnsi"/>
-                <w:sz w:val="14"/>
-                <w:szCs w:val="14"/>
-              </w:rPr>
-            </w:pPr>
-            <w:r>
-              <w:rPr>
-                <w:rFonts w:asciiTheme="minorHAnsi" w:hAnsiTheme="minorHAnsi"/>
-                <w:sz w:val="14"/>
-                <w:szCs w:val="14"/>
+              <w:spacing w:line="276" w:lineRule="auto"/>
+              <w:ind w:right="86"/>
+              <w:rPr>
+                <w:rFonts w:asciiTheme="minorHAnsi" w:eastAsiaTheme="minorEastAsia" w:hAnsiTheme="minorHAnsi" w:cstheme="minorBidi"/>
+              </w:rPr>
+            </w:pPr>
+            <w:r>
+              <w:rPr>
+                <w:rFonts w:asciiTheme="minorHAnsi" w:eastAsiaTheme="minorEastAsia" w:hAnsiTheme="minorHAnsi" w:cstheme="minorBidi"/>
               </w:rPr>
               <w:t>Responsible Rater Signature:</w:t>
             </w:r>
           </w:p>
-        </w:tc>
-      </w:tr>
-      <w:tr>
-        <w:tblPrEx>
-          <w:tblCellMar>
-            <w:left w:w="108" w:type="dxa"/>
-            <w:right w:w="108" w:type="dxa"/>
-          </w:tblCellMar>
-        </w:tblPrEx>
-        <w:trPr>
-          <w:trHeight w:hRule="exact" w:val="360"/>
-        </w:trPr>
-        <w:tc>
-          <w:tcPr>
-            <w:tcW w:w="5482" w:type="dxa"/>
-            <w:gridSpan w:val="3"/>
-            <w:tcBorders>
-              <w:top w:val="single" w:sz="4" w:space="0" w:color="auto"/>
-              <w:left w:val="single" w:sz="4" w:space="0" w:color="auto"/>
-              <w:bottom w:val="single" w:sz="4" w:space="0" w:color="auto"/>
-              <w:right w:val="single" w:sz="4" w:space="0" w:color="auto"/>
-            </w:tcBorders>
-          </w:tcPr>
           <w:p>
             <w:pPr>
               <w:tabs>
@@ -4766,41 +5152,36 @@
                 <w:tab w:val="left" w:pos="30672"/>
               </w:tabs>
               <w:suppressAutoHyphens/>
-              <w:spacing w:after="60"/>
-              <w:ind w:right="90"/>
-              <w:rPr>
-                <w:rFonts w:asciiTheme="minorHAnsi" w:hAnsiTheme="minorHAnsi"/>
-                <w:sz w:val="14"/>
-                <w:szCs w:val="14"/>
-              </w:rPr>
-            </w:pPr>
-            <w:r>
-              <w:rPr>
-                <w:rFonts w:asciiTheme="minorHAnsi" w:hAnsiTheme="minorHAnsi"/>
-                <w:sz w:val="14"/>
-                <w:szCs w:val="14"/>
-              </w:rPr>
-              <w:t>Responsible Rater Certification Number w/ this HERS Provider</w:t>
-            </w:r>
-            <w:r>
-              <w:rPr>
-                <w:rFonts w:asciiTheme="minorHAnsi" w:hAnsiTheme="minorHAnsi"/>
-                <w:sz w:val="14"/>
-                <w:szCs w:val="14"/>
-              </w:rPr>
-              <w:t>:</w:t>
-            </w:r>
+              <w:spacing w:line="276" w:lineRule="auto"/>
+              <w:ind w:right="86"/>
+              <w:rPr>
+                <w:rFonts w:asciiTheme="minorHAnsi" w:eastAsiaTheme="minorEastAsia" w:hAnsiTheme="minorHAnsi" w:cstheme="minorBidi"/>
+              </w:rPr>
+            </w:pPr>
           </w:p>
         </w:tc>
+      </w:tr>
+      <w:tr>
+        <w:trPr>
+          <w:trHeight w:hRule="exact" w:val="360"/>
+        </w:trPr>
         <w:tc>
           <w:tcPr>
-            <w:tcW w:w="5468" w:type="dxa"/>
+            <w:tcW w:w="5482" w:type="dxa"/>
+            <w:gridSpan w:val="3"/>
             <w:tcBorders>
               <w:top w:val="single" w:sz="4" w:space="0" w:color="auto"/>
               <w:left w:val="single" w:sz="4" w:space="0" w:color="auto"/>
               <w:bottom w:val="single" w:sz="4" w:space="0" w:color="auto"/>
               <w:right w:val="single" w:sz="4" w:space="0" w:color="auto"/>
             </w:tcBorders>
+            <w:tcMar>
+              <w:top w:w="0" w:type="dxa"/>
+              <w:left w:w="108" w:type="dxa"/>
+              <w:bottom w:w="0" w:type="dxa"/>
+              <w:right w:w="108" w:type="dxa"/>
+            </w:tcMar>
+            <w:hideMark/>
           </w:tcPr>
           <w:p>
             <w:pPr>
@@ -4828,19 +5209,72 @@
                 <w:tab w:val="left" w:pos="30672"/>
               </w:tabs>
               <w:suppressAutoHyphens/>
-              <w:spacing w:after="60"/>
+              <w:spacing w:line="276" w:lineRule="auto"/>
               <w:ind w:right="90"/>
               <w:rPr>
-                <w:rFonts w:asciiTheme="minorHAnsi" w:hAnsiTheme="minorHAnsi"/>
-                <w:sz w:val="14"/>
-                <w:szCs w:val="14"/>
-              </w:rPr>
-            </w:pPr>
-            <w:r>
-              <w:rPr>
-                <w:rFonts w:asciiTheme="minorHAnsi" w:hAnsiTheme="minorHAnsi"/>
-                <w:sz w:val="14"/>
-                <w:szCs w:val="14"/>
+                <w:rFonts w:asciiTheme="minorHAnsi" w:eastAsiaTheme="minorEastAsia" w:hAnsiTheme="minorHAnsi" w:cstheme="minorBidi"/>
+              </w:rPr>
+            </w:pPr>
+            <w:r>
+              <w:rPr>
+                <w:rFonts w:asciiTheme="minorHAnsi" w:eastAsiaTheme="minorEastAsia" w:hAnsiTheme="minorHAnsi" w:cstheme="minorBidi"/>
+              </w:rPr>
+              <w:t>Responsible Rater Certification Number w/ this HERS Provider:</w:t>
+            </w:r>
+          </w:p>
+        </w:tc>
+        <w:tc>
+          <w:tcPr>
+            <w:tcW w:w="5468" w:type="dxa"/>
+            <w:tcBorders>
+              <w:top w:val="single" w:sz="4" w:space="0" w:color="auto"/>
+              <w:left w:val="single" w:sz="4" w:space="0" w:color="auto"/>
+              <w:bottom w:val="single" w:sz="4" w:space="0" w:color="auto"/>
+              <w:right w:val="single" w:sz="4" w:space="0" w:color="auto"/>
+            </w:tcBorders>
+            <w:tcMar>
+              <w:top w:w="0" w:type="dxa"/>
+              <w:left w:w="108" w:type="dxa"/>
+              <w:bottom w:w="0" w:type="dxa"/>
+              <w:right w:w="108" w:type="dxa"/>
+            </w:tcMar>
+            <w:hideMark/>
+          </w:tcPr>
+          <w:p>
+            <w:pPr>
+              <w:tabs>
+                <w:tab w:val="left" w:pos="-720"/>
+                <w:tab w:val="left" w:pos="0"/>
+                <w:tab w:val="left" w:pos="252"/>
+                <w:tab w:val="left" w:pos="5112"/>
+                <w:tab w:val="left" w:pos="6822"/>
+                <w:tab w:val="left" w:pos="8100"/>
+                <w:tab w:val="left" w:pos="8910"/>
+                <w:tab w:val="left" w:pos="10080"/>
+                <w:tab w:val="left" w:pos="10800"/>
+                <w:tab w:val="left" w:pos="11520"/>
+                <w:tab w:val="left" w:pos="12240"/>
+                <w:tab w:val="left" w:pos="12960"/>
+                <w:tab w:val="left" w:pos="13680"/>
+                <w:tab w:val="left" w:pos="14400"/>
+                <w:tab w:val="left" w:pos="15120"/>
+                <w:tab w:val="left" w:pos="15840"/>
+                <w:tab w:val="left" w:pos="16560"/>
+                <w:tab w:val="left" w:pos="17280"/>
+                <w:tab w:val="left" w:pos="18000"/>
+                <w:tab w:val="left" w:pos="18720"/>
+                <w:tab w:val="left" w:pos="30672"/>
+              </w:tabs>
+              <w:suppressAutoHyphens/>
+              <w:spacing w:line="276" w:lineRule="auto"/>
+              <w:ind w:right="90"/>
+              <w:rPr>
+                <w:rFonts w:asciiTheme="minorHAnsi" w:eastAsiaTheme="minorEastAsia" w:hAnsiTheme="minorHAnsi" w:cstheme="minorBidi"/>
+              </w:rPr>
+            </w:pPr>
+            <w:r>
+              <w:rPr>
+                <w:rFonts w:asciiTheme="minorHAnsi" w:eastAsiaTheme="minorEastAsia" w:hAnsiTheme="minorHAnsi" w:cstheme="minorBidi"/>
               </w:rPr>
               <w:t>Date Signed:</w:t>
             </w:r>
@@ -4851,6 +5285,23 @@
     <w:p>
       <w:pPr>
         <w:rPr>
+          <w:rFonts w:asciiTheme="minorHAnsi" w:hAnsiTheme="minorHAnsi"/>
+          <w:sz w:val="18"/>
+          <w:szCs w:val="18"/>
+        </w:rPr>
+      </w:pPr>
+      <w:r>
+        <w:rPr>
+          <w:rFonts w:asciiTheme="minorHAnsi" w:hAnsiTheme="minorHAnsi"/>
+          <w:sz w:val="18"/>
+          <w:szCs w:val="18"/>
+        </w:rPr>
+        <w:br w:type="page"/>
+      </w:r>
+    </w:p>
+    <w:p>
+      <w:pPr>
+        <w:rPr>
           <w:rFonts w:ascii="Calibri" w:hAnsi="Calibri"/>
           <w:b/>
           <w:sz w:val="32"/>
@@ -4859,10 +5310,9 @@
         <w:sectPr>
           <w:headerReference w:type="even" r:id="rId11"/>
           <w:headerReference w:type="default" r:id="rId12"/>
-          <w:footerReference w:type="even" r:id="rId13"/>
-          <w:footerReference w:type="default" r:id="rId14"/>
-          <w:headerReference w:type="first" r:id="rId15"/>
-          <w:footerReference w:type="first" r:id="rId16"/>
+          <w:footerReference w:type="default" r:id="rId13"/>
+          <w:headerReference w:type="first" r:id="rId14"/>
+          <w:footerReference w:type="first" r:id="rId15"/>
           <w:pgSz w:w="12240" w:h="15840" w:code="1"/>
           <w:pgMar w:top="720" w:right="720" w:bottom="720" w:left="720" w:header="432" w:footer="432" w:gutter="0"/>
           <w:cols w:space="720"/>
@@ -4924,10 +5374,9 @@
     </w:p>
     <w:p>
       <w:pPr>
-        <w:pStyle w:val="ListParagraph"/>
         <w:numPr>
           <w:ilvl w:val="0"/>
-          <w:numId w:val="30"/>
+          <w:numId w:val="43"/>
         </w:numPr>
         <w:ind w:left="360" w:hanging="360"/>
         <w:rPr>
@@ -4943,10 +5392,9 @@
     </w:p>
     <w:p>
       <w:pPr>
-        <w:pStyle w:val="ListParagraph"/>
         <w:numPr>
           <w:ilvl w:val="0"/>
-          <w:numId w:val="30"/>
+          <w:numId w:val="43"/>
         </w:numPr>
         <w:ind w:left="360" w:hanging="360"/>
         <w:rPr>
@@ -4956,7 +5404,6 @@
       <w:r>
         <w:rPr>
           <w:rFonts w:asciiTheme="minorHAnsi" w:hAnsiTheme="minorHAnsi"/>
-          <w:szCs w:val="18"/>
         </w:rPr>
         <w:t>System Location or Area Served:</w:t>
       </w:r>
@@ -4969,10 +5416,9 @@
     </w:p>
     <w:p>
       <w:pPr>
-        <w:pStyle w:val="ListParagraph"/>
         <w:numPr>
           <w:ilvl w:val="0"/>
-          <w:numId w:val="30"/>
+          <w:numId w:val="43"/>
         </w:numPr>
         <w:ind w:left="360" w:hanging="360"/>
         <w:rPr>
@@ -4988,10 +5434,9 @@
     </w:p>
     <w:p>
       <w:pPr>
-        <w:pStyle w:val="ListParagraph"/>
         <w:numPr>
           <w:ilvl w:val="0"/>
-          <w:numId w:val="30"/>
+          <w:numId w:val="43"/>
         </w:numPr>
         <w:ind w:left="360" w:hanging="360"/>
         <w:rPr>
@@ -5001,7 +5446,6 @@
       <w:r>
         <w:rPr>
           <w:rFonts w:asciiTheme="minorHAnsi" w:hAnsiTheme="minorHAnsi"/>
-          <w:szCs w:val="18"/>
         </w:rPr>
         <w:t>System Installation Type:</w:t>
       </w:r>
@@ -5361,56 +5805,41 @@
     </w:p>
     <w:p>
       <w:pPr>
-        <w:pStyle w:val="ListParagraph"/>
         <w:numPr>
           <w:ilvl w:val="0"/>
-          <w:numId w:val="30"/>
+          <w:numId w:val="43"/>
         </w:numPr>
         <w:ind w:left="360" w:hanging="360"/>
         <w:rPr>
-          <w:rFonts w:ascii="Calibri" w:hAnsi="Calibri"/>
+          <w:rFonts w:asciiTheme="minorHAnsi" w:hAnsiTheme="minorHAnsi"/>
         </w:rPr>
       </w:pPr>
       <w:r>
         <w:rPr>
           <w:rFonts w:asciiTheme="minorHAnsi" w:hAnsiTheme="minorHAnsi"/>
-          <w:szCs w:val="18"/>
-        </w:rPr>
-        <w:t>Nominal Cooling Capacity (tons):</w:t>
-      </w:r>
-      <w:r>
-        <w:rPr>
-          <w:rFonts w:ascii="Calibri" w:hAnsi="Calibri"/>
-        </w:rPr>
-        <w:t xml:space="preserve"> This field is filled out automatically. It is referenced from the CF2R-MCH-01, which must be completed prior to this document.</w:t>
-      </w:r>
-      <w:r>
-        <w:rPr>
-          <w:rFonts w:ascii="Calibri" w:hAnsi="Calibri"/>
-        </w:rPr>
-        <w:t xml:space="preserve"> If the number of indoor units connected to the outdoor unit is equal to one or the system is a packaged </w:t>
+        </w:rPr>
+        <w:t xml:space="preserve">Nominal Cooling Capacity (tons): This field is filled out automatically. It is referenced from the CF2R-MCH-01, which must be completed prior to this document. If the number of indoor units connected to the outdoor unit is equal to one or the system is a packaged </w:t>
       </w:r>
       <w:proofErr w:type="gramStart"/>
       <w:r>
         <w:rPr>
-          <w:rFonts w:ascii="Calibri" w:hAnsi="Calibri"/>
+          <w:rFonts w:asciiTheme="minorHAnsi" w:hAnsiTheme="minorHAnsi"/>
         </w:rPr>
         <w:t>system</w:t>
       </w:r>
       <w:proofErr w:type="gramEnd"/>
       <w:r>
         <w:rPr>
-          <w:rFonts w:ascii="Calibri" w:hAnsi="Calibri"/>
+          <w:rFonts w:asciiTheme="minorHAnsi" w:hAnsiTheme="minorHAnsi"/>
         </w:rPr>
         <w:t xml:space="preserve"> then this field is equal to the nominal cooling capacity of the condenser. If the number of indoor units connected to the outdoor unit is greater than one this field is equal to the indoor unit nominal cooling capacity.</w:t>
       </w:r>
     </w:p>
     <w:p>
       <w:pPr>
-        <w:pStyle w:val="ListParagraph"/>
         <w:numPr>
           <w:ilvl w:val="0"/>
-          <w:numId w:val="30"/>
+          <w:numId w:val="43"/>
         </w:numPr>
         <w:ind w:left="360" w:hanging="360"/>
         <w:rPr>
@@ -5420,7 +5849,6 @@
       <w:r>
         <w:rPr>
           <w:rFonts w:asciiTheme="minorHAnsi" w:hAnsiTheme="minorHAnsi"/>
-          <w:szCs w:val="18"/>
         </w:rPr>
         <w:t>Condenser Speed Type:</w:t>
       </w:r>
@@ -5433,10 +5861,9 @@
     </w:p>
     <w:p>
       <w:pPr>
-        <w:pStyle w:val="ListParagraph"/>
         <w:numPr>
           <w:ilvl w:val="0"/>
-          <w:numId w:val="30"/>
+          <w:numId w:val="43"/>
         </w:numPr>
         <w:ind w:left="360" w:hanging="360"/>
         <w:rPr>
@@ -5446,7 +5873,6 @@
       <w:r>
         <w:rPr>
           <w:rFonts w:asciiTheme="minorHAnsi" w:hAnsiTheme="minorHAnsi"/>
-          <w:szCs w:val="18"/>
         </w:rPr>
         <w:t>Cooling System Zonal Control Type:</w:t>
       </w:r>
@@ -5459,10 +5885,9 @@
     </w:p>
     <w:p>
       <w:pPr>
-        <w:pStyle w:val="ListParagraph"/>
         <w:numPr>
           <w:ilvl w:val="0"/>
-          <w:numId w:val="30"/>
+          <w:numId w:val="43"/>
         </w:numPr>
         <w:ind w:left="360" w:hanging="360"/>
         <w:rPr>
@@ -5472,7 +5897,6 @@
       <w:r>
         <w:rPr>
           <w:rFonts w:asciiTheme="minorHAnsi" w:hAnsiTheme="minorHAnsi"/>
-          <w:szCs w:val="18"/>
         </w:rPr>
         <w:t>Central Fan Integrated (CFI) Ventilation System Status:</w:t>
       </w:r>
@@ -5485,10 +5909,9 @@
     </w:p>
     <w:p>
       <w:pPr>
-        <w:pStyle w:val="ListParagraph"/>
         <w:numPr>
           <w:ilvl w:val="0"/>
-          <w:numId w:val="30"/>
+          <w:numId w:val="43"/>
         </w:numPr>
         <w:ind w:left="360" w:hanging="360"/>
         <w:rPr>
@@ -5498,7 +5921,6 @@
       <w:r>
         <w:rPr>
           <w:rFonts w:asciiTheme="minorHAnsi" w:hAnsiTheme="minorHAnsi"/>
-          <w:szCs w:val="18"/>
         </w:rPr>
         <w:t>System Bypass Duct Status:</w:t>
       </w:r>
@@ -5511,10 +5933,9 @@
     </w:p>
     <w:p>
       <w:pPr>
-        <w:pStyle w:val="ListParagraph"/>
         <w:numPr>
           <w:ilvl w:val="0"/>
-          <w:numId w:val="30"/>
+          <w:numId w:val="43"/>
         </w:numPr>
         <w:ind w:left="360" w:hanging="360"/>
         <w:rPr>
@@ -5524,7 +5945,6 @@
       <w:r>
         <w:rPr>
           <w:rFonts w:asciiTheme="minorHAnsi" w:hAnsiTheme="minorHAnsi"/>
-          <w:szCs w:val="18"/>
         </w:rPr>
         <w:t>Date of System Airflow Rate Measurement:</w:t>
       </w:r>
@@ -5537,10 +5957,9 @@
     </w:p>
     <w:p>
       <w:pPr>
-        <w:pStyle w:val="ListParagraph"/>
         <w:numPr>
           <w:ilvl w:val="0"/>
-          <w:numId w:val="30"/>
+          <w:numId w:val="43"/>
         </w:numPr>
         <w:ind w:left="360" w:hanging="360"/>
         <w:rPr>
@@ -5550,21 +5969,18 @@
       <w:r>
         <w:rPr>
           <w:rFonts w:asciiTheme="minorHAnsi" w:hAnsiTheme="minorHAnsi"/>
-          <w:szCs w:val="18"/>
         </w:rPr>
         <w:t xml:space="preserve">Airflow Rate Protocol </w:t>
       </w:r>
       <w:r>
         <w:rPr>
           <w:rFonts w:asciiTheme="minorHAnsi" w:hAnsiTheme="minorHAnsi"/>
-          <w:szCs w:val="18"/>
         </w:rPr>
         <w:t>U</w:t>
       </w:r>
       <w:r>
         <w:rPr>
           <w:rFonts w:asciiTheme="minorHAnsi" w:hAnsiTheme="minorHAnsi"/>
-          <w:szCs w:val="18"/>
         </w:rPr>
         <w:t>tilized:</w:t>
       </w:r>
@@ -5589,10 +6005,9 @@
     </w:p>
     <w:p>
       <w:pPr>
-        <w:pStyle w:val="ListParagraph"/>
         <w:numPr>
           <w:ilvl w:val="0"/>
-          <w:numId w:val="30"/>
+          <w:numId w:val="43"/>
         </w:numPr>
         <w:ind w:left="360" w:hanging="360"/>
         <w:rPr>
@@ -5601,27 +6016,15 @@
       </w:pPr>
       <w:r>
         <w:rPr>
-          <w:rFonts w:ascii="Calibri" w:hAnsi="Calibri"/>
-        </w:rPr>
-        <w:t>Central Fan Vent</w:t>
+          <w:rFonts w:asciiTheme="minorHAnsi" w:hAnsiTheme="minorHAnsi"/>
+        </w:rPr>
+        <w:t>Central Fan Ventilation Cooling System (CFVCS) Status: This field is filled out automatically. It is referenced from the CF2R-MCH-01, which must be</w:t>
       </w:r>
       <w:r>
         <w:rPr>
           <w:rFonts w:ascii="Calibri" w:hAnsi="Calibri"/>
         </w:rPr>
-        <w:t xml:space="preserve">ilation Cooling System (CFVCS) Status: </w:t>
-      </w:r>
-      <w:r>
-        <w:rPr>
-          <w:rFonts w:ascii="Calibri" w:hAnsi="Calibri"/>
-        </w:rPr>
-        <w:t>This field is filled out automatically</w:t>
-      </w:r>
-      <w:r>
-        <w:rPr>
-          <w:rFonts w:ascii="Calibri" w:hAnsi="Calibri"/>
-        </w:rPr>
-        <w:t>. It is referenced from the CF2R-MCH-01, which must be completed prior to this document.</w:t>
+        <w:t xml:space="preserve"> completed prior to this document.</w:t>
       </w:r>
     </w:p>
     <w:p>
@@ -5718,9 +6121,9 @@
         <w:pStyle w:val="ListParagraph"/>
         <w:numPr>
           <w:ilvl w:val="0"/>
-          <w:numId w:val="31"/>
+          <w:numId w:val="44"/>
         </w:numPr>
-        <w:ind w:left="360" w:hanging="360"/>
+        <w:ind w:left="360"/>
         <w:rPr>
           <w:rFonts w:asciiTheme="minorHAnsi" w:hAnsiTheme="minorHAnsi"/>
           <w:szCs w:val="18"/>
@@ -6189,7 +6592,7 @@
         </w:rPr>
         <w:t xml:space="preserve"> at </w:t>
       </w:r>
-      <w:hyperlink r:id="rId17" w:history="1">
+      <w:hyperlink r:id="rId16" w:history="1">
         <w:r>
           <w:rPr>
             <w:rStyle w:val="Hyperlink"/>
@@ -6614,19 +7017,12 @@
         <w:rPr>
           <w:rFonts w:ascii="Calibri" w:hAnsi="Calibri"/>
         </w:rPr>
-      </w:pPr>
-    </w:p>
-    <w:p>
-      <w:pPr>
-        <w:rPr>
-          <w:rFonts w:ascii="Calibri" w:hAnsi="Calibri"/>
-        </w:rPr>
         <w:sectPr>
-          <w:headerReference w:type="even" r:id="rId18"/>
-          <w:headerReference w:type="default" r:id="rId19"/>
-          <w:footerReference w:type="default" r:id="rId20"/>
-          <w:headerReference w:type="first" r:id="rId21"/>
-          <w:footerReference w:type="first" r:id="rId22"/>
+          <w:headerReference w:type="even" r:id="rId17"/>
+          <w:headerReference w:type="default" r:id="rId18"/>
+          <w:footerReference w:type="default" r:id="rId19"/>
+          <w:headerReference w:type="first" r:id="rId20"/>
+          <w:footerReference w:type="first" r:id="rId21"/>
           <w:pgSz w:w="12240" w:h="15840" w:code="1"/>
           <w:pgMar w:top="720" w:right="720" w:bottom="720" w:left="720" w:header="576" w:footer="576" w:gutter="0"/>
           <w:pgNumType w:start="1"/>
@@ -6637,6 +7033,8 @@
     </w:p>
     <w:tbl>
       <w:tblPr>
+        <w:tblpPr w:leftFromText="180" w:rightFromText="180" w:vertAnchor="text" w:tblpY="1"/>
+        <w:tblOverlap w:val="never"/>
         <w:tblW w:w="5000" w:type="pct"/>
         <w:tblBorders>
           <w:left w:val="single" w:sz="4" w:space="0" w:color="auto"/>
@@ -6664,7 +7062,7 @@
         </w:trPr>
         <w:tc>
           <w:tcPr>
-            <w:tcW w:w="11030" w:type="dxa"/>
+            <w:tcW w:w="10790" w:type="dxa"/>
             <w:gridSpan w:val="3"/>
             <w:tcBorders>
               <w:top w:val="single" w:sz="4" w:space="0" w:color="auto"/>
@@ -6682,13 +7080,16 @@
               </w:rPr>
             </w:pPr>
             <w:r>
+              <w:lastRenderedPageBreak/>
+              <w:br w:type="page"/>
+            </w:r>
+            <w:r>
               <w:rPr>
                 <w:rFonts w:asciiTheme="minorHAnsi" w:hAnsiTheme="minorHAnsi"/>
                 <w:b/>
                 <w:sz w:val="18"/>
                 <w:szCs w:val="18"/>
               </w:rPr>
-              <w:lastRenderedPageBreak/>
               <w:t>A. Ducted Cooling System Information</w:t>
             </w:r>
           </w:p>
@@ -6701,7 +7102,7 @@
         </w:trPr>
         <w:tc>
           <w:tcPr>
-            <w:tcW w:w="475" w:type="dxa"/>
+            <w:tcW w:w="470" w:type="dxa"/>
             <w:vAlign w:val="center"/>
           </w:tcPr>
           <w:p>
@@ -6726,7 +7127,7 @@
         </w:tc>
         <w:tc>
           <w:tcPr>
-            <w:tcW w:w="4950" w:type="dxa"/>
+            <w:tcW w:w="4840" w:type="dxa"/>
             <w:vAlign w:val="center"/>
           </w:tcPr>
           <w:p>
@@ -6751,7 +7152,7 @@
         </w:tc>
         <w:tc>
           <w:tcPr>
-            <w:tcW w:w="5605" w:type="dxa"/>
+            <w:tcW w:w="5480" w:type="dxa"/>
             <w:vAlign w:val="center"/>
           </w:tcPr>
           <w:p>
@@ -6782,7 +7183,7 @@
         </w:trPr>
         <w:tc>
           <w:tcPr>
-            <w:tcW w:w="475" w:type="dxa"/>
+            <w:tcW w:w="470" w:type="dxa"/>
             <w:vAlign w:val="center"/>
           </w:tcPr>
           <w:p>
@@ -6807,7 +7208,7 @@
         </w:tc>
         <w:tc>
           <w:tcPr>
-            <w:tcW w:w="4950" w:type="dxa"/>
+            <w:tcW w:w="4840" w:type="dxa"/>
             <w:vAlign w:val="center"/>
           </w:tcPr>
           <w:p>
@@ -6862,7 +7263,7 @@
         </w:tc>
         <w:tc>
           <w:tcPr>
-            <w:tcW w:w="5605" w:type="dxa"/>
+            <w:tcW w:w="5480" w:type="dxa"/>
             <w:vAlign w:val="center"/>
           </w:tcPr>
           <w:p>
@@ -6891,7 +7292,7 @@
         </w:trPr>
         <w:tc>
           <w:tcPr>
-            <w:tcW w:w="475" w:type="dxa"/>
+            <w:tcW w:w="470" w:type="dxa"/>
             <w:vAlign w:val="center"/>
           </w:tcPr>
           <w:p>
@@ -6916,7 +7317,7 @@
         </w:tc>
         <w:tc>
           <w:tcPr>
-            <w:tcW w:w="4950" w:type="dxa"/>
+            <w:tcW w:w="4840" w:type="dxa"/>
             <w:vAlign w:val="center"/>
           </w:tcPr>
           <w:p>
@@ -6939,7 +7340,7 @@
         </w:tc>
         <w:tc>
           <w:tcPr>
-            <w:tcW w:w="5605" w:type="dxa"/>
+            <w:tcW w:w="5480" w:type="dxa"/>
             <w:vAlign w:val="center"/>
           </w:tcPr>
           <w:p>
@@ -6968,7 +7369,7 @@
         </w:trPr>
         <w:tc>
           <w:tcPr>
-            <w:tcW w:w="475" w:type="dxa"/>
+            <w:tcW w:w="470" w:type="dxa"/>
             <w:vAlign w:val="center"/>
           </w:tcPr>
           <w:p>
@@ -7001,7 +7402,7 @@
         </w:tc>
         <w:tc>
           <w:tcPr>
-            <w:tcW w:w="4950" w:type="dxa"/>
+            <w:tcW w:w="4840" w:type="dxa"/>
             <w:vAlign w:val="center"/>
           </w:tcPr>
           <w:p>
@@ -7024,7 +7425,7 @@
         </w:tc>
         <w:tc>
           <w:tcPr>
-            <w:tcW w:w="5605" w:type="dxa"/>
+            <w:tcW w:w="5480" w:type="dxa"/>
             <w:vAlign w:val="center"/>
           </w:tcPr>
           <w:p>
@@ -7229,7 +7630,7 @@
         </w:trPr>
         <w:tc>
           <w:tcPr>
-            <w:tcW w:w="475" w:type="dxa"/>
+            <w:tcW w:w="470" w:type="dxa"/>
             <w:vAlign w:val="center"/>
           </w:tcPr>
           <w:p>
@@ -7248,7 +7649,6 @@
                 <w:sz w:val="18"/>
                 <w:szCs w:val="18"/>
               </w:rPr>
-              <w:lastRenderedPageBreak/>
               <w:t>0</w:t>
             </w:r>
             <w:r>
@@ -7263,7 +7663,7 @@
         </w:tc>
         <w:tc>
           <w:tcPr>
-            <w:tcW w:w="4950" w:type="dxa"/>
+            <w:tcW w:w="4840" w:type="dxa"/>
             <w:vAlign w:val="center"/>
           </w:tcPr>
           <w:p>
@@ -7291,7 +7691,7 @@
         </w:tc>
         <w:tc>
           <w:tcPr>
-            <w:tcW w:w="5605" w:type="dxa"/>
+            <w:tcW w:w="5480" w:type="dxa"/>
             <w:vAlign w:val="center"/>
           </w:tcPr>
           <w:p>
@@ -8342,6 +8742,7 @@
                 <w:sz w:val="16"/>
                 <w:szCs w:val="16"/>
               </w:rPr>
+              <w:lastRenderedPageBreak/>
               <w:t>&gt;&gt;</w:t>
             </w:r>
           </w:p>
@@ -8354,7 +8755,7 @@
         </w:trPr>
         <w:tc>
           <w:tcPr>
-            <w:tcW w:w="475" w:type="dxa"/>
+            <w:tcW w:w="470" w:type="dxa"/>
             <w:vAlign w:val="center"/>
           </w:tcPr>
           <w:p>
@@ -8392,7 +8793,7 @@
         </w:tc>
         <w:tc>
           <w:tcPr>
-            <w:tcW w:w="4950" w:type="dxa"/>
+            <w:tcW w:w="4840" w:type="dxa"/>
             <w:vAlign w:val="center"/>
           </w:tcPr>
           <w:p>
@@ -8420,7 +8821,7 @@
         </w:tc>
         <w:tc>
           <w:tcPr>
-            <w:tcW w:w="5605" w:type="dxa"/>
+            <w:tcW w:w="5480" w:type="dxa"/>
             <w:vAlign w:val="center"/>
           </w:tcPr>
           <w:p>
@@ -8738,7 +9139,7 @@
         </w:trPr>
         <w:tc>
           <w:tcPr>
-            <w:tcW w:w="475" w:type="dxa"/>
+            <w:tcW w:w="470" w:type="dxa"/>
             <w:vAlign w:val="center"/>
           </w:tcPr>
           <w:p>
@@ -8775,7 +9176,7 @@
         </w:tc>
         <w:tc>
           <w:tcPr>
-            <w:tcW w:w="4950" w:type="dxa"/>
+            <w:tcW w:w="4840" w:type="dxa"/>
             <w:vAlign w:val="center"/>
           </w:tcPr>
           <w:p>
@@ -8803,7 +9204,7 @@
         </w:tc>
         <w:tc>
           <w:tcPr>
-            <w:tcW w:w="5605" w:type="dxa"/>
+            <w:tcW w:w="5480" w:type="dxa"/>
             <w:vAlign w:val="center"/>
           </w:tcPr>
           <w:p>
@@ -9143,7 +9544,7 @@
         </w:trPr>
         <w:tc>
           <w:tcPr>
-            <w:tcW w:w="475" w:type="dxa"/>
+            <w:tcW w:w="470" w:type="dxa"/>
             <w:vAlign w:val="center"/>
           </w:tcPr>
           <w:p>
@@ -9176,7 +9577,7 @@
         </w:tc>
         <w:tc>
           <w:tcPr>
-            <w:tcW w:w="4950" w:type="dxa"/>
+            <w:tcW w:w="4840" w:type="dxa"/>
             <w:vAlign w:val="center"/>
           </w:tcPr>
           <w:p>
@@ -9200,7 +9601,7 @@
         </w:tc>
         <w:tc>
           <w:tcPr>
-            <w:tcW w:w="5605" w:type="dxa"/>
+            <w:tcW w:w="5480" w:type="dxa"/>
             <w:vAlign w:val="center"/>
           </w:tcPr>
           <w:p>
@@ -9333,7 +9734,7 @@
         </w:trPr>
         <w:tc>
           <w:tcPr>
-            <w:tcW w:w="475" w:type="dxa"/>
+            <w:tcW w:w="470" w:type="dxa"/>
             <w:vAlign w:val="center"/>
           </w:tcPr>
           <w:p>
@@ -9366,7 +9767,7 @@
         </w:tc>
         <w:tc>
           <w:tcPr>
-            <w:tcW w:w="4950" w:type="dxa"/>
+            <w:tcW w:w="4840" w:type="dxa"/>
             <w:vAlign w:val="center"/>
           </w:tcPr>
           <w:p>
@@ -9390,7 +9791,7 @@
         </w:tc>
         <w:tc>
           <w:tcPr>
-            <w:tcW w:w="5605" w:type="dxa"/>
+            <w:tcW w:w="5480" w:type="dxa"/>
             <w:vAlign w:val="center"/>
           </w:tcPr>
           <w:p>
@@ -9527,7 +9928,7 @@
         </w:trPr>
         <w:tc>
           <w:tcPr>
-            <w:tcW w:w="475" w:type="dxa"/>
+            <w:tcW w:w="470" w:type="dxa"/>
             <w:vAlign w:val="center"/>
           </w:tcPr>
           <w:p>
@@ -9552,7 +9953,7 @@
         </w:tc>
         <w:tc>
           <w:tcPr>
-            <w:tcW w:w="4950" w:type="dxa"/>
+            <w:tcW w:w="4840" w:type="dxa"/>
             <w:vAlign w:val="center"/>
           </w:tcPr>
           <w:p>
@@ -9576,7 +9977,7 @@
         </w:tc>
         <w:tc>
           <w:tcPr>
-            <w:tcW w:w="5605" w:type="dxa"/>
+            <w:tcW w:w="5480" w:type="dxa"/>
             <w:vAlign w:val="center"/>
           </w:tcPr>
           <w:p>
@@ -9606,7 +10007,7 @@
         </w:trPr>
         <w:tc>
           <w:tcPr>
-            <w:tcW w:w="475" w:type="dxa"/>
+            <w:tcW w:w="470" w:type="dxa"/>
             <w:vAlign w:val="center"/>
           </w:tcPr>
           <w:p>
@@ -9631,7 +10032,7 @@
         </w:tc>
         <w:tc>
           <w:tcPr>
-            <w:tcW w:w="4950" w:type="dxa"/>
+            <w:tcW w:w="4840" w:type="dxa"/>
             <w:vAlign w:val="center"/>
           </w:tcPr>
           <w:p>
@@ -9671,7 +10072,7 @@
         </w:tc>
         <w:tc>
           <w:tcPr>
-            <w:tcW w:w="5605" w:type="dxa"/>
+            <w:tcW w:w="5480" w:type="dxa"/>
             <w:vAlign w:val="center"/>
           </w:tcPr>
           <w:p>
@@ -9857,7 +10258,7 @@
         </w:trPr>
         <w:tc>
           <w:tcPr>
-            <w:tcW w:w="475" w:type="dxa"/>
+            <w:tcW w:w="470" w:type="dxa"/>
             <w:vAlign w:val="center"/>
           </w:tcPr>
           <w:p>
@@ -9882,7 +10283,7 @@
         </w:tc>
         <w:tc>
           <w:tcPr>
-            <w:tcW w:w="4950" w:type="dxa"/>
+            <w:tcW w:w="4840" w:type="dxa"/>
             <w:vAlign w:val="center"/>
           </w:tcPr>
           <w:p>
@@ -9906,7 +10307,7 @@
         </w:tc>
         <w:tc>
           <w:tcPr>
-            <w:tcW w:w="5605" w:type="dxa"/>
+            <w:tcW w:w="5480" w:type="dxa"/>
             <w:vAlign w:val="center"/>
           </w:tcPr>
           <w:p>
@@ -10709,6 +11110,7 @@
                 <w:sz w:val="18"/>
                 <w:szCs w:val="18"/>
               </w:rPr>
+              <w:lastRenderedPageBreak/>
               <w:t>01</w:t>
             </w:r>
           </w:p>
@@ -10894,7 +11296,6 @@
                 <w:szCs w:val="18"/>
                 <w:u w:val="single"/>
               </w:rPr>
-              <w:lastRenderedPageBreak/>
               <w:t xml:space="preserve">Flow Grid </w:t>
             </w:r>
             <w:r>
@@ -10998,7 +11399,6 @@
                 <w:sz w:val="18"/>
                 <w:szCs w:val="18"/>
               </w:rPr>
-              <w:lastRenderedPageBreak/>
               <w:t>02</w:t>
             </w:r>
           </w:p>
@@ -11293,7 +11693,7 @@
                 <w:szCs w:val="18"/>
               </w:rPr>
             </w:pPr>
-            <w:hyperlink r:id="rId23" w:history="1">
+            <w:hyperlink r:id="rId22" w:history="1">
               <w:r>
                 <w:rPr>
                   <w:rStyle w:val="Hyperlink"/>
@@ -15043,9 +15443,9 @@
       </w:pPr>
     </w:p>
     <w:sectPr>
-      <w:headerReference w:type="even" r:id="rId24"/>
-      <w:headerReference w:type="default" r:id="rId25"/>
-      <w:headerReference w:type="first" r:id="rId26"/>
+      <w:headerReference w:type="even" r:id="rId23"/>
+      <w:headerReference w:type="default" r:id="rId24"/>
+      <w:headerReference w:type="first" r:id="rId25"/>
       <w:pgSz w:w="12240" w:h="15840" w:code="1"/>
       <w:pgMar w:top="720" w:right="720" w:bottom="720" w:left="720" w:header="576" w:footer="576" w:gutter="0"/>
       <w:pgNumType w:start="1"/>
@@ -15057,7 +15457,7 @@
 </file>
 
 <file path=word/endnotes.xml><?xml version="1.0" encoding="utf-8"?>
-<w:endnotes xmlns:wpc="http://schemas.microsoft.com/office/word/2010/wordprocessingCanvas" xmlns:cx="http://schemas.microsoft.com/office/drawing/2014/chartex" xmlns:cx1="http://schemas.microsoft.com/office/drawing/2015/9/8/chartex" xmlns:cx2="http://schemas.microsoft.com/office/drawing/2015/10/21/chartex" xmlns:cx3="http://schemas.microsoft.com/office/drawing/2016/5/9/chartex" xmlns:cx4="http://schemas.microsoft.com/office/drawing/2016/5/10/chartex" xmlns:cx5="http://schemas.microsoft.com/office/drawing/2016/5/11/chartex" xmlns:cx6="http://schemas.microsoft.com/office/drawing/2016/5/12/chartex" xmlns:cx7="http://schemas.microsoft.com/office/drawing/2016/5/13/chartex" xmlns:cx8="http://schemas.microsoft.com/office/drawing/2016/5/14/chartex" xmlns:mc="http://schemas.openxmlformats.org/markup-compatibility/2006" xmlns:aink="http://schemas.microsoft.com/office/drawing/2016/ink" xmlns:am3d="http://schemas.microsoft.com/office/drawing/2017/model3d" xmlns:o="urn:schemas-microsoft-com:office:office" xmlns:r="http://schemas.openxmlformats.org/officeDocument/2006/relationships" xmlns:m="http://schemas.openxmlformats.org/officeDocument/2006/math" xmlns:v="urn:schemas-microsoft-com:vml" xmlns:wp14="http://schemas.microsoft.com/office/word/2010/wordprocessingDrawing" xmlns:wp="http://schemas.openxmlformats.org/drawingml/2006/wordprocessingDrawing" xmlns:w10="urn:schemas-microsoft-com:office:word" xmlns:w="http://schemas.openxmlformats.org/wordprocessingml/2006/main" xmlns:w14="http://schemas.microsoft.com/office/word/2010/wordml" xmlns:w15="http://schemas.microsoft.com/office/word/2012/wordml" xmlns:w16cex="http://schemas.microsoft.com/office/word/2018/wordml/cex" xmlns:w16cid="http://schemas.microsoft.com/office/word/2016/wordml/cid" xmlns:w16="http://schemas.microsoft.com/office/word/2018/wordml" xmlns:w16sdtdh="http://schemas.microsoft.com/office/word/2020/wordml/sdtdatahash" xmlns:w16se="http://schemas.microsoft.com/office/word/2015/wordml/symex" xmlns:wpg="http://schemas.microsoft.com/office/word/2010/wordprocessingGroup" xmlns:wpi="http://schemas.microsoft.com/office/word/2010/wordprocessingInk" xmlns:wne="http://schemas.microsoft.com/office/word/2006/wordml" xmlns:wps="http://schemas.microsoft.com/office/word/2010/wordprocessingShape" mc:Ignorable="w14 w15 w16se w16cid w16 w16cex w16sdtdh wp14">
+<w:endnotes xmlns:wpc="http://schemas.microsoft.com/office/word/2010/wordprocessingCanvas" xmlns:cx="http://schemas.microsoft.com/office/drawing/2014/chartex" xmlns:cx1="http://schemas.microsoft.com/office/drawing/2015/9/8/chartex" xmlns:cx2="http://schemas.microsoft.com/office/drawing/2015/10/21/chartex" xmlns:cx3="http://schemas.microsoft.com/office/drawing/2016/5/9/chartex" xmlns:cx4="http://schemas.microsoft.com/office/drawing/2016/5/10/chartex" xmlns:cx5="http://schemas.microsoft.com/office/drawing/2016/5/11/chartex" xmlns:cx6="http://schemas.microsoft.com/office/drawing/2016/5/12/chartex" xmlns:cx7="http://schemas.microsoft.com/office/drawing/2016/5/13/chartex" xmlns:cx8="http://schemas.microsoft.com/office/drawing/2016/5/14/chartex" xmlns:mc="http://schemas.openxmlformats.org/markup-compatibility/2006" xmlns:aink="http://schemas.microsoft.com/office/drawing/2016/ink" xmlns:am3d="http://schemas.microsoft.com/office/drawing/2017/model3d" xmlns:o="urn:schemas-microsoft-com:office:office" xmlns:oel="http://schemas.microsoft.com/office/2019/extlst" xmlns:r="http://schemas.openxmlformats.org/officeDocument/2006/relationships" xmlns:m="http://schemas.openxmlformats.org/officeDocument/2006/math" xmlns:v="urn:schemas-microsoft-com:vml" xmlns:wp14="http://schemas.microsoft.com/office/word/2010/wordprocessingDrawing" xmlns:wp="http://schemas.openxmlformats.org/drawingml/2006/wordprocessingDrawing" xmlns:w10="urn:schemas-microsoft-com:office:word" xmlns:w="http://schemas.openxmlformats.org/wordprocessingml/2006/main" xmlns:w14="http://schemas.microsoft.com/office/word/2010/wordml" xmlns:w15="http://schemas.microsoft.com/office/word/2012/wordml" xmlns:w16cex="http://schemas.microsoft.com/office/word/2018/wordml/cex" xmlns:w16cid="http://schemas.microsoft.com/office/word/2016/wordml/cid" xmlns:w16="http://schemas.microsoft.com/office/word/2018/wordml" xmlns:w16sdtdh="http://schemas.microsoft.com/office/word/2020/wordml/sdtdatahash" xmlns:w16se="http://schemas.microsoft.com/office/word/2015/wordml/symex" xmlns:wpg="http://schemas.microsoft.com/office/word/2010/wordprocessingGroup" xmlns:wpi="http://schemas.microsoft.com/office/word/2010/wordprocessingInk" xmlns:wne="http://schemas.microsoft.com/office/word/2006/wordml" xmlns:wps="http://schemas.microsoft.com/office/word/2010/wordprocessingShape" mc:Ignorable="w14 w15 w16se w16cid w16 w16cex w16sdtdh wp14">
   <w:endnote w:type="separator" w:id="-1">
     <w:p>
       <w:r>
@@ -15079,17 +15479,7 @@
 </file>
 
 <file path=word/footer1.xml><?xml version="1.0" encoding="utf-8"?>
-<w:ftr xmlns:wpc="http://schemas.microsoft.com/office/word/2010/wordprocessingCanvas" xmlns:cx="http://schemas.microsoft.com/office/drawing/2014/chartex" xmlns:cx1="http://schemas.microsoft.com/office/drawing/2015/9/8/chartex" xmlns:cx2="http://schemas.microsoft.com/office/drawing/2015/10/21/chartex" xmlns:cx3="http://schemas.microsoft.com/office/drawing/2016/5/9/chartex" xmlns:cx4="http://schemas.microsoft.com/office/drawing/2016/5/10/chartex" xmlns:cx5="http://schemas.microsoft.com/office/drawing/2016/5/11/chartex" xmlns:cx6="http://schemas.microsoft.com/office/drawing/2016/5/12/chartex" xmlns:cx7="http://schemas.microsoft.com/office/drawing/2016/5/13/chartex" xmlns:cx8="http://schemas.microsoft.com/office/drawing/2016/5/14/chartex" xmlns:mc="http://schemas.openxmlformats.org/markup-compatibility/2006" xmlns:aink="http://schemas.microsoft.com/office/drawing/2016/ink" xmlns:am3d="http://schemas.microsoft.com/office/drawing/2017/model3d" xmlns:o="urn:schemas-microsoft-com:office:office" xmlns:r="http://schemas.openxmlformats.org/officeDocument/2006/relationships" xmlns:m="http://schemas.openxmlformats.org/officeDocument/2006/math" xmlns:v="urn:schemas-microsoft-com:vml" xmlns:wp14="http://schemas.microsoft.com/office/word/2010/wordprocessingDrawing" xmlns:wp="http://schemas.openxmlformats.org/drawingml/2006/wordprocessingDrawing" xmlns:w10="urn:schemas-microsoft-com:office:word" xmlns:w="http://schemas.openxmlformats.org/wordprocessingml/2006/main" xmlns:w14="http://schemas.microsoft.com/office/word/2010/wordml" xmlns:w15="http://schemas.microsoft.com/office/word/2012/wordml" xmlns:w16cex="http://schemas.microsoft.com/office/word/2018/wordml/cex" xmlns:w16cid="http://schemas.microsoft.com/office/word/2016/wordml/cid" xmlns:w16="http://schemas.microsoft.com/office/word/2018/wordml" xmlns:w16sdtdh="http://schemas.microsoft.com/office/word/2020/wordml/sdtdatahash" xmlns:w16se="http://schemas.microsoft.com/office/word/2015/wordml/symex" xmlns:wpg="http://schemas.microsoft.com/office/word/2010/wordprocessingGroup" xmlns:wpi="http://schemas.microsoft.com/office/word/2010/wordprocessingInk" xmlns:wne="http://schemas.microsoft.com/office/word/2006/wordml" xmlns:wps="http://schemas.microsoft.com/office/word/2010/wordprocessingShape" mc:Ignorable="w14 w15 w16se w16cid w16 w16cex w16sdtdh wp14">
-  <w:p>
-    <w:pPr>
-      <w:pStyle w:val="Footer"/>
-    </w:pPr>
-  </w:p>
-</w:ftr>
-</file>
-
-<file path=word/footer2.xml><?xml version="1.0" encoding="utf-8"?>
-<w:ftr xmlns:wpc="http://schemas.microsoft.com/office/word/2010/wordprocessingCanvas" xmlns:cx="http://schemas.microsoft.com/office/drawing/2014/chartex" xmlns:cx1="http://schemas.microsoft.com/office/drawing/2015/9/8/chartex" xmlns:cx2="http://schemas.microsoft.com/office/drawing/2015/10/21/chartex" xmlns:cx3="http://schemas.microsoft.com/office/drawing/2016/5/9/chartex" xmlns:cx4="http://schemas.microsoft.com/office/drawing/2016/5/10/chartex" xmlns:cx5="http://schemas.microsoft.com/office/drawing/2016/5/11/chartex" xmlns:cx6="http://schemas.microsoft.com/office/drawing/2016/5/12/chartex" xmlns:cx7="http://schemas.microsoft.com/office/drawing/2016/5/13/chartex" xmlns:cx8="http://schemas.microsoft.com/office/drawing/2016/5/14/chartex" xmlns:mc="http://schemas.openxmlformats.org/markup-compatibility/2006" xmlns:aink="http://schemas.microsoft.com/office/drawing/2016/ink" xmlns:am3d="http://schemas.microsoft.com/office/drawing/2017/model3d" xmlns:o="urn:schemas-microsoft-com:office:office" xmlns:r="http://schemas.openxmlformats.org/officeDocument/2006/relationships" xmlns:m="http://schemas.openxmlformats.org/officeDocument/2006/math" xmlns:v="urn:schemas-microsoft-com:vml" xmlns:wp14="http://schemas.microsoft.com/office/word/2010/wordprocessingDrawing" xmlns:wp="http://schemas.openxmlformats.org/drawingml/2006/wordprocessingDrawing" xmlns:w10="urn:schemas-microsoft-com:office:word" xmlns:w="http://schemas.openxmlformats.org/wordprocessingml/2006/main" xmlns:w14="http://schemas.microsoft.com/office/word/2010/wordml" xmlns:w15="http://schemas.microsoft.com/office/word/2012/wordml" xmlns:w16cex="http://schemas.microsoft.com/office/word/2018/wordml/cex" xmlns:w16cid="http://schemas.microsoft.com/office/word/2016/wordml/cid" xmlns:w16="http://schemas.microsoft.com/office/word/2018/wordml" xmlns:w16sdtdh="http://schemas.microsoft.com/office/word/2020/wordml/sdtdatahash" xmlns:w16se="http://schemas.microsoft.com/office/word/2015/wordml/symex" xmlns:wpg="http://schemas.microsoft.com/office/word/2010/wordprocessingGroup" xmlns:wpi="http://schemas.microsoft.com/office/word/2010/wordprocessingInk" xmlns:wne="http://schemas.microsoft.com/office/word/2006/wordml" xmlns:wps="http://schemas.microsoft.com/office/word/2010/wordprocessingShape" mc:Ignorable="w14 w15 w16se w16cid w16 w16cex w16sdtdh wp14">
+<w:ftr xmlns:wpc="http://schemas.microsoft.com/office/word/2010/wordprocessingCanvas" xmlns:cx="http://schemas.microsoft.com/office/drawing/2014/chartex" xmlns:cx1="http://schemas.microsoft.com/office/drawing/2015/9/8/chartex" xmlns:cx2="http://schemas.microsoft.com/office/drawing/2015/10/21/chartex" xmlns:cx3="http://schemas.microsoft.com/office/drawing/2016/5/9/chartex" xmlns:cx4="http://schemas.microsoft.com/office/drawing/2016/5/10/chartex" xmlns:cx5="http://schemas.microsoft.com/office/drawing/2016/5/11/chartex" xmlns:cx6="http://schemas.microsoft.com/office/drawing/2016/5/12/chartex" xmlns:cx7="http://schemas.microsoft.com/office/drawing/2016/5/13/chartex" xmlns:cx8="http://schemas.microsoft.com/office/drawing/2016/5/14/chartex" xmlns:mc="http://schemas.openxmlformats.org/markup-compatibility/2006" xmlns:aink="http://schemas.microsoft.com/office/drawing/2016/ink" xmlns:am3d="http://schemas.microsoft.com/office/drawing/2017/model3d" xmlns:o="urn:schemas-microsoft-com:office:office" xmlns:oel="http://schemas.microsoft.com/office/2019/extlst" xmlns:r="http://schemas.openxmlformats.org/officeDocument/2006/relationships" xmlns:m="http://schemas.openxmlformats.org/officeDocument/2006/math" xmlns:v="urn:schemas-microsoft-com:vml" xmlns:wp14="http://schemas.microsoft.com/office/word/2010/wordprocessingDrawing" xmlns:wp="http://schemas.openxmlformats.org/drawingml/2006/wordprocessingDrawing" xmlns:w10="urn:schemas-microsoft-com:office:word" xmlns:w="http://schemas.openxmlformats.org/wordprocessingml/2006/main" xmlns:w14="http://schemas.microsoft.com/office/word/2010/wordml" xmlns:w15="http://schemas.microsoft.com/office/word/2012/wordml" xmlns:w16cex="http://schemas.microsoft.com/office/word/2018/wordml/cex" xmlns:w16cid="http://schemas.microsoft.com/office/word/2016/wordml/cid" xmlns:w16="http://schemas.microsoft.com/office/word/2018/wordml" xmlns:w16sdtdh="http://schemas.microsoft.com/office/word/2020/wordml/sdtdatahash" xmlns:w16se="http://schemas.microsoft.com/office/word/2015/wordml/symex" xmlns:wpg="http://schemas.microsoft.com/office/word/2010/wordprocessingGroup" xmlns:wpi="http://schemas.microsoft.com/office/word/2010/wordprocessingInk" xmlns:wne="http://schemas.microsoft.com/office/word/2006/wordml" xmlns:wps="http://schemas.microsoft.com/office/word/2010/wordprocessingShape" mc:Ignorable="w14 w15 w16se w16cid w16 w16cex w16sdtdh wp14">
   <w:p>
     <w:pPr>
       <w:pStyle w:val="Footer"/>
@@ -15105,16 +15495,9 @@
     <w:r>
       <w:t>CA Building Energy Efficiency Standards - 20</w:t>
     </w:r>
-    <w:ins w:id="5" w:author="Alhabibi, Haider@Energy" w:date="2021-08-30T19:32:00Z">
-      <w:r>
-        <w:t>22</w:t>
-      </w:r>
-    </w:ins>
-    <w:del w:id="6" w:author="Alhabibi, Haider@Energy" w:date="2021-08-30T19:32:00Z">
-      <w:r>
-        <w:delText>19</w:delText>
-      </w:r>
-    </w:del>
+    <w:r>
+      <w:t>22</w:t>
+    </w:r>
     <w:r>
       <w:t xml:space="preserve"> Residential Compliance</w:t>
     </w:r>
@@ -15124,22 +15507,15 @@
     <w:r>
       <w:t>January 20</w:t>
     </w:r>
-    <w:ins w:id="7" w:author="Alhabibi, Haider@Energy" w:date="2021-08-30T19:32:00Z">
-      <w:r>
-        <w:t>22</w:t>
-      </w:r>
-    </w:ins>
-    <w:del w:id="8" w:author="Alhabibi, Haider@Energy" w:date="2021-08-30T19:32:00Z">
-      <w:r>
-        <w:delText>20</w:delText>
-      </w:r>
-    </w:del>
+    <w:r>
+      <w:t>22</w:t>
+    </w:r>
   </w:p>
 </w:ftr>
 </file>
 
-<file path=word/footer3.xml><?xml version="1.0" encoding="utf-8"?>
-<w:ftr xmlns:wpc="http://schemas.microsoft.com/office/word/2010/wordprocessingCanvas" xmlns:cx="http://schemas.microsoft.com/office/drawing/2014/chartex" xmlns:cx1="http://schemas.microsoft.com/office/drawing/2015/9/8/chartex" xmlns:cx2="http://schemas.microsoft.com/office/drawing/2015/10/21/chartex" xmlns:cx3="http://schemas.microsoft.com/office/drawing/2016/5/9/chartex" xmlns:cx4="http://schemas.microsoft.com/office/drawing/2016/5/10/chartex" xmlns:cx5="http://schemas.microsoft.com/office/drawing/2016/5/11/chartex" xmlns:cx6="http://schemas.microsoft.com/office/drawing/2016/5/12/chartex" xmlns:cx7="http://schemas.microsoft.com/office/drawing/2016/5/13/chartex" xmlns:cx8="http://schemas.microsoft.com/office/drawing/2016/5/14/chartex" xmlns:mc="http://schemas.openxmlformats.org/markup-compatibility/2006" xmlns:aink="http://schemas.microsoft.com/office/drawing/2016/ink" xmlns:am3d="http://schemas.microsoft.com/office/drawing/2017/model3d" xmlns:o="urn:schemas-microsoft-com:office:office" xmlns:r="http://schemas.openxmlformats.org/officeDocument/2006/relationships" xmlns:m="http://schemas.openxmlformats.org/officeDocument/2006/math" xmlns:v="urn:schemas-microsoft-com:vml" xmlns:wp14="http://schemas.microsoft.com/office/word/2010/wordprocessingDrawing" xmlns:wp="http://schemas.openxmlformats.org/drawingml/2006/wordprocessingDrawing" xmlns:w10="urn:schemas-microsoft-com:office:word" xmlns:w="http://schemas.openxmlformats.org/wordprocessingml/2006/main" xmlns:w14="http://schemas.microsoft.com/office/word/2010/wordml" xmlns:w15="http://schemas.microsoft.com/office/word/2012/wordml" xmlns:w16cex="http://schemas.microsoft.com/office/word/2018/wordml/cex" xmlns:w16cid="http://schemas.microsoft.com/office/word/2016/wordml/cid" xmlns:w16="http://schemas.microsoft.com/office/word/2018/wordml" xmlns:w16sdtdh="http://schemas.microsoft.com/office/word/2020/wordml/sdtdatahash" xmlns:w16se="http://schemas.microsoft.com/office/word/2015/wordml/symex" xmlns:wpg="http://schemas.microsoft.com/office/word/2010/wordprocessingGroup" xmlns:wpi="http://schemas.microsoft.com/office/word/2010/wordprocessingInk" xmlns:wne="http://schemas.microsoft.com/office/word/2006/wordml" xmlns:wps="http://schemas.microsoft.com/office/word/2010/wordprocessingShape" mc:Ignorable="w14 w15 w16se w16cid w16 w16cex w16sdtdh wp14">
+<file path=word/footer2.xml><?xml version="1.0" encoding="utf-8"?>
+<w:ftr xmlns:wpc="http://schemas.microsoft.com/office/word/2010/wordprocessingCanvas" xmlns:cx="http://schemas.microsoft.com/office/drawing/2014/chartex" xmlns:cx1="http://schemas.microsoft.com/office/drawing/2015/9/8/chartex" xmlns:cx2="http://schemas.microsoft.com/office/drawing/2015/10/21/chartex" xmlns:cx3="http://schemas.microsoft.com/office/drawing/2016/5/9/chartex" xmlns:cx4="http://schemas.microsoft.com/office/drawing/2016/5/10/chartex" xmlns:cx5="http://schemas.microsoft.com/office/drawing/2016/5/11/chartex" xmlns:cx6="http://schemas.microsoft.com/office/drawing/2016/5/12/chartex" xmlns:cx7="http://schemas.microsoft.com/office/drawing/2016/5/13/chartex" xmlns:cx8="http://schemas.microsoft.com/office/drawing/2016/5/14/chartex" xmlns:mc="http://schemas.openxmlformats.org/markup-compatibility/2006" xmlns:aink="http://schemas.microsoft.com/office/drawing/2016/ink" xmlns:am3d="http://schemas.microsoft.com/office/drawing/2017/model3d" xmlns:o="urn:schemas-microsoft-com:office:office" xmlns:oel="http://schemas.microsoft.com/office/2019/extlst" xmlns:r="http://schemas.openxmlformats.org/officeDocument/2006/relationships" xmlns:m="http://schemas.openxmlformats.org/officeDocument/2006/math" xmlns:v="urn:schemas-microsoft-com:vml" xmlns:wp14="http://schemas.microsoft.com/office/word/2010/wordprocessingDrawing" xmlns:wp="http://schemas.openxmlformats.org/drawingml/2006/wordprocessingDrawing" xmlns:w10="urn:schemas-microsoft-com:office:word" xmlns:w="http://schemas.openxmlformats.org/wordprocessingml/2006/main" xmlns:w14="http://schemas.microsoft.com/office/word/2010/wordml" xmlns:w15="http://schemas.microsoft.com/office/word/2012/wordml" xmlns:w16cex="http://schemas.microsoft.com/office/word/2018/wordml/cex" xmlns:w16cid="http://schemas.microsoft.com/office/word/2016/wordml/cid" xmlns:w16="http://schemas.microsoft.com/office/word/2018/wordml" xmlns:w16sdtdh="http://schemas.microsoft.com/office/word/2020/wordml/sdtdatahash" xmlns:w16se="http://schemas.microsoft.com/office/word/2015/wordml/symex" xmlns:wpg="http://schemas.microsoft.com/office/word/2010/wordprocessingGroup" xmlns:wpi="http://schemas.microsoft.com/office/word/2010/wordprocessingInk" xmlns:wne="http://schemas.microsoft.com/office/word/2006/wordml" xmlns:wps="http://schemas.microsoft.com/office/word/2010/wordprocessingShape" mc:Ignorable="w14 w15 w16se w16cid w16 w16cex w16sdtdh wp14">
   <w:p>
     <w:pPr>
       <w:pStyle w:val="Footer"/>
@@ -15163,8 +15539,8 @@
 </w:ftr>
 </file>
 
-<file path=word/footer4.xml><?xml version="1.0" encoding="utf-8"?>
-<w:ftr xmlns:wpc="http://schemas.microsoft.com/office/word/2010/wordprocessingCanvas" xmlns:cx="http://schemas.microsoft.com/office/drawing/2014/chartex" xmlns:cx1="http://schemas.microsoft.com/office/drawing/2015/9/8/chartex" xmlns:cx2="http://schemas.microsoft.com/office/drawing/2015/10/21/chartex" xmlns:cx3="http://schemas.microsoft.com/office/drawing/2016/5/9/chartex" xmlns:cx4="http://schemas.microsoft.com/office/drawing/2016/5/10/chartex" xmlns:cx5="http://schemas.microsoft.com/office/drawing/2016/5/11/chartex" xmlns:cx6="http://schemas.microsoft.com/office/drawing/2016/5/12/chartex" xmlns:cx7="http://schemas.microsoft.com/office/drawing/2016/5/13/chartex" xmlns:cx8="http://schemas.microsoft.com/office/drawing/2016/5/14/chartex" xmlns:mc="http://schemas.openxmlformats.org/markup-compatibility/2006" xmlns:aink="http://schemas.microsoft.com/office/drawing/2016/ink" xmlns:am3d="http://schemas.microsoft.com/office/drawing/2017/model3d" xmlns:o="urn:schemas-microsoft-com:office:office" xmlns:r="http://schemas.openxmlformats.org/officeDocument/2006/relationships" xmlns:m="http://schemas.openxmlformats.org/officeDocument/2006/math" xmlns:v="urn:schemas-microsoft-com:vml" xmlns:wp14="http://schemas.microsoft.com/office/word/2010/wordprocessingDrawing" xmlns:wp="http://schemas.openxmlformats.org/drawingml/2006/wordprocessingDrawing" xmlns:w10="urn:schemas-microsoft-com:office:word" xmlns:w="http://schemas.openxmlformats.org/wordprocessingml/2006/main" xmlns:w14="http://schemas.microsoft.com/office/word/2010/wordml" xmlns:w15="http://schemas.microsoft.com/office/word/2012/wordml" xmlns:w16cex="http://schemas.microsoft.com/office/word/2018/wordml/cex" xmlns:w16cid="http://schemas.microsoft.com/office/word/2016/wordml/cid" xmlns:w16="http://schemas.microsoft.com/office/word/2018/wordml" xmlns:w16sdtdh="http://schemas.microsoft.com/office/word/2020/wordml/sdtdatahash" xmlns:w16se="http://schemas.microsoft.com/office/word/2015/wordml/symex" xmlns:wpg="http://schemas.microsoft.com/office/word/2010/wordprocessingGroup" xmlns:wpi="http://schemas.microsoft.com/office/word/2010/wordprocessingInk" xmlns:wne="http://schemas.microsoft.com/office/word/2006/wordml" xmlns:wps="http://schemas.microsoft.com/office/word/2010/wordprocessingShape" mc:Ignorable="w14 w15 w16se w16cid w16 w16cex w16sdtdh wp14">
+<file path=word/footer3.xml><?xml version="1.0" encoding="utf-8"?>
+<w:ftr xmlns:wpc="http://schemas.microsoft.com/office/word/2010/wordprocessingCanvas" xmlns:cx="http://schemas.microsoft.com/office/drawing/2014/chartex" xmlns:cx1="http://schemas.microsoft.com/office/drawing/2015/9/8/chartex" xmlns:cx2="http://schemas.microsoft.com/office/drawing/2015/10/21/chartex" xmlns:cx3="http://schemas.microsoft.com/office/drawing/2016/5/9/chartex" xmlns:cx4="http://schemas.microsoft.com/office/drawing/2016/5/10/chartex" xmlns:cx5="http://schemas.microsoft.com/office/drawing/2016/5/11/chartex" xmlns:cx6="http://schemas.microsoft.com/office/drawing/2016/5/12/chartex" xmlns:cx7="http://schemas.microsoft.com/office/drawing/2016/5/13/chartex" xmlns:cx8="http://schemas.microsoft.com/office/drawing/2016/5/14/chartex" xmlns:mc="http://schemas.openxmlformats.org/markup-compatibility/2006" xmlns:aink="http://schemas.microsoft.com/office/drawing/2016/ink" xmlns:am3d="http://schemas.microsoft.com/office/drawing/2017/model3d" xmlns:o="urn:schemas-microsoft-com:office:office" xmlns:oel="http://schemas.microsoft.com/office/2019/extlst" xmlns:r="http://schemas.openxmlformats.org/officeDocument/2006/relationships" xmlns:m="http://schemas.openxmlformats.org/officeDocument/2006/math" xmlns:v="urn:schemas-microsoft-com:vml" xmlns:wp14="http://schemas.microsoft.com/office/word/2010/wordprocessingDrawing" xmlns:wp="http://schemas.openxmlformats.org/drawingml/2006/wordprocessingDrawing" xmlns:w10="urn:schemas-microsoft-com:office:word" xmlns:w="http://schemas.openxmlformats.org/wordprocessingml/2006/main" xmlns:w14="http://schemas.microsoft.com/office/word/2010/wordml" xmlns:w15="http://schemas.microsoft.com/office/word/2012/wordml" xmlns:w16cex="http://schemas.microsoft.com/office/word/2018/wordml/cex" xmlns:w16cid="http://schemas.microsoft.com/office/word/2016/wordml/cid" xmlns:w16="http://schemas.microsoft.com/office/word/2018/wordml" xmlns:w16sdtdh="http://schemas.microsoft.com/office/word/2020/wordml/sdtdatahash" xmlns:w16se="http://schemas.microsoft.com/office/word/2015/wordml/symex" xmlns:wpg="http://schemas.microsoft.com/office/word/2010/wordprocessingGroup" xmlns:wpi="http://schemas.microsoft.com/office/word/2010/wordprocessingInk" xmlns:wne="http://schemas.microsoft.com/office/word/2006/wordml" xmlns:wps="http://schemas.microsoft.com/office/word/2010/wordprocessingShape" mc:Ignorable="w14 w15 w16se w16cid w16 w16cex w16sdtdh wp14">
   <w:p>
     <w:pPr>
       <w:pStyle w:val="Footer"/>
@@ -15172,19 +15548,9 @@
     <w:r>
       <w:t>CA Building Energy Efficiency Standards - 20</w:t>
     </w:r>
-    <w:ins w:id="9" w:author="Alhabibi, Haider@Energy" w:date="2021-08-30T19:33:00Z">
-      <w:r>
-        <w:t>22</w:t>
-      </w:r>
-    </w:ins>
-    <w:del w:id="10" w:author="Alhabibi, Haider@Energy" w:date="2021-08-30T19:33:00Z">
-      <w:r>
-        <w:delText>1</w:delText>
-      </w:r>
-      <w:r>
-        <w:delText>9</w:delText>
-      </w:r>
-    </w:del>
+    <w:r>
+      <w:t>22</w:t>
+    </w:r>
     <w:r>
       <w:t xml:space="preserve"> Residential Compliance</w:t>
     </w:r>
@@ -15194,22 +15560,15 @@
     <w:r>
       <w:t>January 20</w:t>
     </w:r>
-    <w:ins w:id="11" w:author="Alhabibi, Haider@Energy" w:date="2021-08-30T19:33:00Z">
-      <w:r>
-        <w:t>22</w:t>
-      </w:r>
-    </w:ins>
-    <w:del w:id="12" w:author="Alhabibi, Haider@Energy" w:date="2021-08-30T19:33:00Z">
-      <w:r>
-        <w:delText>20</w:delText>
-      </w:r>
-    </w:del>
+    <w:r>
+      <w:t>22</w:t>
+    </w:r>
   </w:p>
 </w:ftr>
 </file>
 
-<file path=word/footer5.xml><?xml version="1.0" encoding="utf-8"?>
-<w:ftr xmlns:wpc="http://schemas.microsoft.com/office/word/2010/wordprocessingCanvas" xmlns:cx="http://schemas.microsoft.com/office/drawing/2014/chartex" xmlns:cx1="http://schemas.microsoft.com/office/drawing/2015/9/8/chartex" xmlns:cx2="http://schemas.microsoft.com/office/drawing/2015/10/21/chartex" xmlns:cx3="http://schemas.microsoft.com/office/drawing/2016/5/9/chartex" xmlns:cx4="http://schemas.microsoft.com/office/drawing/2016/5/10/chartex" xmlns:cx5="http://schemas.microsoft.com/office/drawing/2016/5/11/chartex" xmlns:cx6="http://schemas.microsoft.com/office/drawing/2016/5/12/chartex" xmlns:cx7="http://schemas.microsoft.com/office/drawing/2016/5/13/chartex" xmlns:cx8="http://schemas.microsoft.com/office/drawing/2016/5/14/chartex" xmlns:mc="http://schemas.openxmlformats.org/markup-compatibility/2006" xmlns:aink="http://schemas.microsoft.com/office/drawing/2016/ink" xmlns:am3d="http://schemas.microsoft.com/office/drawing/2017/model3d" xmlns:o="urn:schemas-microsoft-com:office:office" xmlns:r="http://schemas.openxmlformats.org/officeDocument/2006/relationships" xmlns:m="http://schemas.openxmlformats.org/officeDocument/2006/math" xmlns:v="urn:schemas-microsoft-com:vml" xmlns:wp14="http://schemas.microsoft.com/office/word/2010/wordprocessingDrawing" xmlns:wp="http://schemas.openxmlformats.org/drawingml/2006/wordprocessingDrawing" xmlns:w10="urn:schemas-microsoft-com:office:word" xmlns:w="http://schemas.openxmlformats.org/wordprocessingml/2006/main" xmlns:w14="http://schemas.microsoft.com/office/word/2010/wordml" xmlns:w15="http://schemas.microsoft.com/office/word/2012/wordml" xmlns:w16cex="http://schemas.microsoft.com/office/word/2018/wordml/cex" xmlns:w16cid="http://schemas.microsoft.com/office/word/2016/wordml/cid" xmlns:w16="http://schemas.microsoft.com/office/word/2018/wordml" xmlns:w16sdtdh="http://schemas.microsoft.com/office/word/2020/wordml/sdtdatahash" xmlns:w16se="http://schemas.microsoft.com/office/word/2015/wordml/symex" xmlns:wpg="http://schemas.microsoft.com/office/word/2010/wordprocessingGroup" xmlns:wpi="http://schemas.microsoft.com/office/word/2010/wordprocessingInk" xmlns:wne="http://schemas.microsoft.com/office/word/2006/wordml" xmlns:wps="http://schemas.microsoft.com/office/word/2010/wordprocessingShape" mc:Ignorable="w14 w15 w16se w16cid w16 w16cex w16sdtdh wp14">
+<file path=word/footer4.xml><?xml version="1.0" encoding="utf-8"?>
+<w:ftr xmlns:wpc="http://schemas.microsoft.com/office/word/2010/wordprocessingCanvas" xmlns:cx="http://schemas.microsoft.com/office/drawing/2014/chartex" xmlns:cx1="http://schemas.microsoft.com/office/drawing/2015/9/8/chartex" xmlns:cx2="http://schemas.microsoft.com/office/drawing/2015/10/21/chartex" xmlns:cx3="http://schemas.microsoft.com/office/drawing/2016/5/9/chartex" xmlns:cx4="http://schemas.microsoft.com/office/drawing/2016/5/10/chartex" xmlns:cx5="http://schemas.microsoft.com/office/drawing/2016/5/11/chartex" xmlns:cx6="http://schemas.microsoft.com/office/drawing/2016/5/12/chartex" xmlns:cx7="http://schemas.microsoft.com/office/drawing/2016/5/13/chartex" xmlns:cx8="http://schemas.microsoft.com/office/drawing/2016/5/14/chartex" xmlns:mc="http://schemas.openxmlformats.org/markup-compatibility/2006" xmlns:aink="http://schemas.microsoft.com/office/drawing/2016/ink" xmlns:am3d="http://schemas.microsoft.com/office/drawing/2017/model3d" xmlns:o="urn:schemas-microsoft-com:office:office" xmlns:oel="http://schemas.microsoft.com/office/2019/extlst" xmlns:r="http://schemas.openxmlformats.org/officeDocument/2006/relationships" xmlns:m="http://schemas.openxmlformats.org/officeDocument/2006/math" xmlns:v="urn:schemas-microsoft-com:vml" xmlns:wp14="http://schemas.microsoft.com/office/word/2010/wordprocessingDrawing" xmlns:wp="http://schemas.openxmlformats.org/drawingml/2006/wordprocessingDrawing" xmlns:w10="urn:schemas-microsoft-com:office:word" xmlns:w="http://schemas.openxmlformats.org/wordprocessingml/2006/main" xmlns:w14="http://schemas.microsoft.com/office/word/2010/wordml" xmlns:w15="http://schemas.microsoft.com/office/word/2012/wordml" xmlns:w16cex="http://schemas.microsoft.com/office/word/2018/wordml/cex" xmlns:w16cid="http://schemas.microsoft.com/office/word/2016/wordml/cid" xmlns:w16="http://schemas.microsoft.com/office/word/2018/wordml" xmlns:w16sdtdh="http://schemas.microsoft.com/office/word/2020/wordml/sdtdatahash" xmlns:w16se="http://schemas.microsoft.com/office/word/2015/wordml/symex" xmlns:wpg="http://schemas.microsoft.com/office/word/2010/wordprocessingGroup" xmlns:wpi="http://schemas.microsoft.com/office/word/2010/wordprocessingInk" xmlns:wne="http://schemas.microsoft.com/office/word/2006/wordml" xmlns:wps="http://schemas.microsoft.com/office/word/2010/wordprocessingShape" mc:Ignorable="w14 w15 w16se w16cid w16 w16cex w16sdtdh wp14">
   <w:p>
     <w:pPr>
       <w:pStyle w:val="Footer"/>
@@ -15226,7 +15585,7 @@
 </file>
 
 <file path=word/footnotes.xml><?xml version="1.0" encoding="utf-8"?>
-<w:footnotes xmlns:wpc="http://schemas.microsoft.com/office/word/2010/wordprocessingCanvas" xmlns:cx="http://schemas.microsoft.com/office/drawing/2014/chartex" xmlns:cx1="http://schemas.microsoft.com/office/drawing/2015/9/8/chartex" xmlns:cx2="http://schemas.microsoft.com/office/drawing/2015/10/21/chartex" xmlns:cx3="http://schemas.microsoft.com/office/drawing/2016/5/9/chartex" xmlns:cx4="http://schemas.microsoft.com/office/drawing/2016/5/10/chartex" xmlns:cx5="http://schemas.microsoft.com/office/drawing/2016/5/11/chartex" xmlns:cx6="http://schemas.microsoft.com/office/drawing/2016/5/12/chartex" xmlns:cx7="http://schemas.microsoft.com/office/drawing/2016/5/13/chartex" xmlns:cx8="http://schemas.microsoft.com/office/drawing/2016/5/14/chartex" xmlns:mc="http://schemas.openxmlformats.org/markup-compatibility/2006" xmlns:aink="http://schemas.microsoft.com/office/drawing/2016/ink" xmlns:am3d="http://schemas.microsoft.com/office/drawing/2017/model3d" xmlns:o="urn:schemas-microsoft-com:office:office" xmlns:r="http://schemas.openxmlformats.org/officeDocument/2006/relationships" xmlns:m="http://schemas.openxmlformats.org/officeDocument/2006/math" xmlns:v="urn:schemas-microsoft-com:vml" xmlns:wp14="http://schemas.microsoft.com/office/word/2010/wordprocessingDrawing" xmlns:wp="http://schemas.openxmlformats.org/drawingml/2006/wordprocessingDrawing" xmlns:w10="urn:schemas-microsoft-com:office:word" xmlns:w="http://schemas.openxmlformats.org/wordprocessingml/2006/main" xmlns:w14="http://schemas.microsoft.com/office/word/2010/wordml" xmlns:w15="http://schemas.microsoft.com/office/word/2012/wordml" xmlns:w16cex="http://schemas.microsoft.com/office/word/2018/wordml/cex" xmlns:w16cid="http://schemas.microsoft.com/office/word/2016/wordml/cid" xmlns:w16="http://schemas.microsoft.com/office/word/2018/wordml" xmlns:w16sdtdh="http://schemas.microsoft.com/office/word/2020/wordml/sdtdatahash" xmlns:w16se="http://schemas.microsoft.com/office/word/2015/wordml/symex" xmlns:wpg="http://schemas.microsoft.com/office/word/2010/wordprocessingGroup" xmlns:wpi="http://schemas.microsoft.com/office/word/2010/wordprocessingInk" xmlns:wne="http://schemas.microsoft.com/office/word/2006/wordml" xmlns:wps="http://schemas.microsoft.com/office/word/2010/wordprocessingShape" mc:Ignorable="w14 w15 w16se w16cid w16 w16cex w16sdtdh wp14">
+<w:footnotes xmlns:wpc="http://schemas.microsoft.com/office/word/2010/wordprocessingCanvas" xmlns:cx="http://schemas.microsoft.com/office/drawing/2014/chartex" xmlns:cx1="http://schemas.microsoft.com/office/drawing/2015/9/8/chartex" xmlns:cx2="http://schemas.microsoft.com/office/drawing/2015/10/21/chartex" xmlns:cx3="http://schemas.microsoft.com/office/drawing/2016/5/9/chartex" xmlns:cx4="http://schemas.microsoft.com/office/drawing/2016/5/10/chartex" xmlns:cx5="http://schemas.microsoft.com/office/drawing/2016/5/11/chartex" xmlns:cx6="http://schemas.microsoft.com/office/drawing/2016/5/12/chartex" xmlns:cx7="http://schemas.microsoft.com/office/drawing/2016/5/13/chartex" xmlns:cx8="http://schemas.microsoft.com/office/drawing/2016/5/14/chartex" xmlns:mc="http://schemas.openxmlformats.org/markup-compatibility/2006" xmlns:aink="http://schemas.microsoft.com/office/drawing/2016/ink" xmlns:am3d="http://schemas.microsoft.com/office/drawing/2017/model3d" xmlns:o="urn:schemas-microsoft-com:office:office" xmlns:oel="http://schemas.microsoft.com/office/2019/extlst" xmlns:r="http://schemas.openxmlformats.org/officeDocument/2006/relationships" xmlns:m="http://schemas.openxmlformats.org/officeDocument/2006/math" xmlns:v="urn:schemas-microsoft-com:vml" xmlns:wp14="http://schemas.microsoft.com/office/word/2010/wordprocessingDrawing" xmlns:wp="http://schemas.openxmlformats.org/drawingml/2006/wordprocessingDrawing" xmlns:w10="urn:schemas-microsoft-com:office:word" xmlns:w="http://schemas.openxmlformats.org/wordprocessingml/2006/main" xmlns:w14="http://schemas.microsoft.com/office/word/2010/wordml" xmlns:w15="http://schemas.microsoft.com/office/word/2012/wordml" xmlns:w16cex="http://schemas.microsoft.com/office/word/2018/wordml/cex" xmlns:w16cid="http://schemas.microsoft.com/office/word/2016/wordml/cid" xmlns:w16="http://schemas.microsoft.com/office/word/2018/wordml" xmlns:w16sdtdh="http://schemas.microsoft.com/office/word/2020/wordml/sdtdatahash" xmlns:w16se="http://schemas.microsoft.com/office/word/2015/wordml/symex" xmlns:wpg="http://schemas.microsoft.com/office/word/2010/wordprocessingGroup" xmlns:wpi="http://schemas.microsoft.com/office/word/2010/wordprocessingInk" xmlns:wne="http://schemas.microsoft.com/office/word/2006/wordml" xmlns:wps="http://schemas.microsoft.com/office/word/2010/wordprocessingShape" mc:Ignorable="w14 w15 w16se w16cid w16 w16cex w16sdtdh wp14">
   <w:footnote w:type="separator" w:id="-1">
     <w:p>
       <w:r>
@@ -15248,105 +15607,85 @@
 </file>
 
 <file path=word/header1.xml><?xml version="1.0" encoding="utf-8"?>
-<w:hdr xmlns:wpc="http://schemas.microsoft.com/office/word/2010/wordprocessingCanvas" xmlns:cx="http://schemas.microsoft.com/office/drawing/2014/chartex" xmlns:cx1="http://schemas.microsoft.com/office/drawing/2015/9/8/chartex" xmlns:cx2="http://schemas.microsoft.com/office/drawing/2015/10/21/chartex" xmlns:cx3="http://schemas.microsoft.com/office/drawing/2016/5/9/chartex" xmlns:cx4="http://schemas.microsoft.com/office/drawing/2016/5/10/chartex" xmlns:cx5="http://schemas.microsoft.com/office/drawing/2016/5/11/chartex" xmlns:cx6="http://schemas.microsoft.com/office/drawing/2016/5/12/chartex" xmlns:cx7="http://schemas.microsoft.com/office/drawing/2016/5/13/chartex" xmlns:cx8="http://schemas.microsoft.com/office/drawing/2016/5/14/chartex" xmlns:mc="http://schemas.openxmlformats.org/markup-compatibility/2006" xmlns:aink="http://schemas.microsoft.com/office/drawing/2016/ink" xmlns:am3d="http://schemas.microsoft.com/office/drawing/2017/model3d" xmlns:o="urn:schemas-microsoft-com:office:office" xmlns:r="http://schemas.openxmlformats.org/officeDocument/2006/relationships" xmlns:m="http://schemas.openxmlformats.org/officeDocument/2006/math" xmlns:v="urn:schemas-microsoft-com:vml" xmlns:wp14="http://schemas.microsoft.com/office/word/2010/wordprocessingDrawing" xmlns:wp="http://schemas.openxmlformats.org/drawingml/2006/wordprocessingDrawing" xmlns:w10="urn:schemas-microsoft-com:office:word" xmlns:w="http://schemas.openxmlformats.org/wordprocessingml/2006/main" xmlns:w14="http://schemas.microsoft.com/office/word/2010/wordml" xmlns:w15="http://schemas.microsoft.com/office/word/2012/wordml" xmlns:w16cex="http://schemas.microsoft.com/office/word/2018/wordml/cex" xmlns:w16cid="http://schemas.microsoft.com/office/word/2016/wordml/cid" xmlns:w16="http://schemas.microsoft.com/office/word/2018/wordml" xmlns:w16sdtdh="http://schemas.microsoft.com/office/word/2020/wordml/sdtdatahash" xmlns:w16se="http://schemas.microsoft.com/office/word/2015/wordml/symex" xmlns:wpg="http://schemas.microsoft.com/office/word/2010/wordprocessingGroup" xmlns:wpi="http://schemas.microsoft.com/office/word/2010/wordprocessingInk" xmlns:wne="http://schemas.microsoft.com/office/word/2006/wordml" xmlns:wps="http://schemas.microsoft.com/office/word/2010/wordprocessingShape" mc:Ignorable="w14 w15 w16se w16cid w16 w16cex w16sdtdh wp14">
+<w:hdr xmlns:wpc="http://schemas.microsoft.com/office/word/2010/wordprocessingCanvas" xmlns:cx="http://schemas.microsoft.com/office/drawing/2014/chartex" xmlns:cx1="http://schemas.microsoft.com/office/drawing/2015/9/8/chartex" xmlns:cx2="http://schemas.microsoft.com/office/drawing/2015/10/21/chartex" xmlns:cx3="http://schemas.microsoft.com/office/drawing/2016/5/9/chartex" xmlns:cx4="http://schemas.microsoft.com/office/drawing/2016/5/10/chartex" xmlns:cx5="http://schemas.microsoft.com/office/drawing/2016/5/11/chartex" xmlns:cx6="http://schemas.microsoft.com/office/drawing/2016/5/12/chartex" xmlns:cx7="http://schemas.microsoft.com/office/drawing/2016/5/13/chartex" xmlns:cx8="http://schemas.microsoft.com/office/drawing/2016/5/14/chartex" xmlns:mc="http://schemas.openxmlformats.org/markup-compatibility/2006" xmlns:aink="http://schemas.microsoft.com/office/drawing/2016/ink" xmlns:am3d="http://schemas.microsoft.com/office/drawing/2017/model3d" xmlns:o="urn:schemas-microsoft-com:office:office" xmlns:oel="http://schemas.microsoft.com/office/2019/extlst" xmlns:r="http://schemas.openxmlformats.org/officeDocument/2006/relationships" xmlns:m="http://schemas.openxmlformats.org/officeDocument/2006/math" xmlns:v="urn:schemas-microsoft-com:vml" xmlns:wp14="http://schemas.microsoft.com/office/word/2010/wordprocessingDrawing" xmlns:wp="http://schemas.openxmlformats.org/drawingml/2006/wordprocessingDrawing" xmlns:w10="urn:schemas-microsoft-com:office:word" xmlns:w="http://schemas.openxmlformats.org/wordprocessingml/2006/main" xmlns:w14="http://schemas.microsoft.com/office/word/2010/wordml" xmlns:w15="http://schemas.microsoft.com/office/word/2012/wordml" xmlns:w16cex="http://schemas.microsoft.com/office/word/2018/wordml/cex" xmlns:w16cid="http://schemas.microsoft.com/office/word/2016/wordml/cid" xmlns:w16="http://schemas.microsoft.com/office/word/2018/wordml" xmlns:w16sdtdh="http://schemas.microsoft.com/office/word/2020/wordml/sdtdatahash" xmlns:w16se="http://schemas.microsoft.com/office/word/2015/wordml/symex" xmlns:wpg="http://schemas.microsoft.com/office/word/2010/wordprocessingGroup" xmlns:wpi="http://schemas.microsoft.com/office/word/2010/wordprocessingInk" xmlns:wne="http://schemas.microsoft.com/office/word/2006/wordml" xmlns:wps="http://schemas.microsoft.com/office/word/2010/wordprocessingShape" mc:Ignorable="w14 w15 w16se w16cid w16 w16cex w16sdtdh wp14">
   <w:p>
     <w:pPr>
       <w:pStyle w:val="Header"/>
     </w:pPr>
+    <w:r>
+      <w:rPr>
+        <w:noProof/>
+      </w:rPr>
+      <w:pict w14:anchorId="265679C0">
+        <v:shapetype id="_x0000_t75" coordsize="21600,21600" o:spt="75" o:preferrelative="t" path="m@4@5l@4@11@9@11@9@5xe" filled="f" stroked="f">
+          <v:stroke joinstyle="miter"/>
+          <v:formulas>
+            <v:f eqn="if lineDrawn pixelLineWidth 0"/>
+            <v:f eqn="sum @0 1 0"/>
+            <v:f eqn="sum 0 0 @1"/>
+            <v:f eqn="prod @2 1 2"/>
+            <v:f eqn="prod @3 21600 pixelWidth"/>
+            <v:f eqn="prod @3 21600 pixelHeight"/>
+            <v:f eqn="sum @0 0 1"/>
+            <v:f eqn="prod @6 1 2"/>
+            <v:f eqn="prod @7 21600 pixelWidth"/>
+            <v:f eqn="sum @8 21600 0"/>
+            <v:f eqn="prod @7 21600 pixelHeight"/>
+            <v:f eqn="sum @10 21600 0"/>
+          </v:formulas>
+          <v:path o:extrusionok="f" gradientshapeok="t" o:connecttype="rect"/>
+          <o:lock v:ext="edit" aspectratio="t"/>
+        </v:shapetype>
+        <v:shape id="WordPictureWatermark21379501" o:spid="_x0000_s1026" type="#_x0000_t75" style="position:absolute;margin-left:0;margin-top:0;width:10in;height:540pt;z-index:-251658238;mso-position-horizontal:center;mso-position-horizontal-relative:margin;mso-position-vertical:center;mso-position-vertical-relative:margin" o:allowincell="f">
+          <v:imagedata r:id="rId1" o:title="Watermark" gain="19661f" blacklevel="22938f"/>
+          <w10:wrap anchorx="margin" anchory="margin"/>
+        </v:shape>
+      </w:pict>
+    </w:r>
   </w:p>
 </w:hdr>
 </file>
 
 <file path=word/header2.xml><?xml version="1.0" encoding="utf-8"?>
-<w:hdr xmlns:wpc="http://schemas.microsoft.com/office/word/2010/wordprocessingCanvas" xmlns:cx="http://schemas.microsoft.com/office/drawing/2014/chartex" xmlns:cx1="http://schemas.microsoft.com/office/drawing/2015/9/8/chartex" xmlns:cx2="http://schemas.microsoft.com/office/drawing/2015/10/21/chartex" xmlns:cx3="http://schemas.microsoft.com/office/drawing/2016/5/9/chartex" xmlns:cx4="http://schemas.microsoft.com/office/drawing/2016/5/10/chartex" xmlns:cx5="http://schemas.microsoft.com/office/drawing/2016/5/11/chartex" xmlns:cx6="http://schemas.microsoft.com/office/drawing/2016/5/12/chartex" xmlns:cx7="http://schemas.microsoft.com/office/drawing/2016/5/13/chartex" xmlns:cx8="http://schemas.microsoft.com/office/drawing/2016/5/14/chartex" xmlns:mc="http://schemas.openxmlformats.org/markup-compatibility/2006" xmlns:aink="http://schemas.microsoft.com/office/drawing/2016/ink" xmlns:am3d="http://schemas.microsoft.com/office/drawing/2017/model3d" xmlns:o="urn:schemas-microsoft-com:office:office" xmlns:r="http://schemas.openxmlformats.org/officeDocument/2006/relationships" xmlns:m="http://schemas.openxmlformats.org/officeDocument/2006/math" xmlns:v="urn:schemas-microsoft-com:vml" xmlns:wp14="http://schemas.microsoft.com/office/word/2010/wordprocessingDrawing" xmlns:wp="http://schemas.openxmlformats.org/drawingml/2006/wordprocessingDrawing" xmlns:w10="urn:schemas-microsoft-com:office:word" xmlns:w="http://schemas.openxmlformats.org/wordprocessingml/2006/main" xmlns:w14="http://schemas.microsoft.com/office/word/2010/wordml" xmlns:w15="http://schemas.microsoft.com/office/word/2012/wordml" xmlns:w16cex="http://schemas.microsoft.com/office/word/2018/wordml/cex" xmlns:w16cid="http://schemas.microsoft.com/office/word/2016/wordml/cid" xmlns:w16="http://schemas.microsoft.com/office/word/2018/wordml" xmlns:w16sdtdh="http://schemas.microsoft.com/office/word/2020/wordml/sdtdatahash" xmlns:w16se="http://schemas.microsoft.com/office/word/2015/wordml/symex" xmlns:wpg="http://schemas.microsoft.com/office/word/2010/wordprocessingGroup" xmlns:wpi="http://schemas.microsoft.com/office/word/2010/wordprocessingInk" xmlns:wne="http://schemas.microsoft.com/office/word/2006/wordml" xmlns:wps="http://schemas.microsoft.com/office/word/2010/wordprocessingShape" mc:Ignorable="w14 w15 w16se w16cid w16 w16cex w16sdtdh wp14">
+<w:hdr xmlns:wpc="http://schemas.microsoft.com/office/word/2010/wordprocessingCanvas" xmlns:cx="http://schemas.microsoft.com/office/drawing/2014/chartex" xmlns:cx1="http://schemas.microsoft.com/office/drawing/2015/9/8/chartex" xmlns:cx2="http://schemas.microsoft.com/office/drawing/2015/10/21/chartex" xmlns:cx3="http://schemas.microsoft.com/office/drawing/2016/5/9/chartex" xmlns:cx4="http://schemas.microsoft.com/office/drawing/2016/5/10/chartex" xmlns:cx5="http://schemas.microsoft.com/office/drawing/2016/5/11/chartex" xmlns:cx6="http://schemas.microsoft.com/office/drawing/2016/5/12/chartex" xmlns:cx7="http://schemas.microsoft.com/office/drawing/2016/5/13/chartex" xmlns:cx8="http://schemas.microsoft.com/office/drawing/2016/5/14/chartex" xmlns:mc="http://schemas.openxmlformats.org/markup-compatibility/2006" xmlns:aink="http://schemas.microsoft.com/office/drawing/2016/ink" xmlns:am3d="http://schemas.microsoft.com/office/drawing/2017/model3d" xmlns:o="urn:schemas-microsoft-com:office:office" xmlns:oel="http://schemas.microsoft.com/office/2019/extlst" xmlns:r="http://schemas.openxmlformats.org/officeDocument/2006/relationships" xmlns:m="http://schemas.openxmlformats.org/officeDocument/2006/math" xmlns:v="urn:schemas-microsoft-com:vml" xmlns:wp14="http://schemas.microsoft.com/office/word/2010/wordprocessingDrawing" xmlns:wp="http://schemas.openxmlformats.org/drawingml/2006/wordprocessingDrawing" xmlns:w10="urn:schemas-microsoft-com:office:word" xmlns:w="http://schemas.openxmlformats.org/wordprocessingml/2006/main" xmlns:w14="http://schemas.microsoft.com/office/word/2010/wordml" xmlns:w15="http://schemas.microsoft.com/office/word/2012/wordml" xmlns:w16cex="http://schemas.microsoft.com/office/word/2018/wordml/cex" xmlns:w16cid="http://schemas.microsoft.com/office/word/2016/wordml/cid" xmlns:w16="http://schemas.microsoft.com/office/word/2018/wordml" xmlns:w16sdtdh="http://schemas.microsoft.com/office/word/2020/wordml/sdtdatahash" xmlns:w16se="http://schemas.microsoft.com/office/word/2015/wordml/symex" xmlns:wpg="http://schemas.microsoft.com/office/word/2010/wordprocessingGroup" xmlns:wpi="http://schemas.microsoft.com/office/word/2010/wordprocessingInk" xmlns:wne="http://schemas.microsoft.com/office/word/2006/wordml" xmlns:wps="http://schemas.microsoft.com/office/word/2010/wordprocessingShape" mc:Ignorable="w14 w15 w16se w16cid w16 w16cex w16sdtdh wp14">
   <w:p>
     <w:pPr>
       <w:suppressAutoHyphens/>
       <w:ind w:left="-90"/>
+      <w:jc w:val="center"/>
       <w:rPr>
         <w:rFonts w:ascii="Arial" w:hAnsi="Arial" w:cs="Arial"/>
-        <w:sz w:val="14"/>
-        <w:szCs w:val="14"/>
+        <w:b/>
+        <w:sz w:val="24"/>
+        <w:szCs w:val="24"/>
       </w:rPr>
     </w:pPr>
-    <w:customXmlInsRangeStart w:id="0" w:author="Geiser, Che@Energy" w:date="2022-04-11T13:53:00Z"/>
-    <w:sdt>
-      <w:sdtPr>
-        <w:rPr>
-          <w:rFonts w:ascii="Arial" w:hAnsi="Arial" w:cs="Arial"/>
-          <w:sz w:val="14"/>
-          <w:szCs w:val="14"/>
-        </w:rPr>
-        <w:id w:val="-1390805286"/>
-        <w:docPartObj>
-          <w:docPartGallery w:val="Watermarks"/>
-          <w:docPartUnique/>
-        </w:docPartObj>
-      </w:sdtPr>
-      <w:sdtContent>
-        <w:customXmlInsRangeEnd w:id="0"/>
-        <w:ins w:id="1" w:author="Geiser, Che@Energy" w:date="2022-04-11T13:53:00Z">
-          <w:r>
-            <w:rPr>
-              <w:rFonts w:ascii="Arial" w:hAnsi="Arial" w:cs="Arial"/>
-              <w:noProof/>
-              <w:sz w:val="14"/>
-              <w:szCs w:val="14"/>
-            </w:rPr>
-            <w:pict w14:anchorId="08739950">
-              <v:shapetype id="_x0000_t136" coordsize="21600,21600" o:spt="136" adj="10800" path="m@7,l@8,m@5,21600l@6,21600e">
-                <v:formulas>
-                  <v:f eqn="sum #0 0 10800"/>
-                  <v:f eqn="prod #0 2 1"/>
-                  <v:f eqn="sum 21600 0 @1"/>
-                  <v:f eqn="sum 0 0 @2"/>
-                  <v:f eqn="sum 21600 0 @3"/>
-                  <v:f eqn="if @0 @3 0"/>
-                  <v:f eqn="if @0 21600 @1"/>
-                  <v:f eqn="if @0 0 @2"/>
-                  <v:f eqn="if @0 @4 21600"/>
-                  <v:f eqn="mid @5 @6"/>
-                  <v:f eqn="mid @8 @5"/>
-                  <v:f eqn="mid @7 @8"/>
-                  <v:f eqn="mid @6 @7"/>
-                  <v:f eqn="sum @6 0 @5"/>
-                </v:formulas>
-                <v:path textpathok="t" o:connecttype="custom" o:connectlocs="@9,0;@10,10800;@11,21600;@12,10800" o:connectangles="270,180,90,0"/>
-                <v:textpath on="t" fitshape="t"/>
-                <v:handles>
-                  <v:h position="#0,bottomRight" xrange="6629,14971"/>
-                </v:handles>
-                <o:lock v:ext="edit" text="t" shapetype="t"/>
-              </v:shapetype>
-              <v:shape id="PowerPlusWaterMarkObject357831064" o:spid="_x0000_s2062" type="#_x0000_t136" style="position:absolute;left:0;text-align:left;margin-left:0;margin-top:0;width:412.4pt;height:247.45pt;rotation:315;z-index:-251656182;mso-position-horizontal:center;mso-position-horizontal-relative:margin;mso-position-vertical:center;mso-position-vertical-relative:margin" o:allowincell="f" fillcolor="silver" stroked="f">
-                <v:fill opacity=".5"/>
-                <v:textpath style="font-family:&quot;Calibri&quot;;font-size:1pt" string="DRAFT"/>
-                <w10:wrap anchorx="margin" anchory="margin"/>
-              </v:shape>
-            </w:pict>
-          </w:r>
-        </w:ins>
-        <w:customXmlInsRangeStart w:id="2" w:author="Geiser, Che@Energy" w:date="2022-04-11T13:53:00Z"/>
-      </w:sdtContent>
-    </w:sdt>
-    <w:customXmlInsRangeEnd w:id="2"/>
     <w:r>
       <w:rPr>
+        <w:rFonts w:ascii="Calibri" w:hAnsi="Calibri" w:cs="Calibri"/>
         <w:noProof/>
+        <w:sz w:val="28"/>
+        <w:szCs w:val="28"/>
       </w:rPr>
       <w:drawing>
-        <wp:anchor distT="0" distB="0" distL="114300" distR="114300" simplePos="0" relativeHeight="251658250" behindDoc="1" locked="0" layoutInCell="0" allowOverlap="1" wp14:anchorId="7DD9A9E7" wp14:editId="043312D4">
+        <wp:anchor distT="0" distB="0" distL="114300" distR="114300" simplePos="0" relativeHeight="251660297" behindDoc="0" locked="0" layoutInCell="1" allowOverlap="1" wp14:anchorId="333C8ED0" wp14:editId="353F9F86">
           <wp:simplePos x="0" y="0"/>
-          <wp:positionH relativeFrom="margin">
-            <wp:align>center</wp:align>
+          <wp:positionH relativeFrom="column">
+            <wp:posOffset>0</wp:posOffset>
           </wp:positionH>
-          <wp:positionV relativeFrom="margin">
-            <wp:align>center</wp:align>
+          <wp:positionV relativeFrom="paragraph">
+            <wp:posOffset>47625</wp:posOffset>
           </wp:positionV>
-          <wp:extent cx="9144000" cy="6858000"/>
+          <wp:extent cx="2532380" cy="566420"/>
           <wp:effectExtent l="0" t="0" r="0" b="0"/>
           <wp:wrapNone/>
-          <wp:docPr id="10" name="Picture 10" descr="Watermark"/>
+          <wp:docPr id="4" name="Picture 4">
+            <a:extLst xmlns:a="http://schemas.openxmlformats.org/drawingml/2006/main">
+              <a:ext uri="{C183D7F6-B498-43B3-948B-1728B52AA6E4}">
+                <adec:decorative xmlns:adec="http://schemas.microsoft.com/office/drawing/2017/decorative" val="1"/>
+              </a:ext>
+            </a:extLst>
+          </wp:docPr>
           <wp:cNvGraphicFramePr>
             <a:graphicFrameLocks xmlns:a="http://schemas.openxmlformats.org/drawingml/2006/main" noChangeAspect="1"/>
           </wp:cNvGraphicFramePr>
@@ -15354,34 +15693,35 @@
             <a:graphicData uri="http://schemas.openxmlformats.org/drawingml/2006/picture">
               <pic:pic xmlns:pic="http://schemas.openxmlformats.org/drawingml/2006/picture">
                 <pic:nvPicPr>
-                  <pic:cNvPr id="0" name="Picture 10" descr="Watermark"/>
-                  <pic:cNvPicPr>
-                    <a:picLocks noChangeAspect="1" noChangeArrowheads="1"/>
-                  </pic:cNvPicPr>
+                  <pic:cNvPr id="4" name="Picture 4">
+                    <a:extLst>
+                      <a:ext uri="{C183D7F6-B498-43B3-948B-1728B52AA6E4}">
+                        <adec:decorative xmlns:adec="http://schemas.microsoft.com/office/drawing/2017/decorative" val="1"/>
+                      </a:ext>
+                    </a:extLst>
+                  </pic:cNvPr>
+                  <pic:cNvPicPr/>
                 </pic:nvPicPr>
                 <pic:blipFill>
                   <a:blip r:embed="rId1">
-                    <a:lum bright="70000" contrast="-70000"/>
                     <a:extLst>
                       <a:ext uri="{28A0092B-C50C-407E-A947-70E740481C1C}">
                         <a14:useLocalDpi xmlns:a14="http://schemas.microsoft.com/office/drawing/2010/main" val="0"/>
                       </a:ext>
                     </a:extLst>
                   </a:blip>
-                  <a:srcRect/>
                   <a:stretch>
                     <a:fillRect/>
                   </a:stretch>
                 </pic:blipFill>
-                <pic:spPr bwMode="auto">
+                <pic:spPr>
                   <a:xfrm>
                     <a:off x="0" y="0"/>
-                    <a:ext cx="9144000" cy="6858000"/>
+                    <a:ext cx="2532380" cy="566420"/>
                   </a:xfrm>
                   <a:prstGeom prst="rect">
                     <a:avLst/>
                   </a:prstGeom>
-                  <a:noFill/>
                 </pic:spPr>
               </pic:pic>
             </a:graphicData>
@@ -15397,86 +15737,6 @@
     </w:r>
     <w:r>
       <w:rPr>
-        <w:noProof/>
-      </w:rPr>
-      <w:drawing>
-        <wp:anchor distT="0" distB="0" distL="114300" distR="114300" simplePos="0" relativeHeight="251658240" behindDoc="0" locked="0" layoutInCell="1" allowOverlap="1" wp14:anchorId="265679C2" wp14:editId="3FA44A60">
-          <wp:simplePos x="0" y="0"/>
-          <wp:positionH relativeFrom="margin">
-            <wp:posOffset>6624955</wp:posOffset>
-          </wp:positionH>
-          <wp:positionV relativeFrom="margin">
-            <wp:posOffset>-1207770</wp:posOffset>
-          </wp:positionV>
-          <wp:extent cx="311785" cy="273685"/>
-          <wp:effectExtent l="0" t="0" r="0" b="0"/>
-          <wp:wrapSquare wrapText="bothSides"/>
-          <wp:docPr id="1" name="Picture 12"/>
-          <wp:cNvGraphicFramePr>
-            <a:graphicFrameLocks xmlns:a="http://schemas.openxmlformats.org/drawingml/2006/main" noChangeAspect="1"/>
-          </wp:cNvGraphicFramePr>
-          <a:graphic xmlns:a="http://schemas.openxmlformats.org/drawingml/2006/main">
-            <a:graphicData uri="http://schemas.openxmlformats.org/drawingml/2006/picture">
-              <pic:pic xmlns:pic="http://schemas.openxmlformats.org/drawingml/2006/picture">
-                <pic:nvPicPr>
-                  <pic:cNvPr id="0" name="Picture 12" descr="CEC_Seal-75x72"/>
-                  <pic:cNvPicPr>
-                    <a:picLocks noChangeAspect="1" noChangeArrowheads="1"/>
-                  </pic:cNvPicPr>
-                </pic:nvPicPr>
-                <pic:blipFill>
-                  <a:blip r:embed="rId2" cstate="print">
-                    <a:extLst>
-                      <a:ext uri="{28A0092B-C50C-407E-A947-70E740481C1C}">
-                        <a14:useLocalDpi xmlns:a14="http://schemas.microsoft.com/office/drawing/2010/main" val="0"/>
-                      </a:ext>
-                    </a:extLst>
-                  </a:blip>
-                  <a:stretch>
-                    <a:fillRect/>
-                  </a:stretch>
-                </pic:blipFill>
-                <pic:spPr bwMode="auto">
-                  <a:xfrm>
-                    <a:off x="0" y="0"/>
-                    <a:ext cx="311785" cy="273685"/>
-                  </a:xfrm>
-                  <a:prstGeom prst="rect">
-                    <a:avLst/>
-                  </a:prstGeom>
-                  <a:noFill/>
-                </pic:spPr>
-              </pic:pic>
-            </a:graphicData>
-          </a:graphic>
-          <wp14:sizeRelV relativeFrom="margin">
-            <wp14:pctHeight>0</wp14:pctHeight>
-          </wp14:sizeRelV>
-        </wp:anchor>
-      </w:drawing>
-    </w:r>
-    <w:r>
-      <w:rPr>
-        <w:rFonts w:ascii="Arial" w:hAnsi="Arial" w:cs="Arial"/>
-        <w:sz w:val="14"/>
-        <w:szCs w:val="14"/>
-      </w:rPr>
-      <w:t>STATE OF CALIFORNIA</w:t>
-    </w:r>
-  </w:p>
-  <w:p>
-    <w:pPr>
-      <w:suppressAutoHyphens/>
-      <w:ind w:left="-90"/>
-      <w:rPr>
-        <w:rFonts w:ascii="Arial" w:hAnsi="Arial" w:cs="Arial"/>
-        <w:b/>
-        <w:sz w:val="24"/>
-        <w:szCs w:val="24"/>
-      </w:rPr>
-    </w:pPr>
-    <w:r>
-      <w:rPr>
         <w:rFonts w:ascii="Arial" w:hAnsi="Arial" w:cs="Arial"/>
         <w:b/>
         <w:sz w:val="24"/>
@@ -15487,497 +15747,138 @@
   </w:p>
   <w:p>
     <w:pPr>
-      <w:suppressAutoHyphens/>
-      <w:ind w:left="-90"/>
+      <w:tabs>
+        <w:tab w:val="center" w:pos="4320"/>
+        <w:tab w:val="right" w:pos="8640"/>
+      </w:tabs>
+      <w:ind w:left="360"/>
       <w:rPr>
         <w:rFonts w:ascii="Arial" w:hAnsi="Arial" w:cs="Arial"/>
-        <w:sz w:val="14"/>
-        <w:szCs w:val="14"/>
+        <w:sz w:val="24"/>
+        <w:szCs w:val="24"/>
       </w:rPr>
     </w:pPr>
     <w:r>
       <w:rPr>
         <w:rFonts w:ascii="Arial" w:hAnsi="Arial" w:cs="Arial"/>
-        <w:sz w:val="14"/>
-        <w:szCs w:val="14"/>
-      </w:rPr>
-      <w:t>CEC-CF3R-MCH-23-H</w:t>
+        <w:sz w:val="24"/>
+        <w:szCs w:val="24"/>
+      </w:rPr>
+      <w:ptab w:relativeTo="margin" w:alignment="center" w:leader="none"/>
     </w:r>
     <w:r>
       <w:rPr>
         <w:rFonts w:ascii="Arial" w:hAnsi="Arial" w:cs="Arial"/>
-        <w:sz w:val="14"/>
-        <w:szCs w:val="14"/>
-      </w:rPr>
-      <w:t xml:space="preserve"> (Revised </w:t>
+        <w:sz w:val="24"/>
+        <w:szCs w:val="24"/>
+      </w:rPr>
+      <w:ptab w:relativeTo="margin" w:alignment="right" w:leader="none"/>
     </w:r>
     <w:r>
       <w:rPr>
-        <w:rFonts w:ascii="Arial" w:hAnsi="Arial" w:cs="Arial"/>
-        <w:sz w:val="14"/>
-        <w:szCs w:val="14"/>
-      </w:rPr>
-      <w:t>1/</w:t>
-    </w:r>
-    <w:ins w:id="3" w:author="Alhabibi, Haider@Energy" w:date="2021-08-30T19:32:00Z">
-      <w:r>
-        <w:rPr>
-          <w:rFonts w:ascii="Arial" w:hAnsi="Arial" w:cs="Arial"/>
-          <w:sz w:val="14"/>
-          <w:szCs w:val="14"/>
-        </w:rPr>
-        <w:t>22</w:t>
-      </w:r>
-    </w:ins>
-    <w:del w:id="4" w:author="Alhabibi, Haider@Energy" w:date="2021-08-30T19:32:00Z">
-      <w:r>
-        <w:rPr>
-          <w:rFonts w:ascii="Arial" w:hAnsi="Arial" w:cs="Arial"/>
-          <w:sz w:val="14"/>
-          <w:szCs w:val="14"/>
-        </w:rPr>
-        <w:delText>20</w:delText>
-      </w:r>
-    </w:del>
-    <w:r>
-      <w:rPr>
-        <w:rFonts w:ascii="Arial" w:hAnsi="Arial" w:cs="Arial"/>
-        <w:sz w:val="14"/>
-        <w:szCs w:val="14"/>
-      </w:rPr>
-      <w:t xml:space="preserve">)                                                                                                                               </w:t>
+        <w:rFonts w:ascii="Calibri" w:hAnsi="Calibri" w:cs="Calibri"/>
+        <w:sz w:val="28"/>
+        <w:szCs w:val="28"/>
+      </w:rPr>
+      <w:t>CEC-CF</w:t>
     </w:r>
     <w:r>
       <w:rPr>
-        <w:rFonts w:ascii="Arial" w:hAnsi="Arial" w:cs="Arial"/>
-        <w:sz w:val="14"/>
-        <w:szCs w:val="14"/>
-      </w:rPr>
-      <w:t xml:space="preserve">             </w:t>
+        <w:rFonts w:ascii="Calibri" w:hAnsi="Calibri" w:cs="Calibri"/>
+        <w:sz w:val="28"/>
+        <w:szCs w:val="28"/>
+      </w:rPr>
+      <w:t>3</w:t>
     </w:r>
     <w:r>
       <w:rPr>
-        <w:rFonts w:ascii="Arial" w:hAnsi="Arial" w:cs="Arial"/>
-        <w:sz w:val="14"/>
-        <w:szCs w:val="14"/>
-      </w:rPr>
-      <w:t>CALIFORNIA ENERGY COMMISSION</w:t>
+        <w:rFonts w:ascii="Calibri" w:hAnsi="Calibri" w:cs="Calibri"/>
+        <w:sz w:val="28"/>
+        <w:szCs w:val="28"/>
+      </w:rPr>
+      <w:t>R-</w:t>
+    </w:r>
+    <w:r>
+      <w:rPr>
+        <w:rFonts w:ascii="Calibri" w:hAnsi="Calibri" w:cs="Calibri"/>
+        <w:sz w:val="28"/>
+        <w:szCs w:val="28"/>
+      </w:rPr>
+      <w:t>MCH</w:t>
+    </w:r>
+    <w:r>
+      <w:rPr>
+        <w:rFonts w:ascii="Calibri" w:hAnsi="Calibri" w:cs="Calibri"/>
+        <w:sz w:val="28"/>
+        <w:szCs w:val="28"/>
+      </w:rPr>
+      <w:t>-</w:t>
+    </w:r>
+    <w:r>
+      <w:rPr>
+        <w:rFonts w:ascii="Calibri" w:hAnsi="Calibri" w:cs="Calibri"/>
+        <w:sz w:val="28"/>
+        <w:szCs w:val="28"/>
+      </w:rPr>
+      <w:t>23</w:t>
+    </w:r>
+    <w:r>
+      <w:rPr>
+        <w:rFonts w:ascii="Calibri" w:hAnsi="Calibri" w:cs="Calibri"/>
+        <w:sz w:val="28"/>
+        <w:szCs w:val="28"/>
+      </w:rPr>
+      <w:t>-</w:t>
+    </w:r>
+    <w:r>
+      <w:rPr>
+        <w:rFonts w:ascii="Calibri" w:hAnsi="Calibri" w:cs="Calibri"/>
+        <w:sz w:val="28"/>
+        <w:szCs w:val="28"/>
+      </w:rPr>
+      <w:t>H</w:t>
     </w:r>
   </w:p>
-  <w:tbl>
-    <w:tblPr>
-      <w:tblW w:w="5004" w:type="pct"/>
-      <w:tblBorders>
-        <w:top w:val="single" w:sz="4" w:space="0" w:color="auto"/>
-        <w:left w:val="single" w:sz="4" w:space="0" w:color="auto"/>
-        <w:bottom w:val="single" w:sz="4" w:space="0" w:color="auto"/>
-        <w:right w:val="single" w:sz="4" w:space="0" w:color="auto"/>
-        <w:insideH w:val="single" w:sz="4" w:space="0" w:color="auto"/>
-        <w:insideV w:val="single" w:sz="4" w:space="0" w:color="auto"/>
-      </w:tblBorders>
-      <w:tblCellMar>
-        <w:left w:w="115" w:type="dxa"/>
-        <w:right w:w="115" w:type="dxa"/>
-      </w:tblCellMar>
-      <w:tblLook w:val="0000" w:firstRow="0" w:lastRow="0" w:firstColumn="0" w:lastColumn="0" w:noHBand="0" w:noVBand="0"/>
-    </w:tblPr>
-    <w:tblGrid>
-      <w:gridCol w:w="5400"/>
-      <w:gridCol w:w="3574"/>
-      <w:gridCol w:w="1825"/>
-    </w:tblGrid>
-    <w:tr>
-      <w:trPr>
-        <w:cantSplit/>
-        <w:trHeight w:val="288"/>
-      </w:trPr>
-      <w:tc>
-        <w:tcPr>
-          <w:tcW w:w="4016" w:type="pct"/>
-          <w:gridSpan w:val="2"/>
-          <w:tcBorders>
-            <w:right w:val="nil"/>
-          </w:tcBorders>
-          <w:vAlign w:val="center"/>
-        </w:tcPr>
-        <w:p>
-          <w:pPr>
-            <w:pStyle w:val="Heading1"/>
-            <w:rPr>
-              <w:rFonts w:ascii="Calibri" w:hAnsi="Calibri"/>
-              <w:b w:val="0"/>
-              <w:bCs/>
-              <w:sz w:val="20"/>
-            </w:rPr>
-          </w:pPr>
-          <w:r>
-            <w:rPr>
-              <w:rFonts w:ascii="Calibri" w:hAnsi="Calibri"/>
-              <w:b w:val="0"/>
-              <w:bCs/>
-              <w:sz w:val="20"/>
-            </w:rPr>
-            <w:t>CERTIFICATE OF VERIFICATION</w:t>
-          </w:r>
-        </w:p>
-      </w:tc>
-      <w:tc>
-        <w:tcPr>
-          <w:tcW w:w="984" w:type="pct"/>
-          <w:tcBorders>
-            <w:left w:val="nil"/>
-          </w:tcBorders>
-          <w:tcMar>
-            <w:left w:w="115" w:type="dxa"/>
-            <w:right w:w="115" w:type="dxa"/>
-          </w:tcMar>
-          <w:vAlign w:val="center"/>
-        </w:tcPr>
-        <w:p>
-          <w:pPr>
-            <w:pStyle w:val="Heading1"/>
-            <w:jc w:val="right"/>
-            <w:rPr>
-              <w:rFonts w:ascii="Calibri" w:hAnsi="Calibri"/>
-              <w:b w:val="0"/>
-              <w:bCs/>
-              <w:sz w:val="20"/>
-            </w:rPr>
-          </w:pPr>
-          <w:r>
-            <w:rPr>
-              <w:rFonts w:ascii="Calibri" w:hAnsi="Calibri"/>
-              <w:b w:val="0"/>
-              <w:bCs/>
-              <w:sz w:val="20"/>
-            </w:rPr>
-            <w:t>CF3R-MCH-23-H</w:t>
-          </w:r>
-        </w:p>
-      </w:tc>
-    </w:tr>
-    <w:tr>
-      <w:trPr>
-        <w:cantSplit/>
-        <w:trHeight w:val="288"/>
-      </w:trPr>
-      <w:tc>
-        <w:tcPr>
-          <w:tcW w:w="2500" w:type="pct"/>
-          <w:tcBorders>
-            <w:right w:val="nil"/>
-          </w:tcBorders>
-        </w:tcPr>
-        <w:p>
-          <w:pPr>
-            <w:tabs>
-              <w:tab w:val="right" w:pos="10543"/>
-            </w:tabs>
-            <w:rPr>
-              <w:rFonts w:ascii="Calibri" w:hAnsi="Calibri"/>
-              <w:sz w:val="12"/>
-              <w:szCs w:val="12"/>
-            </w:rPr>
-          </w:pPr>
-          <w:r>
-            <w:rPr>
-              <w:rFonts w:ascii="Calibri" w:hAnsi="Calibri"/>
-              <w:bCs/>
-            </w:rPr>
-            <w:t xml:space="preserve">Space Conditioning </w:t>
-          </w:r>
-          <w:r>
-            <w:rPr>
-              <w:rFonts w:ascii="Calibri" w:hAnsi="Calibri"/>
-              <w:bCs/>
-            </w:rPr>
-            <w:t xml:space="preserve">System Airflow Rate </w:t>
-          </w:r>
-        </w:p>
-      </w:tc>
-      <w:tc>
-        <w:tcPr>
-          <w:tcW w:w="2500" w:type="pct"/>
-          <w:gridSpan w:val="2"/>
-          <w:tcBorders>
-            <w:left w:val="nil"/>
-          </w:tcBorders>
-        </w:tcPr>
-        <w:p>
-          <w:pPr>
-            <w:tabs>
-              <w:tab w:val="right" w:pos="10543"/>
-            </w:tabs>
-            <w:jc w:val="right"/>
-            <w:rPr>
-              <w:rFonts w:ascii="Calibri" w:hAnsi="Calibri"/>
-              <w:sz w:val="12"/>
-              <w:szCs w:val="12"/>
-            </w:rPr>
-          </w:pPr>
-          <w:r>
-            <w:rPr>
-              <w:rFonts w:ascii="Calibri" w:hAnsi="Calibri"/>
-              <w:bCs/>
-            </w:rPr>
-            <w:t xml:space="preserve">(Page </w:t>
-          </w:r>
-          <w:r>
-            <w:fldChar w:fldCharType="begin"/>
-          </w:r>
-          <w:r>
-            <w:instrText xml:space="preserve"> PAGE   \* MERGEFORMAT </w:instrText>
-          </w:r>
-          <w:r>
-            <w:fldChar w:fldCharType="separate"/>
-          </w:r>
-          <w:r>
-            <w:rPr>
-              <w:rFonts w:ascii="Calibri" w:hAnsi="Calibri"/>
-              <w:bCs/>
-              <w:noProof/>
-            </w:rPr>
-            <w:t>2</w:t>
-          </w:r>
-          <w:r>
-            <w:rPr>
-              <w:rFonts w:ascii="Calibri" w:hAnsi="Calibri"/>
-              <w:bCs/>
-              <w:noProof/>
-            </w:rPr>
-            <w:fldChar w:fldCharType="end"/>
-          </w:r>
-          <w:r>
-            <w:rPr>
-              <w:rFonts w:ascii="Calibri" w:hAnsi="Calibri"/>
-              <w:bCs/>
-            </w:rPr>
-            <w:t xml:space="preserve"> of </w:t>
-          </w:r>
-          <w:r>
-            <w:rPr>
-              <w:rFonts w:ascii="Calibri" w:hAnsi="Calibri"/>
-              <w:bCs/>
-              <w:noProof/>
-            </w:rPr>
-            <w:fldChar w:fldCharType="begin"/>
-          </w:r>
-          <w:r>
-            <w:rPr>
-              <w:rFonts w:ascii="Calibri" w:hAnsi="Calibri"/>
-              <w:bCs/>
-              <w:noProof/>
-            </w:rPr>
-            <w:instrText xml:space="preserve"> SECTIONPAGES   \* MERGEFORMAT </w:instrText>
-          </w:r>
-          <w:r>
-            <w:rPr>
-              <w:rFonts w:ascii="Calibri" w:hAnsi="Calibri"/>
-              <w:bCs/>
-              <w:noProof/>
-            </w:rPr>
-            <w:fldChar w:fldCharType="separate"/>
-          </w:r>
-          <w:r>
-            <w:rPr>
-              <w:rFonts w:ascii="Calibri" w:hAnsi="Calibri"/>
-              <w:bCs/>
-              <w:noProof/>
-            </w:rPr>
-            <w:t>3</w:t>
-          </w:r>
-          <w:r>
-            <w:rPr>
-              <w:rFonts w:ascii="Calibri" w:hAnsi="Calibri"/>
-              <w:bCs/>
-              <w:noProof/>
-            </w:rPr>
-            <w:fldChar w:fldCharType="end"/>
-          </w:r>
-          <w:r>
-            <w:rPr>
-              <w:rFonts w:ascii="Calibri" w:hAnsi="Calibri"/>
-              <w:bCs/>
-            </w:rPr>
-            <w:t>)</w:t>
-          </w:r>
-        </w:p>
-      </w:tc>
-    </w:tr>
-    <w:tr>
-      <w:trPr>
-        <w:cantSplit/>
-        <w:trHeight w:val="288"/>
-      </w:trPr>
-      <w:tc>
-        <w:tcPr>
-          <w:tcW w:w="0" w:type="auto"/>
-        </w:tcPr>
-        <w:p>
-          <w:pPr>
-            <w:rPr>
-              <w:rFonts w:ascii="Calibri" w:hAnsi="Calibri"/>
-              <w:sz w:val="12"/>
-              <w:szCs w:val="12"/>
-            </w:rPr>
-          </w:pPr>
-          <w:r>
-            <w:rPr>
-              <w:rFonts w:ascii="Calibri" w:hAnsi="Calibri"/>
-              <w:sz w:val="12"/>
-              <w:szCs w:val="12"/>
-            </w:rPr>
-            <w:t>Project Name:</w:t>
-          </w:r>
-        </w:p>
-      </w:tc>
-      <w:tc>
-        <w:tcPr>
-          <w:tcW w:w="1655" w:type="pct"/>
-        </w:tcPr>
-        <w:p>
-          <w:pPr>
-            <w:rPr>
-              <w:rFonts w:ascii="Calibri" w:hAnsi="Calibri"/>
-              <w:sz w:val="12"/>
-              <w:szCs w:val="12"/>
-            </w:rPr>
-          </w:pPr>
-          <w:r>
-            <w:rPr>
-              <w:rFonts w:ascii="Calibri" w:hAnsi="Calibri"/>
-              <w:sz w:val="12"/>
-              <w:szCs w:val="12"/>
-            </w:rPr>
-            <w:t>Enforcement Agency:</w:t>
-          </w:r>
-        </w:p>
-      </w:tc>
-      <w:tc>
-        <w:tcPr>
-          <w:tcW w:w="984" w:type="pct"/>
-        </w:tcPr>
-        <w:p>
-          <w:pPr>
-            <w:rPr>
-              <w:rFonts w:ascii="Calibri" w:hAnsi="Calibri"/>
-              <w:sz w:val="12"/>
-              <w:szCs w:val="12"/>
-            </w:rPr>
-          </w:pPr>
-          <w:r>
-            <w:rPr>
-              <w:rFonts w:ascii="Calibri" w:hAnsi="Calibri"/>
-              <w:sz w:val="12"/>
-              <w:szCs w:val="12"/>
-            </w:rPr>
-            <w:t>Permit Number:</w:t>
-          </w:r>
-        </w:p>
-      </w:tc>
-    </w:tr>
-    <w:tr>
-      <w:trPr>
-        <w:cantSplit/>
-        <w:trHeight w:val="288"/>
-      </w:trPr>
-      <w:tc>
-        <w:tcPr>
-          <w:tcW w:w="0" w:type="auto"/>
-        </w:tcPr>
-        <w:p>
-          <w:pPr>
-            <w:rPr>
-              <w:rFonts w:ascii="Calibri" w:hAnsi="Calibri"/>
-              <w:sz w:val="12"/>
-              <w:szCs w:val="12"/>
-              <w:vertAlign w:val="superscript"/>
-            </w:rPr>
-          </w:pPr>
-          <w:r>
-            <w:rPr>
-              <w:rFonts w:ascii="Calibri" w:hAnsi="Calibri"/>
-              <w:sz w:val="12"/>
-              <w:szCs w:val="12"/>
-            </w:rPr>
-            <w:t>Dwelling Address:</w:t>
-          </w:r>
-        </w:p>
-      </w:tc>
-      <w:tc>
-        <w:tcPr>
-          <w:tcW w:w="1655" w:type="pct"/>
-        </w:tcPr>
-        <w:p>
-          <w:pPr>
-            <w:rPr>
-              <w:rFonts w:ascii="Calibri" w:hAnsi="Calibri"/>
-              <w:sz w:val="12"/>
-              <w:szCs w:val="12"/>
-              <w:vertAlign w:val="superscript"/>
-            </w:rPr>
-          </w:pPr>
-          <w:r>
-            <w:rPr>
-              <w:rFonts w:ascii="Calibri" w:hAnsi="Calibri"/>
-              <w:sz w:val="12"/>
-              <w:szCs w:val="12"/>
-            </w:rPr>
-            <w:t>City</w:t>
-          </w:r>
-          <w:r>
-            <w:rPr>
-              <w:rFonts w:ascii="Calibri" w:hAnsi="Calibri"/>
-              <w:sz w:val="12"/>
-              <w:szCs w:val="12"/>
-            </w:rPr>
-            <w:t>:</w:t>
-          </w:r>
-        </w:p>
-      </w:tc>
-      <w:tc>
-        <w:tcPr>
-          <w:tcW w:w="984" w:type="pct"/>
-        </w:tcPr>
-        <w:p>
-          <w:pPr>
-            <w:rPr>
-              <w:rFonts w:ascii="Calibri" w:hAnsi="Calibri"/>
-              <w:sz w:val="12"/>
-              <w:szCs w:val="12"/>
-              <w:vertAlign w:val="superscript"/>
-            </w:rPr>
-          </w:pPr>
-          <w:r>
-            <w:rPr>
-              <w:rFonts w:ascii="Calibri" w:hAnsi="Calibri"/>
-              <w:sz w:val="12"/>
-              <w:szCs w:val="12"/>
-            </w:rPr>
-            <w:t>Zip Code</w:t>
-          </w:r>
-          <w:r>
-            <w:rPr>
-              <w:rFonts w:ascii="Calibri" w:hAnsi="Calibri"/>
-              <w:sz w:val="12"/>
-              <w:szCs w:val="12"/>
-            </w:rPr>
-            <w:t>:</w:t>
-          </w:r>
-        </w:p>
-      </w:tc>
-    </w:tr>
-  </w:tbl>
   <w:p>
     <w:pPr>
-      <w:pStyle w:val="Header"/>
+      <w:spacing w:after="160" w:line="259" w:lineRule="auto"/>
+      <w:ind w:left="360"/>
+      <w:rPr>
+        <w:rFonts w:ascii="Calibri" w:eastAsia="Calibri" w:hAnsi="Calibri" w:cs="Calibri"/>
+        <w:b/>
+        <w:bCs/>
+        <w:i/>
+        <w:iCs/>
+        <w:sz w:val="28"/>
+        <w:szCs w:val="28"/>
+      </w:rPr>
     </w:pPr>
+    <w:r>
+      <w:rPr>
+        <w:rFonts w:ascii="Arial" w:eastAsia="Calibri" w:hAnsi="Arial" w:cs="Arial"/>
+        <w:sz w:val="24"/>
+        <w:szCs w:val="22"/>
+      </w:rPr>
+      <w:ptab w:relativeTo="margin" w:alignment="center" w:leader="none"/>
+    </w:r>
+    <w:r>
+      <w:rPr>
+        <w:rFonts w:ascii="Calibri" w:eastAsia="Calibri" w:hAnsi="Calibri" w:cs="Calibri"/>
+        <w:b/>
+        <w:bCs/>
+        <w:i/>
+        <w:iCs/>
+        <w:sz w:val="28"/>
+        <w:szCs w:val="28"/>
+      </w:rPr>
+      <w:t>SAMPLE FORM – NOT VALID FOR SUBMISSION TO BUILDING DEPARTMENTS</w:t>
+    </w:r>
   </w:p>
 </w:hdr>
 </file>
 
 <file path=word/header3.xml><?xml version="1.0" encoding="utf-8"?>
-<w:hdr xmlns:wpc="http://schemas.microsoft.com/office/word/2010/wordprocessingCanvas" xmlns:cx="http://schemas.microsoft.com/office/drawing/2014/chartex" xmlns:cx1="http://schemas.microsoft.com/office/drawing/2015/9/8/chartex" xmlns:cx2="http://schemas.microsoft.com/office/drawing/2015/10/21/chartex" xmlns:cx3="http://schemas.microsoft.com/office/drawing/2016/5/9/chartex" xmlns:cx4="http://schemas.microsoft.com/office/drawing/2016/5/10/chartex" xmlns:cx5="http://schemas.microsoft.com/office/drawing/2016/5/11/chartex" xmlns:cx6="http://schemas.microsoft.com/office/drawing/2016/5/12/chartex" xmlns:cx7="http://schemas.microsoft.com/office/drawing/2016/5/13/chartex" xmlns:cx8="http://schemas.microsoft.com/office/drawing/2016/5/14/chartex" xmlns:mc="http://schemas.openxmlformats.org/markup-compatibility/2006" xmlns:aink="http://schemas.microsoft.com/office/drawing/2016/ink" xmlns:am3d="http://schemas.microsoft.com/office/drawing/2017/model3d" xmlns:o="urn:schemas-microsoft-com:office:office" xmlns:r="http://schemas.openxmlformats.org/officeDocument/2006/relationships" xmlns:m="http://schemas.openxmlformats.org/officeDocument/2006/math" xmlns:v="urn:schemas-microsoft-com:vml" xmlns:wp14="http://schemas.microsoft.com/office/word/2010/wordprocessingDrawing" xmlns:wp="http://schemas.openxmlformats.org/drawingml/2006/wordprocessingDrawing" xmlns:w10="urn:schemas-microsoft-com:office:word" xmlns:w="http://schemas.openxmlformats.org/wordprocessingml/2006/main" xmlns:w14="http://schemas.microsoft.com/office/word/2010/wordml" xmlns:w15="http://schemas.microsoft.com/office/word/2012/wordml" xmlns:w16cex="http://schemas.microsoft.com/office/word/2018/wordml/cex" xmlns:w16cid="http://schemas.microsoft.com/office/word/2016/wordml/cid" xmlns:w16="http://schemas.microsoft.com/office/word/2018/wordml" xmlns:w16sdtdh="http://schemas.microsoft.com/office/word/2020/wordml/sdtdatahash" xmlns:w16se="http://schemas.microsoft.com/office/word/2015/wordml/symex" xmlns:wpg="http://schemas.microsoft.com/office/word/2010/wordprocessingGroup" xmlns:wpi="http://schemas.microsoft.com/office/word/2010/wordprocessingInk" xmlns:wne="http://schemas.microsoft.com/office/word/2006/wordml" xmlns:wps="http://schemas.microsoft.com/office/word/2010/wordprocessingShape" mc:Ignorable="w14 w15 w16se w16cid w16 w16cex w16sdtdh wp14">
+<w:hdr xmlns:wpc="http://schemas.microsoft.com/office/word/2010/wordprocessingCanvas" xmlns:cx="http://schemas.microsoft.com/office/drawing/2014/chartex" xmlns:cx1="http://schemas.microsoft.com/office/drawing/2015/9/8/chartex" xmlns:cx2="http://schemas.microsoft.com/office/drawing/2015/10/21/chartex" xmlns:cx3="http://schemas.microsoft.com/office/drawing/2016/5/9/chartex" xmlns:cx4="http://schemas.microsoft.com/office/drawing/2016/5/10/chartex" xmlns:cx5="http://schemas.microsoft.com/office/drawing/2016/5/11/chartex" xmlns:cx6="http://schemas.microsoft.com/office/drawing/2016/5/12/chartex" xmlns:cx7="http://schemas.microsoft.com/office/drawing/2016/5/13/chartex" xmlns:cx8="http://schemas.microsoft.com/office/drawing/2016/5/14/chartex" xmlns:mc="http://schemas.openxmlformats.org/markup-compatibility/2006" xmlns:aink="http://schemas.microsoft.com/office/drawing/2016/ink" xmlns:am3d="http://schemas.microsoft.com/office/drawing/2017/model3d" xmlns:o="urn:schemas-microsoft-com:office:office" xmlns:oel="http://schemas.microsoft.com/office/2019/extlst" xmlns:r="http://schemas.openxmlformats.org/officeDocument/2006/relationships" xmlns:m="http://schemas.openxmlformats.org/officeDocument/2006/math" xmlns:v="urn:schemas-microsoft-com:vml" xmlns:wp14="http://schemas.microsoft.com/office/word/2010/wordprocessingDrawing" xmlns:wp="http://schemas.openxmlformats.org/drawingml/2006/wordprocessingDrawing" xmlns:w10="urn:schemas-microsoft-com:office:word" xmlns:w="http://schemas.openxmlformats.org/wordprocessingml/2006/main" xmlns:w14="http://schemas.microsoft.com/office/word/2010/wordml" xmlns:w15="http://schemas.microsoft.com/office/word/2012/wordml" xmlns:w16cex="http://schemas.microsoft.com/office/word/2018/wordml/cex" xmlns:w16cid="http://schemas.microsoft.com/office/word/2016/wordml/cid" xmlns:w16="http://schemas.microsoft.com/office/word/2018/wordml" xmlns:w16sdtdh="http://schemas.microsoft.com/office/word/2020/wordml/sdtdatahash" xmlns:w16se="http://schemas.microsoft.com/office/word/2015/wordml/symex" xmlns:wpg="http://schemas.microsoft.com/office/word/2010/wordprocessingGroup" xmlns:wpi="http://schemas.microsoft.com/office/word/2010/wordprocessingInk" xmlns:wne="http://schemas.microsoft.com/office/word/2006/wordml" xmlns:wps="http://schemas.microsoft.com/office/word/2010/wordprocessingShape" mc:Ignorable="w14 w15 w16se w16cid w16 w16cex w16sdtdh wp14">
   <w:tbl>
     <w:tblPr>
       <w:tblW w:w="5004" w:type="pct"/>
@@ -16363,22 +16264,85 @@
     <w:pPr>
       <w:pStyle w:val="Header"/>
     </w:pPr>
+    <w:r>
+      <w:rPr>
+        <w:rFonts w:ascii="Calibri" w:hAnsi="Calibri"/>
+        <w:b/>
+        <w:bCs/>
+        <w:noProof/>
+      </w:rPr>
+      <w:pict w14:anchorId="265679C4">
+        <v:shapetype id="_x0000_t75" coordsize="21600,21600" o:spt="75" o:preferrelative="t" path="m@4@5l@4@11@9@11@9@5xe" filled="f" stroked="f">
+          <v:stroke joinstyle="miter"/>
+          <v:formulas>
+            <v:f eqn="if lineDrawn pixelLineWidth 0"/>
+            <v:f eqn="sum @0 1 0"/>
+            <v:f eqn="sum 0 0 @1"/>
+            <v:f eqn="prod @2 1 2"/>
+            <v:f eqn="prod @3 21600 pixelWidth"/>
+            <v:f eqn="prod @3 21600 pixelHeight"/>
+            <v:f eqn="sum @0 0 1"/>
+            <v:f eqn="prod @6 1 2"/>
+            <v:f eqn="prod @7 21600 pixelWidth"/>
+            <v:f eqn="sum @8 21600 0"/>
+            <v:f eqn="prod @7 21600 pixelHeight"/>
+            <v:f eqn="sum @10 21600 0"/>
+          </v:formulas>
+          <v:path o:extrusionok="f" gradientshapeok="t" o:connecttype="rect"/>
+          <o:lock v:ext="edit" aspectratio="t"/>
+        </v:shapetype>
+        <v:shape id="WordPictureWatermark21379500" o:spid="_x0000_s1037" type="#_x0000_t75" style="position:absolute;margin-left:0;margin-top:0;width:10in;height:540pt;z-index:-251658239;mso-position-horizontal:center;mso-position-horizontal-relative:margin;mso-position-vertical:center;mso-position-vertical-relative:margin" o:allowincell="f">
+          <v:imagedata r:id="rId1" o:title="Watermark" gain="19661f" blacklevel="22938f"/>
+          <w10:wrap anchorx="margin" anchory="margin"/>
+        </v:shape>
+      </w:pict>
+    </w:r>
   </w:p>
 </w:hdr>
 </file>
 
 <file path=word/header4.xml><?xml version="1.0" encoding="utf-8"?>
-<w:hdr xmlns:wpc="http://schemas.microsoft.com/office/word/2010/wordprocessingCanvas" xmlns:cx="http://schemas.microsoft.com/office/drawing/2014/chartex" xmlns:cx1="http://schemas.microsoft.com/office/drawing/2015/9/8/chartex" xmlns:cx2="http://schemas.microsoft.com/office/drawing/2015/10/21/chartex" xmlns:cx3="http://schemas.microsoft.com/office/drawing/2016/5/9/chartex" xmlns:cx4="http://schemas.microsoft.com/office/drawing/2016/5/10/chartex" xmlns:cx5="http://schemas.microsoft.com/office/drawing/2016/5/11/chartex" xmlns:cx6="http://schemas.microsoft.com/office/drawing/2016/5/12/chartex" xmlns:cx7="http://schemas.microsoft.com/office/drawing/2016/5/13/chartex" xmlns:cx8="http://schemas.microsoft.com/office/drawing/2016/5/14/chartex" xmlns:mc="http://schemas.openxmlformats.org/markup-compatibility/2006" xmlns:aink="http://schemas.microsoft.com/office/drawing/2016/ink" xmlns:am3d="http://schemas.microsoft.com/office/drawing/2017/model3d" xmlns:o="urn:schemas-microsoft-com:office:office" xmlns:r="http://schemas.openxmlformats.org/officeDocument/2006/relationships" xmlns:m="http://schemas.openxmlformats.org/officeDocument/2006/math" xmlns:v="urn:schemas-microsoft-com:vml" xmlns:wp14="http://schemas.microsoft.com/office/word/2010/wordprocessingDrawing" xmlns:wp="http://schemas.openxmlformats.org/drawingml/2006/wordprocessingDrawing" xmlns:w10="urn:schemas-microsoft-com:office:word" xmlns:w="http://schemas.openxmlformats.org/wordprocessingml/2006/main" xmlns:w14="http://schemas.microsoft.com/office/word/2010/wordml" xmlns:w15="http://schemas.microsoft.com/office/word/2012/wordml" xmlns:w16cex="http://schemas.microsoft.com/office/word/2018/wordml/cex" xmlns:w16cid="http://schemas.microsoft.com/office/word/2016/wordml/cid" xmlns:w16="http://schemas.microsoft.com/office/word/2018/wordml" xmlns:w16sdtdh="http://schemas.microsoft.com/office/word/2020/wordml/sdtdatahash" xmlns:w16se="http://schemas.microsoft.com/office/word/2015/wordml/symex" xmlns:wpg="http://schemas.microsoft.com/office/word/2010/wordprocessingGroup" xmlns:wpi="http://schemas.microsoft.com/office/word/2010/wordprocessingInk" xmlns:wne="http://schemas.microsoft.com/office/word/2006/wordml" xmlns:wps="http://schemas.microsoft.com/office/word/2010/wordprocessingShape" mc:Ignorable="w14 w15 w16se w16cid w16 w16cex w16sdtdh wp14">
+<w:hdr xmlns:wpc="http://schemas.microsoft.com/office/word/2010/wordprocessingCanvas" xmlns:cx="http://schemas.microsoft.com/office/drawing/2014/chartex" xmlns:cx1="http://schemas.microsoft.com/office/drawing/2015/9/8/chartex" xmlns:cx2="http://schemas.microsoft.com/office/drawing/2015/10/21/chartex" xmlns:cx3="http://schemas.microsoft.com/office/drawing/2016/5/9/chartex" xmlns:cx4="http://schemas.microsoft.com/office/drawing/2016/5/10/chartex" xmlns:cx5="http://schemas.microsoft.com/office/drawing/2016/5/11/chartex" xmlns:cx6="http://schemas.microsoft.com/office/drawing/2016/5/12/chartex" xmlns:cx7="http://schemas.microsoft.com/office/drawing/2016/5/13/chartex" xmlns:cx8="http://schemas.microsoft.com/office/drawing/2016/5/14/chartex" xmlns:mc="http://schemas.openxmlformats.org/markup-compatibility/2006" xmlns:aink="http://schemas.microsoft.com/office/drawing/2016/ink" xmlns:am3d="http://schemas.microsoft.com/office/drawing/2017/model3d" xmlns:o="urn:schemas-microsoft-com:office:office" xmlns:oel="http://schemas.microsoft.com/office/2019/extlst" xmlns:r="http://schemas.openxmlformats.org/officeDocument/2006/relationships" xmlns:m="http://schemas.openxmlformats.org/officeDocument/2006/math" xmlns:v="urn:schemas-microsoft-com:vml" xmlns:wp14="http://schemas.microsoft.com/office/word/2010/wordprocessingDrawing" xmlns:wp="http://schemas.openxmlformats.org/drawingml/2006/wordprocessingDrawing" xmlns:w10="urn:schemas-microsoft-com:office:word" xmlns:w="http://schemas.openxmlformats.org/wordprocessingml/2006/main" xmlns:w14="http://schemas.microsoft.com/office/word/2010/wordml" xmlns:w15="http://schemas.microsoft.com/office/word/2012/wordml" xmlns:w16cex="http://schemas.microsoft.com/office/word/2018/wordml/cex" xmlns:w16cid="http://schemas.microsoft.com/office/word/2016/wordml/cid" xmlns:w16="http://schemas.microsoft.com/office/word/2018/wordml" xmlns:w16sdtdh="http://schemas.microsoft.com/office/word/2020/wordml/sdtdatahash" xmlns:w16se="http://schemas.microsoft.com/office/word/2015/wordml/symex" xmlns:wpg="http://schemas.microsoft.com/office/word/2010/wordprocessingGroup" xmlns:wpi="http://schemas.microsoft.com/office/word/2010/wordprocessingInk" xmlns:wne="http://schemas.microsoft.com/office/word/2006/wordml" xmlns:wps="http://schemas.microsoft.com/office/word/2010/wordprocessingShape" mc:Ignorable="w14 w15 w16se w16cid w16 w16cex w16sdtdh wp14">
   <w:p>
     <w:pPr>
       <w:pStyle w:val="Header"/>
     </w:pPr>
+    <w:r>
+      <w:rPr>
+        <w:noProof/>
+      </w:rPr>
+      <w:pict w14:anchorId="265679C5">
+        <v:shapetype id="_x0000_t75" coordsize="21600,21600" o:spt="75" o:preferrelative="t" path="m@4@5l@4@11@9@11@9@5xe" filled="f" stroked="f">
+          <v:stroke joinstyle="miter"/>
+          <v:formulas>
+            <v:f eqn="if lineDrawn pixelLineWidth 0"/>
+            <v:f eqn="sum @0 1 0"/>
+            <v:f eqn="sum 0 0 @1"/>
+            <v:f eqn="prod @2 1 2"/>
+            <v:f eqn="prod @3 21600 pixelWidth"/>
+            <v:f eqn="prod @3 21600 pixelHeight"/>
+            <v:f eqn="sum @0 0 1"/>
+            <v:f eqn="prod @6 1 2"/>
+            <v:f eqn="prod @7 21600 pixelWidth"/>
+            <v:f eqn="sum @8 21600 0"/>
+            <v:f eqn="prod @7 21600 pixelHeight"/>
+            <v:f eqn="sum @10 21600 0"/>
+          </v:formulas>
+          <v:path o:extrusionok="f" gradientshapeok="t" o:connecttype="rect"/>
+          <o:lock v:ext="edit" aspectratio="t"/>
+        </v:shapetype>
+        <v:shape id="WordPictureWatermark21379504" o:spid="_x0000_s1029" type="#_x0000_t75" style="position:absolute;margin-left:0;margin-top:0;width:10in;height:540pt;z-index:-251658235;mso-position-horizontal:center;mso-position-horizontal-relative:margin;mso-position-vertical:center;mso-position-vertical-relative:margin" o:allowincell="f">
+          <v:imagedata r:id="rId1" o:title="Watermark" gain="19661f" blacklevel="22938f"/>
+          <w10:wrap anchorx="margin" anchory="margin"/>
+        </v:shape>
+      </w:pict>
+    </w:r>
   </w:p>
 </w:hdr>
 </file>
 
 <file path=word/header5.xml><?xml version="1.0" encoding="utf-8"?>
-<w:hdr xmlns:wpc="http://schemas.microsoft.com/office/word/2010/wordprocessingCanvas" xmlns:cx="http://schemas.microsoft.com/office/drawing/2014/chartex" xmlns:cx1="http://schemas.microsoft.com/office/drawing/2015/9/8/chartex" xmlns:cx2="http://schemas.microsoft.com/office/drawing/2015/10/21/chartex" xmlns:cx3="http://schemas.microsoft.com/office/drawing/2016/5/9/chartex" xmlns:cx4="http://schemas.microsoft.com/office/drawing/2016/5/10/chartex" xmlns:cx5="http://schemas.microsoft.com/office/drawing/2016/5/11/chartex" xmlns:cx6="http://schemas.microsoft.com/office/drawing/2016/5/12/chartex" xmlns:cx7="http://schemas.microsoft.com/office/drawing/2016/5/13/chartex" xmlns:cx8="http://schemas.microsoft.com/office/drawing/2016/5/14/chartex" xmlns:mc="http://schemas.openxmlformats.org/markup-compatibility/2006" xmlns:aink="http://schemas.microsoft.com/office/drawing/2016/ink" xmlns:am3d="http://schemas.microsoft.com/office/drawing/2017/model3d" xmlns:o="urn:schemas-microsoft-com:office:office" xmlns:r="http://schemas.openxmlformats.org/officeDocument/2006/relationships" xmlns:m="http://schemas.openxmlformats.org/officeDocument/2006/math" xmlns:v="urn:schemas-microsoft-com:vml" xmlns:wp14="http://schemas.microsoft.com/office/word/2010/wordprocessingDrawing" xmlns:wp="http://schemas.openxmlformats.org/drawingml/2006/wordprocessingDrawing" xmlns:w10="urn:schemas-microsoft-com:office:word" xmlns:w="http://schemas.openxmlformats.org/wordprocessingml/2006/main" xmlns:w14="http://schemas.microsoft.com/office/word/2010/wordml" xmlns:w15="http://schemas.microsoft.com/office/word/2012/wordml" xmlns:w16cex="http://schemas.microsoft.com/office/word/2018/wordml/cex" xmlns:w16cid="http://schemas.microsoft.com/office/word/2016/wordml/cid" xmlns:w16="http://schemas.microsoft.com/office/word/2018/wordml" xmlns:w16sdtdh="http://schemas.microsoft.com/office/word/2020/wordml/sdtdatahash" xmlns:w16se="http://schemas.microsoft.com/office/word/2015/wordml/symex" xmlns:wpg="http://schemas.microsoft.com/office/word/2010/wordprocessingGroup" xmlns:wpi="http://schemas.microsoft.com/office/word/2010/wordprocessingInk" xmlns:wne="http://schemas.microsoft.com/office/word/2006/wordml" xmlns:wps="http://schemas.microsoft.com/office/word/2010/wordprocessingShape" mc:Ignorable="w14 w15 w16se w16cid w16 w16cex w16sdtdh wp14">
+<w:hdr xmlns:wpc="http://schemas.microsoft.com/office/word/2010/wordprocessingCanvas" xmlns:cx="http://schemas.microsoft.com/office/drawing/2014/chartex" xmlns:cx1="http://schemas.microsoft.com/office/drawing/2015/9/8/chartex" xmlns:cx2="http://schemas.microsoft.com/office/drawing/2015/10/21/chartex" xmlns:cx3="http://schemas.microsoft.com/office/drawing/2016/5/9/chartex" xmlns:cx4="http://schemas.microsoft.com/office/drawing/2016/5/10/chartex" xmlns:cx5="http://schemas.microsoft.com/office/drawing/2016/5/11/chartex" xmlns:cx6="http://schemas.microsoft.com/office/drawing/2016/5/12/chartex" xmlns:cx7="http://schemas.microsoft.com/office/drawing/2016/5/13/chartex" xmlns:cx8="http://schemas.microsoft.com/office/drawing/2016/5/14/chartex" xmlns:mc="http://schemas.openxmlformats.org/markup-compatibility/2006" xmlns:aink="http://schemas.microsoft.com/office/drawing/2016/ink" xmlns:am3d="http://schemas.microsoft.com/office/drawing/2017/model3d" xmlns:o="urn:schemas-microsoft-com:office:office" xmlns:oel="http://schemas.microsoft.com/office/2019/extlst" xmlns:r="http://schemas.openxmlformats.org/officeDocument/2006/relationships" xmlns:m="http://schemas.openxmlformats.org/officeDocument/2006/math" xmlns:v="urn:schemas-microsoft-com:vml" xmlns:wp14="http://schemas.microsoft.com/office/word/2010/wordprocessingDrawing" xmlns:wp="http://schemas.openxmlformats.org/drawingml/2006/wordprocessingDrawing" xmlns:w10="urn:schemas-microsoft-com:office:word" xmlns:w="http://schemas.openxmlformats.org/wordprocessingml/2006/main" xmlns:w14="http://schemas.microsoft.com/office/word/2010/wordml" xmlns:w15="http://schemas.microsoft.com/office/word/2012/wordml" xmlns:w16cex="http://schemas.microsoft.com/office/word/2018/wordml/cex" xmlns:w16cid="http://schemas.microsoft.com/office/word/2016/wordml/cid" xmlns:w16="http://schemas.microsoft.com/office/word/2018/wordml" xmlns:w16sdtdh="http://schemas.microsoft.com/office/word/2020/wordml/sdtdatahash" xmlns:w16se="http://schemas.microsoft.com/office/word/2015/wordml/symex" xmlns:wpg="http://schemas.microsoft.com/office/word/2010/wordprocessingGroup" xmlns:wpi="http://schemas.microsoft.com/office/word/2010/wordprocessingInk" xmlns:wne="http://schemas.microsoft.com/office/word/2006/wordml" xmlns:wps="http://schemas.microsoft.com/office/word/2010/wordprocessingShape" mc:Ignorable="w14 w15 w16se w16cid w16 w16cex w16sdtdh wp14">
   <w:tbl>
     <w:tblPr>
       <w:tblW w:w="5004" w:type="pct"/>
@@ -16642,12 +16606,45 @@
     <w:pPr>
       <w:pStyle w:val="Header"/>
     </w:pPr>
+    <w:r>
+      <w:rPr>
+        <w:rFonts w:ascii="Calibri" w:hAnsi="Calibri"/>
+        <w:b/>
+        <w:bCs/>
+        <w:noProof/>
+      </w:rPr>
+      <w:pict w14:anchorId="265679C6">
+        <v:shapetype id="_x0000_t75" coordsize="21600,21600" o:spt="75" o:preferrelative="t" path="m@4@5l@4@11@9@11@9@5xe" filled="f" stroked="f">
+          <v:stroke joinstyle="miter"/>
+          <v:formulas>
+            <v:f eqn="if lineDrawn pixelLineWidth 0"/>
+            <v:f eqn="sum @0 1 0"/>
+            <v:f eqn="sum 0 0 @1"/>
+            <v:f eqn="prod @2 1 2"/>
+            <v:f eqn="prod @3 21600 pixelWidth"/>
+            <v:f eqn="prod @3 21600 pixelHeight"/>
+            <v:f eqn="sum @0 0 1"/>
+            <v:f eqn="prod @6 1 2"/>
+            <v:f eqn="prod @7 21600 pixelWidth"/>
+            <v:f eqn="sum @8 21600 0"/>
+            <v:f eqn="prod @7 21600 pixelHeight"/>
+            <v:f eqn="sum @10 21600 0"/>
+          </v:formulas>
+          <v:path o:extrusionok="f" gradientshapeok="t" o:connecttype="rect"/>
+          <o:lock v:ext="edit" aspectratio="t"/>
+        </v:shapetype>
+        <v:shape id="WordPictureWatermark21379505" o:spid="_x0000_s1036" type="#_x0000_t75" style="position:absolute;margin-left:0;margin-top:0;width:10in;height:540pt;z-index:-251658234;mso-position-horizontal:center;mso-position-horizontal-relative:margin;mso-position-vertical:center;mso-position-vertical-relative:margin" o:allowincell="f">
+          <v:imagedata r:id="rId1" o:title="Watermark" gain="19661f" blacklevel="22938f"/>
+          <w10:wrap anchorx="margin" anchory="margin"/>
+        </v:shape>
+      </w:pict>
+    </w:r>
   </w:p>
 </w:hdr>
 </file>
 
 <file path=word/header6.xml><?xml version="1.0" encoding="utf-8"?>
-<w:hdr xmlns:wpc="http://schemas.microsoft.com/office/word/2010/wordprocessingCanvas" xmlns:cx="http://schemas.microsoft.com/office/drawing/2014/chartex" xmlns:cx1="http://schemas.microsoft.com/office/drawing/2015/9/8/chartex" xmlns:cx2="http://schemas.microsoft.com/office/drawing/2015/10/21/chartex" xmlns:cx3="http://schemas.microsoft.com/office/drawing/2016/5/9/chartex" xmlns:cx4="http://schemas.microsoft.com/office/drawing/2016/5/10/chartex" xmlns:cx5="http://schemas.microsoft.com/office/drawing/2016/5/11/chartex" xmlns:cx6="http://schemas.microsoft.com/office/drawing/2016/5/12/chartex" xmlns:cx7="http://schemas.microsoft.com/office/drawing/2016/5/13/chartex" xmlns:cx8="http://schemas.microsoft.com/office/drawing/2016/5/14/chartex" xmlns:mc="http://schemas.openxmlformats.org/markup-compatibility/2006" xmlns:aink="http://schemas.microsoft.com/office/drawing/2016/ink" xmlns:am3d="http://schemas.microsoft.com/office/drawing/2017/model3d" xmlns:o="urn:schemas-microsoft-com:office:office" xmlns:r="http://schemas.openxmlformats.org/officeDocument/2006/relationships" xmlns:m="http://schemas.openxmlformats.org/officeDocument/2006/math" xmlns:v="urn:schemas-microsoft-com:vml" xmlns:wp14="http://schemas.microsoft.com/office/word/2010/wordprocessingDrawing" xmlns:wp="http://schemas.openxmlformats.org/drawingml/2006/wordprocessingDrawing" xmlns:w10="urn:schemas-microsoft-com:office:word" xmlns:w="http://schemas.openxmlformats.org/wordprocessingml/2006/main" xmlns:w14="http://schemas.microsoft.com/office/word/2010/wordml" xmlns:w15="http://schemas.microsoft.com/office/word/2012/wordml" xmlns:w16cex="http://schemas.microsoft.com/office/word/2018/wordml/cex" xmlns:w16cid="http://schemas.microsoft.com/office/word/2016/wordml/cid" xmlns:w16="http://schemas.microsoft.com/office/word/2018/wordml" xmlns:w16sdtdh="http://schemas.microsoft.com/office/word/2020/wordml/sdtdatahash" xmlns:w16se="http://schemas.microsoft.com/office/word/2015/wordml/symex" xmlns:wpg="http://schemas.microsoft.com/office/word/2010/wordprocessingGroup" xmlns:wpi="http://schemas.microsoft.com/office/word/2010/wordprocessingInk" xmlns:wne="http://schemas.microsoft.com/office/word/2006/wordml" xmlns:wps="http://schemas.microsoft.com/office/word/2010/wordprocessingShape" mc:Ignorable="w14 w15 w16se w16cid w16 w16cex w16sdtdh wp14">
+<w:hdr xmlns:wpc="http://schemas.microsoft.com/office/word/2010/wordprocessingCanvas" xmlns:cx="http://schemas.microsoft.com/office/drawing/2014/chartex" xmlns:cx1="http://schemas.microsoft.com/office/drawing/2015/9/8/chartex" xmlns:cx2="http://schemas.microsoft.com/office/drawing/2015/10/21/chartex" xmlns:cx3="http://schemas.microsoft.com/office/drawing/2016/5/9/chartex" xmlns:cx4="http://schemas.microsoft.com/office/drawing/2016/5/10/chartex" xmlns:cx5="http://schemas.microsoft.com/office/drawing/2016/5/11/chartex" xmlns:cx6="http://schemas.microsoft.com/office/drawing/2016/5/12/chartex" xmlns:cx7="http://schemas.microsoft.com/office/drawing/2016/5/13/chartex" xmlns:cx8="http://schemas.microsoft.com/office/drawing/2016/5/14/chartex" xmlns:mc="http://schemas.openxmlformats.org/markup-compatibility/2006" xmlns:aink="http://schemas.microsoft.com/office/drawing/2016/ink" xmlns:am3d="http://schemas.microsoft.com/office/drawing/2017/model3d" xmlns:o="urn:schemas-microsoft-com:office:office" xmlns:oel="http://schemas.microsoft.com/office/2019/extlst" xmlns:r="http://schemas.openxmlformats.org/officeDocument/2006/relationships" xmlns:m="http://schemas.openxmlformats.org/officeDocument/2006/math" xmlns:v="urn:schemas-microsoft-com:vml" xmlns:wp14="http://schemas.microsoft.com/office/word/2010/wordprocessingDrawing" xmlns:wp="http://schemas.openxmlformats.org/drawingml/2006/wordprocessingDrawing" xmlns:w10="urn:schemas-microsoft-com:office:word" xmlns:w="http://schemas.openxmlformats.org/wordprocessingml/2006/main" xmlns:w14="http://schemas.microsoft.com/office/word/2010/wordml" xmlns:w15="http://schemas.microsoft.com/office/word/2012/wordml" xmlns:w16cex="http://schemas.microsoft.com/office/word/2018/wordml/cex" xmlns:w16cid="http://schemas.microsoft.com/office/word/2016/wordml/cid" xmlns:w16="http://schemas.microsoft.com/office/word/2018/wordml" xmlns:w16sdtdh="http://schemas.microsoft.com/office/word/2020/wordml/sdtdatahash" xmlns:w16se="http://schemas.microsoft.com/office/word/2015/wordml/symex" xmlns:wpg="http://schemas.microsoft.com/office/word/2010/wordprocessingGroup" xmlns:wpi="http://schemas.microsoft.com/office/word/2010/wordprocessingInk" xmlns:wne="http://schemas.microsoft.com/office/word/2006/wordml" xmlns:wps="http://schemas.microsoft.com/office/word/2010/wordprocessingShape" mc:Ignorable="w14 w15 w16se w16cid w16 w16cex w16sdtdh wp14">
   <w:tbl>
     <w:tblPr>
       <w:tblW w:w="5004" w:type="pct"/>
@@ -16886,22 +16883,85 @@
     <w:pPr>
       <w:pStyle w:val="Header"/>
     </w:pPr>
+    <w:r>
+      <w:rPr>
+        <w:rFonts w:ascii="Calibri" w:hAnsi="Calibri"/>
+        <w:b/>
+        <w:bCs/>
+        <w:noProof/>
+      </w:rPr>
+      <w:pict w14:anchorId="265679C7">
+        <v:shapetype id="_x0000_t75" coordsize="21600,21600" o:spt="75" o:preferrelative="t" path="m@4@5l@4@11@9@11@9@5xe" filled="f" stroked="f">
+          <v:stroke joinstyle="miter"/>
+          <v:formulas>
+            <v:f eqn="if lineDrawn pixelLineWidth 0"/>
+            <v:f eqn="sum @0 1 0"/>
+            <v:f eqn="sum 0 0 @1"/>
+            <v:f eqn="prod @2 1 2"/>
+            <v:f eqn="prod @3 21600 pixelWidth"/>
+            <v:f eqn="prod @3 21600 pixelHeight"/>
+            <v:f eqn="sum @0 0 1"/>
+            <v:f eqn="prod @6 1 2"/>
+            <v:f eqn="prod @7 21600 pixelWidth"/>
+            <v:f eqn="sum @8 21600 0"/>
+            <v:f eqn="prod @7 21600 pixelHeight"/>
+            <v:f eqn="sum @10 21600 0"/>
+          </v:formulas>
+          <v:path o:extrusionok="f" gradientshapeok="t" o:connecttype="rect"/>
+          <o:lock v:ext="edit" aspectratio="t"/>
+        </v:shapetype>
+        <v:shape id="WordPictureWatermark21379503" o:spid="_x0000_s1035" type="#_x0000_t75" style="position:absolute;margin-left:0;margin-top:0;width:10in;height:540pt;z-index:-251658236;mso-position-horizontal:center;mso-position-horizontal-relative:margin;mso-position-vertical:center;mso-position-vertical-relative:margin" o:allowincell="f">
+          <v:imagedata r:id="rId1" o:title="Watermark" gain="19661f" blacklevel="22938f"/>
+          <w10:wrap anchorx="margin" anchory="margin"/>
+        </v:shape>
+      </w:pict>
+    </w:r>
   </w:p>
 </w:hdr>
 </file>
 
 <file path=word/header7.xml><?xml version="1.0" encoding="utf-8"?>
-<w:hdr xmlns:wpc="http://schemas.microsoft.com/office/word/2010/wordprocessingCanvas" xmlns:cx="http://schemas.microsoft.com/office/drawing/2014/chartex" xmlns:cx1="http://schemas.microsoft.com/office/drawing/2015/9/8/chartex" xmlns:cx2="http://schemas.microsoft.com/office/drawing/2015/10/21/chartex" xmlns:cx3="http://schemas.microsoft.com/office/drawing/2016/5/9/chartex" xmlns:cx4="http://schemas.microsoft.com/office/drawing/2016/5/10/chartex" xmlns:cx5="http://schemas.microsoft.com/office/drawing/2016/5/11/chartex" xmlns:cx6="http://schemas.microsoft.com/office/drawing/2016/5/12/chartex" xmlns:cx7="http://schemas.microsoft.com/office/drawing/2016/5/13/chartex" xmlns:cx8="http://schemas.microsoft.com/office/drawing/2016/5/14/chartex" xmlns:mc="http://schemas.openxmlformats.org/markup-compatibility/2006" xmlns:aink="http://schemas.microsoft.com/office/drawing/2016/ink" xmlns:am3d="http://schemas.microsoft.com/office/drawing/2017/model3d" xmlns:o="urn:schemas-microsoft-com:office:office" xmlns:r="http://schemas.openxmlformats.org/officeDocument/2006/relationships" xmlns:m="http://schemas.openxmlformats.org/officeDocument/2006/math" xmlns:v="urn:schemas-microsoft-com:vml" xmlns:wp14="http://schemas.microsoft.com/office/word/2010/wordprocessingDrawing" xmlns:wp="http://schemas.openxmlformats.org/drawingml/2006/wordprocessingDrawing" xmlns:w10="urn:schemas-microsoft-com:office:word" xmlns:w="http://schemas.openxmlformats.org/wordprocessingml/2006/main" xmlns:w14="http://schemas.microsoft.com/office/word/2010/wordml" xmlns:w15="http://schemas.microsoft.com/office/word/2012/wordml" xmlns:w16cex="http://schemas.microsoft.com/office/word/2018/wordml/cex" xmlns:w16cid="http://schemas.microsoft.com/office/word/2016/wordml/cid" xmlns:w16="http://schemas.microsoft.com/office/word/2018/wordml" xmlns:w16sdtdh="http://schemas.microsoft.com/office/word/2020/wordml/sdtdatahash" xmlns:w16se="http://schemas.microsoft.com/office/word/2015/wordml/symex" xmlns:wpg="http://schemas.microsoft.com/office/word/2010/wordprocessingGroup" xmlns:wpi="http://schemas.microsoft.com/office/word/2010/wordprocessingInk" xmlns:wne="http://schemas.microsoft.com/office/word/2006/wordml" xmlns:wps="http://schemas.microsoft.com/office/word/2010/wordprocessingShape" mc:Ignorable="w14 w15 w16se w16cid w16 w16cex w16sdtdh wp14">
+<w:hdr xmlns:wpc="http://schemas.microsoft.com/office/word/2010/wordprocessingCanvas" xmlns:cx="http://schemas.microsoft.com/office/drawing/2014/chartex" xmlns:cx1="http://schemas.microsoft.com/office/drawing/2015/9/8/chartex" xmlns:cx2="http://schemas.microsoft.com/office/drawing/2015/10/21/chartex" xmlns:cx3="http://schemas.microsoft.com/office/drawing/2016/5/9/chartex" xmlns:cx4="http://schemas.microsoft.com/office/drawing/2016/5/10/chartex" xmlns:cx5="http://schemas.microsoft.com/office/drawing/2016/5/11/chartex" xmlns:cx6="http://schemas.microsoft.com/office/drawing/2016/5/12/chartex" xmlns:cx7="http://schemas.microsoft.com/office/drawing/2016/5/13/chartex" xmlns:cx8="http://schemas.microsoft.com/office/drawing/2016/5/14/chartex" xmlns:mc="http://schemas.openxmlformats.org/markup-compatibility/2006" xmlns:aink="http://schemas.microsoft.com/office/drawing/2016/ink" xmlns:am3d="http://schemas.microsoft.com/office/drawing/2017/model3d" xmlns:o="urn:schemas-microsoft-com:office:office" xmlns:oel="http://schemas.microsoft.com/office/2019/extlst" xmlns:r="http://schemas.openxmlformats.org/officeDocument/2006/relationships" xmlns:m="http://schemas.openxmlformats.org/officeDocument/2006/math" xmlns:v="urn:schemas-microsoft-com:vml" xmlns:wp14="http://schemas.microsoft.com/office/word/2010/wordprocessingDrawing" xmlns:wp="http://schemas.openxmlformats.org/drawingml/2006/wordprocessingDrawing" xmlns:w10="urn:schemas-microsoft-com:office:word" xmlns:w="http://schemas.openxmlformats.org/wordprocessingml/2006/main" xmlns:w14="http://schemas.microsoft.com/office/word/2010/wordml" xmlns:w15="http://schemas.microsoft.com/office/word/2012/wordml" xmlns:w16cex="http://schemas.microsoft.com/office/word/2018/wordml/cex" xmlns:w16cid="http://schemas.microsoft.com/office/word/2016/wordml/cid" xmlns:w16="http://schemas.microsoft.com/office/word/2018/wordml" xmlns:w16sdtdh="http://schemas.microsoft.com/office/word/2020/wordml/sdtdatahash" xmlns:w16se="http://schemas.microsoft.com/office/word/2015/wordml/symex" xmlns:wpg="http://schemas.microsoft.com/office/word/2010/wordprocessingGroup" xmlns:wpi="http://schemas.microsoft.com/office/word/2010/wordprocessingInk" xmlns:wne="http://schemas.microsoft.com/office/word/2006/wordml" xmlns:wps="http://schemas.microsoft.com/office/word/2010/wordprocessingShape" mc:Ignorable="w14 w15 w16se w16cid w16 w16cex w16sdtdh wp14">
   <w:p>
     <w:pPr>
       <w:pStyle w:val="Header"/>
     </w:pPr>
+    <w:r>
+      <w:rPr>
+        <w:noProof/>
+      </w:rPr>
+      <w:pict w14:anchorId="265679C8">
+        <v:shapetype id="_x0000_t75" coordsize="21600,21600" o:spt="75" o:preferrelative="t" path="m@4@5l@4@11@9@11@9@5xe" filled="f" stroked="f">
+          <v:stroke joinstyle="miter"/>
+          <v:formulas>
+            <v:f eqn="if lineDrawn pixelLineWidth 0"/>
+            <v:f eqn="sum @0 1 0"/>
+            <v:f eqn="sum 0 0 @1"/>
+            <v:f eqn="prod @2 1 2"/>
+            <v:f eqn="prod @3 21600 pixelWidth"/>
+            <v:f eqn="prod @3 21600 pixelHeight"/>
+            <v:f eqn="sum @0 0 1"/>
+            <v:f eqn="prod @6 1 2"/>
+            <v:f eqn="prod @7 21600 pixelWidth"/>
+            <v:f eqn="sum @8 21600 0"/>
+            <v:f eqn="prod @7 21600 pixelHeight"/>
+            <v:f eqn="sum @10 21600 0"/>
+          </v:formulas>
+          <v:path o:extrusionok="f" gradientshapeok="t" o:connecttype="rect"/>
+          <o:lock v:ext="edit" aspectratio="t"/>
+        </v:shapetype>
+        <v:shape id="WordPictureWatermark21379507" o:spid="_x0000_s1032" type="#_x0000_t75" style="position:absolute;margin-left:0;margin-top:0;width:10in;height:540pt;z-index:-251658232;mso-position-horizontal:center;mso-position-horizontal-relative:margin;mso-position-vertical:center;mso-position-vertical-relative:margin" o:allowincell="f">
+          <v:imagedata r:id="rId1" o:title="Watermark" gain="19661f" blacklevel="22938f"/>
+          <w10:wrap anchorx="margin" anchory="margin"/>
+        </v:shape>
+      </w:pict>
+    </w:r>
   </w:p>
 </w:hdr>
 </file>
 
 <file path=word/header8.xml><?xml version="1.0" encoding="utf-8"?>
-<w:hdr xmlns:wpc="http://schemas.microsoft.com/office/word/2010/wordprocessingCanvas" xmlns:cx="http://schemas.microsoft.com/office/drawing/2014/chartex" xmlns:cx1="http://schemas.microsoft.com/office/drawing/2015/9/8/chartex" xmlns:cx2="http://schemas.microsoft.com/office/drawing/2015/10/21/chartex" xmlns:cx3="http://schemas.microsoft.com/office/drawing/2016/5/9/chartex" xmlns:cx4="http://schemas.microsoft.com/office/drawing/2016/5/10/chartex" xmlns:cx5="http://schemas.microsoft.com/office/drawing/2016/5/11/chartex" xmlns:cx6="http://schemas.microsoft.com/office/drawing/2016/5/12/chartex" xmlns:cx7="http://schemas.microsoft.com/office/drawing/2016/5/13/chartex" xmlns:cx8="http://schemas.microsoft.com/office/drawing/2016/5/14/chartex" xmlns:mc="http://schemas.openxmlformats.org/markup-compatibility/2006" xmlns:aink="http://schemas.microsoft.com/office/drawing/2016/ink" xmlns:am3d="http://schemas.microsoft.com/office/drawing/2017/model3d" xmlns:o="urn:schemas-microsoft-com:office:office" xmlns:r="http://schemas.openxmlformats.org/officeDocument/2006/relationships" xmlns:m="http://schemas.openxmlformats.org/officeDocument/2006/math" xmlns:v="urn:schemas-microsoft-com:vml" xmlns:wp14="http://schemas.microsoft.com/office/word/2010/wordprocessingDrawing" xmlns:wp="http://schemas.openxmlformats.org/drawingml/2006/wordprocessingDrawing" xmlns:w10="urn:schemas-microsoft-com:office:word" xmlns:w="http://schemas.openxmlformats.org/wordprocessingml/2006/main" xmlns:w14="http://schemas.microsoft.com/office/word/2010/wordml" xmlns:w15="http://schemas.microsoft.com/office/word/2012/wordml" xmlns:w16cex="http://schemas.microsoft.com/office/word/2018/wordml/cex" xmlns:w16cid="http://schemas.microsoft.com/office/word/2016/wordml/cid" xmlns:w16="http://schemas.microsoft.com/office/word/2018/wordml" xmlns:w16sdtdh="http://schemas.microsoft.com/office/word/2020/wordml/sdtdatahash" xmlns:w16se="http://schemas.microsoft.com/office/word/2015/wordml/symex" xmlns:wpg="http://schemas.microsoft.com/office/word/2010/wordprocessingGroup" xmlns:wpi="http://schemas.microsoft.com/office/word/2010/wordprocessingInk" xmlns:wne="http://schemas.microsoft.com/office/word/2006/wordml" xmlns:wps="http://schemas.microsoft.com/office/word/2010/wordprocessingShape" mc:Ignorable="w14 w15 w16se w16cid w16 w16cex w16sdtdh wp14">
+<w:hdr xmlns:wpc="http://schemas.microsoft.com/office/word/2010/wordprocessingCanvas" xmlns:cx="http://schemas.microsoft.com/office/drawing/2014/chartex" xmlns:cx1="http://schemas.microsoft.com/office/drawing/2015/9/8/chartex" xmlns:cx2="http://schemas.microsoft.com/office/drawing/2015/10/21/chartex" xmlns:cx3="http://schemas.microsoft.com/office/drawing/2016/5/9/chartex" xmlns:cx4="http://schemas.microsoft.com/office/drawing/2016/5/10/chartex" xmlns:cx5="http://schemas.microsoft.com/office/drawing/2016/5/11/chartex" xmlns:cx6="http://schemas.microsoft.com/office/drawing/2016/5/12/chartex" xmlns:cx7="http://schemas.microsoft.com/office/drawing/2016/5/13/chartex" xmlns:cx8="http://schemas.microsoft.com/office/drawing/2016/5/14/chartex" xmlns:mc="http://schemas.openxmlformats.org/markup-compatibility/2006" xmlns:aink="http://schemas.microsoft.com/office/drawing/2016/ink" xmlns:am3d="http://schemas.microsoft.com/office/drawing/2017/model3d" xmlns:o="urn:schemas-microsoft-com:office:office" xmlns:oel="http://schemas.microsoft.com/office/2019/extlst" xmlns:r="http://schemas.openxmlformats.org/officeDocument/2006/relationships" xmlns:m="http://schemas.openxmlformats.org/officeDocument/2006/math" xmlns:v="urn:schemas-microsoft-com:vml" xmlns:wp14="http://schemas.microsoft.com/office/word/2010/wordprocessingDrawing" xmlns:wp="http://schemas.openxmlformats.org/drawingml/2006/wordprocessingDrawing" xmlns:w10="urn:schemas-microsoft-com:office:word" xmlns:w="http://schemas.openxmlformats.org/wordprocessingml/2006/main" xmlns:w14="http://schemas.microsoft.com/office/word/2010/wordml" xmlns:w15="http://schemas.microsoft.com/office/word/2012/wordml" xmlns:w16cex="http://schemas.microsoft.com/office/word/2018/wordml/cex" xmlns:w16cid="http://schemas.microsoft.com/office/word/2016/wordml/cid" xmlns:w16="http://schemas.microsoft.com/office/word/2018/wordml" xmlns:w16sdtdh="http://schemas.microsoft.com/office/word/2020/wordml/sdtdatahash" xmlns:w16se="http://schemas.microsoft.com/office/word/2015/wordml/symex" xmlns:wpg="http://schemas.microsoft.com/office/word/2010/wordprocessingGroup" xmlns:wpi="http://schemas.microsoft.com/office/word/2010/wordprocessingInk" xmlns:wne="http://schemas.microsoft.com/office/word/2006/wordml" xmlns:wps="http://schemas.microsoft.com/office/word/2010/wordprocessingShape" mc:Ignorable="w14 w15 w16se w16cid w16 w16cex w16sdtdh wp14">
   <w:tbl>
     <w:tblPr>
       <w:tblW w:w="5004" w:type="pct"/>
@@ -17149,7 +17209,7 @@
               <w:bCs/>
               <w:noProof/>
             </w:rPr>
-            <w:t>5</w:t>
+            <w:t>4</w:t>
           </w:r>
           <w:r>
             <w:rPr>
@@ -17174,22 +17234,85 @@
     <w:pPr>
       <w:pStyle w:val="Header"/>
     </w:pPr>
+    <w:r>
+      <w:rPr>
+        <w:rFonts w:ascii="Calibri" w:hAnsi="Calibri"/>
+        <w:b/>
+        <w:bCs/>
+        <w:noProof/>
+      </w:rPr>
+      <w:pict w14:anchorId="265679C9">
+        <v:shapetype id="_x0000_t75" coordsize="21600,21600" o:spt="75" o:preferrelative="t" path="m@4@5l@4@11@9@11@9@5xe" filled="f" stroked="f">
+          <v:stroke joinstyle="miter"/>
+          <v:formulas>
+            <v:f eqn="if lineDrawn pixelLineWidth 0"/>
+            <v:f eqn="sum @0 1 0"/>
+            <v:f eqn="sum 0 0 @1"/>
+            <v:f eqn="prod @2 1 2"/>
+            <v:f eqn="prod @3 21600 pixelWidth"/>
+            <v:f eqn="prod @3 21600 pixelHeight"/>
+            <v:f eqn="sum @0 0 1"/>
+            <v:f eqn="prod @6 1 2"/>
+            <v:f eqn="prod @7 21600 pixelWidth"/>
+            <v:f eqn="sum @8 21600 0"/>
+            <v:f eqn="prod @7 21600 pixelHeight"/>
+            <v:f eqn="sum @10 21600 0"/>
+          </v:formulas>
+          <v:path o:extrusionok="f" gradientshapeok="t" o:connecttype="rect"/>
+          <o:lock v:ext="edit" aspectratio="t"/>
+        </v:shapetype>
+        <v:shape id="WordPictureWatermark21379508" o:spid="_x0000_s1034" type="#_x0000_t75" style="position:absolute;margin-left:0;margin-top:0;width:10in;height:540pt;z-index:-251658231;mso-position-horizontal:center;mso-position-horizontal-relative:margin;mso-position-vertical:center;mso-position-vertical-relative:margin" o:allowincell="f">
+          <v:imagedata r:id="rId1" o:title="Watermark" gain="19661f" blacklevel="22938f"/>
+          <w10:wrap anchorx="margin" anchory="margin"/>
+        </v:shape>
+      </w:pict>
+    </w:r>
   </w:p>
 </w:hdr>
 </file>
 
 <file path=word/header9.xml><?xml version="1.0" encoding="utf-8"?>
-<w:hdr xmlns:wpc="http://schemas.microsoft.com/office/word/2010/wordprocessingCanvas" xmlns:cx="http://schemas.microsoft.com/office/drawing/2014/chartex" xmlns:cx1="http://schemas.microsoft.com/office/drawing/2015/9/8/chartex" xmlns:cx2="http://schemas.microsoft.com/office/drawing/2015/10/21/chartex" xmlns:cx3="http://schemas.microsoft.com/office/drawing/2016/5/9/chartex" xmlns:cx4="http://schemas.microsoft.com/office/drawing/2016/5/10/chartex" xmlns:cx5="http://schemas.microsoft.com/office/drawing/2016/5/11/chartex" xmlns:cx6="http://schemas.microsoft.com/office/drawing/2016/5/12/chartex" xmlns:cx7="http://schemas.microsoft.com/office/drawing/2016/5/13/chartex" xmlns:cx8="http://schemas.microsoft.com/office/drawing/2016/5/14/chartex" xmlns:mc="http://schemas.openxmlformats.org/markup-compatibility/2006" xmlns:aink="http://schemas.microsoft.com/office/drawing/2016/ink" xmlns:am3d="http://schemas.microsoft.com/office/drawing/2017/model3d" xmlns:o="urn:schemas-microsoft-com:office:office" xmlns:r="http://schemas.openxmlformats.org/officeDocument/2006/relationships" xmlns:m="http://schemas.openxmlformats.org/officeDocument/2006/math" xmlns:v="urn:schemas-microsoft-com:vml" xmlns:wp14="http://schemas.microsoft.com/office/word/2010/wordprocessingDrawing" xmlns:wp="http://schemas.openxmlformats.org/drawingml/2006/wordprocessingDrawing" xmlns:w10="urn:schemas-microsoft-com:office:word" xmlns:w="http://schemas.openxmlformats.org/wordprocessingml/2006/main" xmlns:w14="http://schemas.microsoft.com/office/word/2010/wordml" xmlns:w15="http://schemas.microsoft.com/office/word/2012/wordml" xmlns:w16cex="http://schemas.microsoft.com/office/word/2018/wordml/cex" xmlns:w16cid="http://schemas.microsoft.com/office/word/2016/wordml/cid" xmlns:w16="http://schemas.microsoft.com/office/word/2018/wordml" xmlns:w16sdtdh="http://schemas.microsoft.com/office/word/2020/wordml/sdtdatahash" xmlns:w16se="http://schemas.microsoft.com/office/word/2015/wordml/symex" xmlns:wpg="http://schemas.microsoft.com/office/word/2010/wordprocessingGroup" xmlns:wpi="http://schemas.microsoft.com/office/word/2010/wordprocessingInk" xmlns:wne="http://schemas.microsoft.com/office/word/2006/wordml" xmlns:wps="http://schemas.microsoft.com/office/word/2010/wordprocessingShape" mc:Ignorable="w14 w15 w16se w16cid w16 w16cex w16sdtdh wp14">
+<w:hdr xmlns:wpc="http://schemas.microsoft.com/office/word/2010/wordprocessingCanvas" xmlns:cx="http://schemas.microsoft.com/office/drawing/2014/chartex" xmlns:cx1="http://schemas.microsoft.com/office/drawing/2015/9/8/chartex" xmlns:cx2="http://schemas.microsoft.com/office/drawing/2015/10/21/chartex" xmlns:cx3="http://schemas.microsoft.com/office/drawing/2016/5/9/chartex" xmlns:cx4="http://schemas.microsoft.com/office/drawing/2016/5/10/chartex" xmlns:cx5="http://schemas.microsoft.com/office/drawing/2016/5/11/chartex" xmlns:cx6="http://schemas.microsoft.com/office/drawing/2016/5/12/chartex" xmlns:cx7="http://schemas.microsoft.com/office/drawing/2016/5/13/chartex" xmlns:cx8="http://schemas.microsoft.com/office/drawing/2016/5/14/chartex" xmlns:mc="http://schemas.openxmlformats.org/markup-compatibility/2006" xmlns:aink="http://schemas.microsoft.com/office/drawing/2016/ink" xmlns:am3d="http://schemas.microsoft.com/office/drawing/2017/model3d" xmlns:o="urn:schemas-microsoft-com:office:office" xmlns:oel="http://schemas.microsoft.com/office/2019/extlst" xmlns:r="http://schemas.openxmlformats.org/officeDocument/2006/relationships" xmlns:m="http://schemas.openxmlformats.org/officeDocument/2006/math" xmlns:v="urn:schemas-microsoft-com:vml" xmlns:wp14="http://schemas.microsoft.com/office/word/2010/wordprocessingDrawing" xmlns:wp="http://schemas.openxmlformats.org/drawingml/2006/wordprocessingDrawing" xmlns:w10="urn:schemas-microsoft-com:office:word" xmlns:w="http://schemas.openxmlformats.org/wordprocessingml/2006/main" xmlns:w14="http://schemas.microsoft.com/office/word/2010/wordml" xmlns:w15="http://schemas.microsoft.com/office/word/2012/wordml" xmlns:w16cex="http://schemas.microsoft.com/office/word/2018/wordml/cex" xmlns:w16cid="http://schemas.microsoft.com/office/word/2016/wordml/cid" xmlns:w16="http://schemas.microsoft.com/office/word/2018/wordml" xmlns:w16sdtdh="http://schemas.microsoft.com/office/word/2020/wordml/sdtdatahash" xmlns:w16se="http://schemas.microsoft.com/office/word/2015/wordml/symex" xmlns:wpg="http://schemas.microsoft.com/office/word/2010/wordprocessingGroup" xmlns:wpi="http://schemas.microsoft.com/office/word/2010/wordprocessingInk" xmlns:wne="http://schemas.microsoft.com/office/word/2006/wordml" xmlns:wps="http://schemas.microsoft.com/office/word/2010/wordprocessingShape" mc:Ignorable="w14 w15 w16se w16cid w16 w16cex w16sdtdh wp14">
   <w:p>
     <w:pPr>
       <w:pStyle w:val="Header"/>
     </w:pPr>
+    <w:r>
+      <w:rPr>
+        <w:noProof/>
+      </w:rPr>
+      <w:pict w14:anchorId="265679CA">
+        <v:shapetype id="_x0000_t75" coordsize="21600,21600" o:spt="75" o:preferrelative="t" path="m@4@5l@4@11@9@11@9@5xe" filled="f" stroked="f">
+          <v:stroke joinstyle="miter"/>
+          <v:formulas>
+            <v:f eqn="if lineDrawn pixelLineWidth 0"/>
+            <v:f eqn="sum @0 1 0"/>
+            <v:f eqn="sum 0 0 @1"/>
+            <v:f eqn="prod @2 1 2"/>
+            <v:f eqn="prod @3 21600 pixelWidth"/>
+            <v:f eqn="prod @3 21600 pixelHeight"/>
+            <v:f eqn="sum @0 0 1"/>
+            <v:f eqn="prod @6 1 2"/>
+            <v:f eqn="prod @7 21600 pixelWidth"/>
+            <v:f eqn="sum @8 21600 0"/>
+            <v:f eqn="prod @7 21600 pixelHeight"/>
+            <v:f eqn="sum @10 21600 0"/>
+          </v:formulas>
+          <v:path o:extrusionok="f" gradientshapeok="t" o:connecttype="rect"/>
+          <o:lock v:ext="edit" aspectratio="t"/>
+        </v:shapetype>
+        <v:shape id="WordPictureWatermark21379506" o:spid="_x0000_s1031" type="#_x0000_t75" style="position:absolute;margin-left:0;margin-top:0;width:10in;height:540pt;z-index:-251658233;mso-position-horizontal:center;mso-position-horizontal-relative:margin;mso-position-vertical:center;mso-position-vertical-relative:margin" o:allowincell="f">
+          <v:imagedata r:id="rId1" o:title="Watermark" gain="19661f" blacklevel="22938f"/>
+          <w10:wrap anchorx="margin" anchory="margin"/>
+        </v:shape>
+      </w:pict>
+    </w:r>
   </w:p>
 </w:hdr>
 </file>
 
 <file path=word/numbering.xml><?xml version="1.0" encoding="utf-8"?>
-<w:numbering xmlns:wpc="http://schemas.microsoft.com/office/word/2010/wordprocessingCanvas" xmlns:cx="http://schemas.microsoft.com/office/drawing/2014/chartex" xmlns:cx1="http://schemas.microsoft.com/office/drawing/2015/9/8/chartex" xmlns:cx2="http://schemas.microsoft.com/office/drawing/2015/10/21/chartex" xmlns:cx3="http://schemas.microsoft.com/office/drawing/2016/5/9/chartex" xmlns:cx4="http://schemas.microsoft.com/office/drawing/2016/5/10/chartex" xmlns:cx5="http://schemas.microsoft.com/office/drawing/2016/5/11/chartex" xmlns:cx6="http://schemas.microsoft.com/office/drawing/2016/5/12/chartex" xmlns:cx7="http://schemas.microsoft.com/office/drawing/2016/5/13/chartex" xmlns:cx8="http://schemas.microsoft.com/office/drawing/2016/5/14/chartex" xmlns:mc="http://schemas.openxmlformats.org/markup-compatibility/2006" xmlns:aink="http://schemas.microsoft.com/office/drawing/2016/ink" xmlns:am3d="http://schemas.microsoft.com/office/drawing/2017/model3d" xmlns:o="urn:schemas-microsoft-com:office:office" xmlns:r="http://schemas.openxmlformats.org/officeDocument/2006/relationships" xmlns:m="http://schemas.openxmlformats.org/officeDocument/2006/math" xmlns:v="urn:schemas-microsoft-com:vml" xmlns:wp14="http://schemas.microsoft.com/office/word/2010/wordprocessingDrawing" xmlns:wp="http://schemas.openxmlformats.org/drawingml/2006/wordprocessingDrawing" xmlns:w10="urn:schemas-microsoft-com:office:word" xmlns:w="http://schemas.openxmlformats.org/wordprocessingml/2006/main" xmlns:w14="http://schemas.microsoft.com/office/word/2010/wordml" xmlns:w15="http://schemas.microsoft.com/office/word/2012/wordml" xmlns:w16cex="http://schemas.microsoft.com/office/word/2018/wordml/cex" xmlns:w16cid="http://schemas.microsoft.com/office/word/2016/wordml/cid" xmlns:w16="http://schemas.microsoft.com/office/word/2018/wordml" xmlns:w16sdtdh="http://schemas.microsoft.com/office/word/2020/wordml/sdtdatahash" xmlns:w16se="http://schemas.microsoft.com/office/word/2015/wordml/symex" xmlns:wpg="http://schemas.microsoft.com/office/word/2010/wordprocessingGroup" xmlns:wpi="http://schemas.microsoft.com/office/word/2010/wordprocessingInk" xmlns:wne="http://schemas.microsoft.com/office/word/2006/wordml" xmlns:wps="http://schemas.microsoft.com/office/word/2010/wordprocessingShape" mc:Ignorable="w14 w15 w16se w16cid w16 w16cex w16sdtdh wp14">
+<w:numbering xmlns:wpc="http://schemas.microsoft.com/office/word/2010/wordprocessingCanvas" xmlns:cx="http://schemas.microsoft.com/office/drawing/2014/chartex" xmlns:cx1="http://schemas.microsoft.com/office/drawing/2015/9/8/chartex" xmlns:cx2="http://schemas.microsoft.com/office/drawing/2015/10/21/chartex" xmlns:cx3="http://schemas.microsoft.com/office/drawing/2016/5/9/chartex" xmlns:cx4="http://schemas.microsoft.com/office/drawing/2016/5/10/chartex" xmlns:cx5="http://schemas.microsoft.com/office/drawing/2016/5/11/chartex" xmlns:cx6="http://schemas.microsoft.com/office/drawing/2016/5/12/chartex" xmlns:cx7="http://schemas.microsoft.com/office/drawing/2016/5/13/chartex" xmlns:cx8="http://schemas.microsoft.com/office/drawing/2016/5/14/chartex" xmlns:mc="http://schemas.openxmlformats.org/markup-compatibility/2006" xmlns:aink="http://schemas.microsoft.com/office/drawing/2016/ink" xmlns:am3d="http://schemas.microsoft.com/office/drawing/2017/model3d" xmlns:o="urn:schemas-microsoft-com:office:office" xmlns:oel="http://schemas.microsoft.com/office/2019/extlst" xmlns:r="http://schemas.openxmlformats.org/officeDocument/2006/relationships" xmlns:m="http://schemas.openxmlformats.org/officeDocument/2006/math" xmlns:v="urn:schemas-microsoft-com:vml" xmlns:wp14="http://schemas.microsoft.com/office/word/2010/wordprocessingDrawing" xmlns:wp="http://schemas.openxmlformats.org/drawingml/2006/wordprocessingDrawing" xmlns:w10="urn:schemas-microsoft-com:office:word" xmlns:w="http://schemas.openxmlformats.org/wordprocessingml/2006/main" xmlns:w14="http://schemas.microsoft.com/office/word/2010/wordml" xmlns:w15="http://schemas.microsoft.com/office/word/2012/wordml" xmlns:w16cex="http://schemas.microsoft.com/office/word/2018/wordml/cex" xmlns:w16cid="http://schemas.microsoft.com/office/word/2016/wordml/cid" xmlns:w16="http://schemas.microsoft.com/office/word/2018/wordml" xmlns:w16sdtdh="http://schemas.microsoft.com/office/word/2020/wordml/sdtdatahash" xmlns:w16se="http://schemas.microsoft.com/office/word/2015/wordml/symex" xmlns:wpg="http://schemas.microsoft.com/office/word/2010/wordprocessingGroup" xmlns:wpi="http://schemas.microsoft.com/office/word/2010/wordprocessingInk" xmlns:wne="http://schemas.microsoft.com/office/word/2006/wordml" xmlns:wps="http://schemas.microsoft.com/office/word/2010/wordprocessingShape" mc:Ignorable="w14 w15 w16se w16cid w16 w16cex w16sdtdh wp14">
   <w:abstractNum w:abstractNumId="0" w15:restartNumberingAfterBreak="0">
     <w:nsid w:val="FFFFFF7E"/>
     <w:multiLevelType w:val="singleLevel"/>
@@ -17968,6 +18091,92 @@
     </w:lvl>
   </w:abstractNum>
   <w:abstractNum w:abstractNumId="9" w15:restartNumberingAfterBreak="0">
+    <w:nsid w:val="24660F6C"/>
+    <w:multiLevelType w:val="hybridMultilevel"/>
+    <w:tmpl w:val="BE2E9D8A"/>
+    <w:lvl w:ilvl="0" w:tplc="0409000F">
+      <w:start w:val="1"/>
+      <w:numFmt w:val="decimal"/>
+      <w:lvlText w:val="%1."/>
+      <w:lvlJc w:val="left"/>
+      <w:pPr>
+        <w:ind w:left="720" w:hanging="360"/>
+      </w:pPr>
+    </w:lvl>
+    <w:lvl w:ilvl="1" w:tplc="04090019" w:tentative="1">
+      <w:start w:val="1"/>
+      <w:numFmt w:val="lowerLetter"/>
+      <w:lvlText w:val="%2."/>
+      <w:lvlJc w:val="left"/>
+      <w:pPr>
+        <w:ind w:left="1440" w:hanging="360"/>
+      </w:pPr>
+    </w:lvl>
+    <w:lvl w:ilvl="2" w:tplc="0409001B" w:tentative="1">
+      <w:start w:val="1"/>
+      <w:numFmt w:val="lowerRoman"/>
+      <w:lvlText w:val="%3."/>
+      <w:lvlJc w:val="right"/>
+      <w:pPr>
+        <w:ind w:left="2160" w:hanging="180"/>
+      </w:pPr>
+    </w:lvl>
+    <w:lvl w:ilvl="3" w:tplc="0409000F" w:tentative="1">
+      <w:start w:val="1"/>
+      <w:numFmt w:val="decimal"/>
+      <w:lvlText w:val="%4."/>
+      <w:lvlJc w:val="left"/>
+      <w:pPr>
+        <w:ind w:left="2880" w:hanging="360"/>
+      </w:pPr>
+    </w:lvl>
+    <w:lvl w:ilvl="4" w:tplc="04090019" w:tentative="1">
+      <w:start w:val="1"/>
+      <w:numFmt w:val="lowerLetter"/>
+      <w:lvlText w:val="%5."/>
+      <w:lvlJc w:val="left"/>
+      <w:pPr>
+        <w:ind w:left="3600" w:hanging="360"/>
+      </w:pPr>
+    </w:lvl>
+    <w:lvl w:ilvl="5" w:tplc="0409001B" w:tentative="1">
+      <w:start w:val="1"/>
+      <w:numFmt w:val="lowerRoman"/>
+      <w:lvlText w:val="%6."/>
+      <w:lvlJc w:val="right"/>
+      <w:pPr>
+        <w:ind w:left="4320" w:hanging="180"/>
+      </w:pPr>
+    </w:lvl>
+    <w:lvl w:ilvl="6" w:tplc="0409000F" w:tentative="1">
+      <w:start w:val="1"/>
+      <w:numFmt w:val="decimal"/>
+      <w:lvlText w:val="%7."/>
+      <w:lvlJc w:val="left"/>
+      <w:pPr>
+        <w:ind w:left="5040" w:hanging="360"/>
+      </w:pPr>
+    </w:lvl>
+    <w:lvl w:ilvl="7" w:tplc="04090019" w:tentative="1">
+      <w:start w:val="1"/>
+      <w:numFmt w:val="lowerLetter"/>
+      <w:lvlText w:val="%8."/>
+      <w:lvlJc w:val="left"/>
+      <w:pPr>
+        <w:ind w:left="5760" w:hanging="360"/>
+      </w:pPr>
+    </w:lvl>
+    <w:lvl w:ilvl="8" w:tplc="0409001B" w:tentative="1">
+      <w:start w:val="1"/>
+      <w:numFmt w:val="lowerRoman"/>
+      <w:lvlText w:val="%9."/>
+      <w:lvlJc w:val="right"/>
+      <w:pPr>
+        <w:ind w:left="6480" w:hanging="180"/>
+      </w:pPr>
+    </w:lvl>
+  </w:abstractNum>
+  <w:abstractNum w:abstractNumId="10" w15:restartNumberingAfterBreak="0">
     <w:nsid w:val="26455D8B"/>
     <w:multiLevelType w:val="multilevel"/>
     <w:tmpl w:val="38DE0982"/>
@@ -18096,7 +18305,7 @@
       </w:rPr>
     </w:lvl>
   </w:abstractNum>
-  <w:abstractNum w:abstractNumId="10" w15:restartNumberingAfterBreak="0">
+  <w:abstractNum w:abstractNumId="11" w15:restartNumberingAfterBreak="0">
     <w:nsid w:val="2B8B35AE"/>
     <w:multiLevelType w:val="hybridMultilevel"/>
     <w:tmpl w:val="191EFBC2"/>
@@ -18233,7 +18442,7 @@
       </w:rPr>
     </w:lvl>
   </w:abstractNum>
-  <w:abstractNum w:abstractNumId="11" w15:restartNumberingAfterBreak="0">
+  <w:abstractNum w:abstractNumId="12" w15:restartNumberingAfterBreak="0">
     <w:nsid w:val="2CA9013F"/>
     <w:multiLevelType w:val="hybridMultilevel"/>
     <w:tmpl w:val="1A70A816"/>
@@ -18350,7 +18559,7 @@
       </w:rPr>
     </w:lvl>
   </w:abstractNum>
-  <w:abstractNum w:abstractNumId="12" w15:restartNumberingAfterBreak="0">
+  <w:abstractNum w:abstractNumId="13" w15:restartNumberingAfterBreak="0">
     <w:nsid w:val="331453C4"/>
     <w:multiLevelType w:val="hybridMultilevel"/>
     <w:tmpl w:val="2B748AC2"/>
@@ -18436,7 +18645,7 @@
       </w:pPr>
     </w:lvl>
   </w:abstractNum>
-  <w:abstractNum w:abstractNumId="13" w15:restartNumberingAfterBreak="0">
+  <w:abstractNum w:abstractNumId="14" w15:restartNumberingAfterBreak="0">
     <w:nsid w:val="338418B5"/>
     <w:multiLevelType w:val="hybridMultilevel"/>
     <w:tmpl w:val="22D813CE"/>
@@ -18549,7 +18758,7 @@
       </w:rPr>
     </w:lvl>
   </w:abstractNum>
-  <w:abstractNum w:abstractNumId="14" w15:restartNumberingAfterBreak="0">
+  <w:abstractNum w:abstractNumId="15" w15:restartNumberingAfterBreak="0">
     <w:nsid w:val="34DE71FA"/>
     <w:multiLevelType w:val="hybridMultilevel"/>
     <w:tmpl w:val="9438B836"/>
@@ -18663,7 +18872,7 @@
       </w:rPr>
     </w:lvl>
   </w:abstractNum>
-  <w:abstractNum w:abstractNumId="15" w15:restartNumberingAfterBreak="0">
+  <w:abstractNum w:abstractNumId="16" w15:restartNumberingAfterBreak="0">
     <w:nsid w:val="36017F74"/>
     <w:multiLevelType w:val="multilevel"/>
     <w:tmpl w:val="60C01518"/>
@@ -18804,7 +19013,7 @@
       </w:rPr>
     </w:lvl>
   </w:abstractNum>
-  <w:abstractNum w:abstractNumId="16" w15:restartNumberingAfterBreak="0">
+  <w:abstractNum w:abstractNumId="17" w15:restartNumberingAfterBreak="0">
     <w:nsid w:val="36DF4A33"/>
     <w:multiLevelType w:val="hybridMultilevel"/>
     <w:tmpl w:val="A92220E4"/>
@@ -18917,7 +19126,7 @@
       </w:rPr>
     </w:lvl>
   </w:abstractNum>
-  <w:abstractNum w:abstractNumId="17" w15:restartNumberingAfterBreak="0">
+  <w:abstractNum w:abstractNumId="18" w15:restartNumberingAfterBreak="0">
     <w:nsid w:val="3A842022"/>
     <w:multiLevelType w:val="hybridMultilevel"/>
     <w:tmpl w:val="EA2E844A"/>
@@ -19030,7 +19239,96 @@
       </w:rPr>
     </w:lvl>
   </w:abstractNum>
-  <w:abstractNum w:abstractNumId="18" w15:restartNumberingAfterBreak="0">
+  <w:abstractNum w:abstractNumId="19" w15:restartNumberingAfterBreak="0">
+    <w:nsid w:val="3B0D135E"/>
+    <w:multiLevelType w:val="hybridMultilevel"/>
+    <w:tmpl w:val="8BA0DB24"/>
+    <w:lvl w:ilvl="0" w:tplc="0409000F">
+      <w:start w:val="1"/>
+      <w:numFmt w:val="decimal"/>
+      <w:lvlText w:val="%1."/>
+      <w:lvlJc w:val="left"/>
+      <w:pPr>
+        <w:ind w:left="720" w:hanging="720"/>
+      </w:pPr>
+      <w:rPr>
+        <w:rFonts w:hint="default"/>
+      </w:rPr>
+    </w:lvl>
+    <w:lvl w:ilvl="1" w:tplc="FFFFFFFF">
+      <w:start w:val="1"/>
+      <w:numFmt w:val="lowerLetter"/>
+      <w:lvlText w:val="%2."/>
+      <w:lvlJc w:val="left"/>
+      <w:pPr>
+        <w:ind w:left="1080" w:hanging="360"/>
+      </w:pPr>
+    </w:lvl>
+    <w:lvl w:ilvl="2" w:tplc="FFFFFFFF">
+      <w:start w:val="1"/>
+      <w:numFmt w:val="lowerRoman"/>
+      <w:lvlText w:val="%3."/>
+      <w:lvlJc w:val="right"/>
+      <w:pPr>
+        <w:ind w:left="1800" w:hanging="180"/>
+      </w:pPr>
+    </w:lvl>
+    <w:lvl w:ilvl="3" w:tplc="FFFFFFFF" w:tentative="1">
+      <w:start w:val="1"/>
+      <w:numFmt w:val="decimal"/>
+      <w:lvlText w:val="%4."/>
+      <w:lvlJc w:val="left"/>
+      <w:pPr>
+        <w:ind w:left="2520" w:hanging="360"/>
+      </w:pPr>
+    </w:lvl>
+    <w:lvl w:ilvl="4" w:tplc="FFFFFFFF" w:tentative="1">
+      <w:start w:val="1"/>
+      <w:numFmt w:val="lowerLetter"/>
+      <w:lvlText w:val="%5."/>
+      <w:lvlJc w:val="left"/>
+      <w:pPr>
+        <w:ind w:left="3240" w:hanging="360"/>
+      </w:pPr>
+    </w:lvl>
+    <w:lvl w:ilvl="5" w:tplc="FFFFFFFF" w:tentative="1">
+      <w:start w:val="1"/>
+      <w:numFmt w:val="lowerRoman"/>
+      <w:lvlText w:val="%6."/>
+      <w:lvlJc w:val="right"/>
+      <w:pPr>
+        <w:ind w:left="3960" w:hanging="180"/>
+      </w:pPr>
+    </w:lvl>
+    <w:lvl w:ilvl="6" w:tplc="FFFFFFFF" w:tentative="1">
+      <w:start w:val="1"/>
+      <w:numFmt w:val="decimal"/>
+      <w:lvlText w:val="%7."/>
+      <w:lvlJc w:val="left"/>
+      <w:pPr>
+        <w:ind w:left="4680" w:hanging="360"/>
+      </w:pPr>
+    </w:lvl>
+    <w:lvl w:ilvl="7" w:tplc="FFFFFFFF" w:tentative="1">
+      <w:start w:val="1"/>
+      <w:numFmt w:val="lowerLetter"/>
+      <w:lvlText w:val="%8."/>
+      <w:lvlJc w:val="left"/>
+      <w:pPr>
+        <w:ind w:left="5400" w:hanging="360"/>
+      </w:pPr>
+    </w:lvl>
+    <w:lvl w:ilvl="8" w:tplc="FFFFFFFF" w:tentative="1">
+      <w:start w:val="1"/>
+      <w:numFmt w:val="lowerRoman"/>
+      <w:lvlText w:val="%9."/>
+      <w:lvlJc w:val="right"/>
+      <w:pPr>
+        <w:ind w:left="6120" w:hanging="180"/>
+      </w:pPr>
+    </w:lvl>
+  </w:abstractNum>
+  <w:abstractNum w:abstractNumId="20" w15:restartNumberingAfterBreak="0">
     <w:nsid w:val="442E53B5"/>
     <w:multiLevelType w:val="hybridMultilevel"/>
     <w:tmpl w:val="F9282D78"/>
@@ -19143,7 +19441,7 @@
       </w:rPr>
     </w:lvl>
   </w:abstractNum>
-  <w:abstractNum w:abstractNumId="19" w15:restartNumberingAfterBreak="0">
+  <w:abstractNum w:abstractNumId="21" w15:restartNumberingAfterBreak="0">
     <w:nsid w:val="504D5A9E"/>
     <w:multiLevelType w:val="hybridMultilevel"/>
     <w:tmpl w:val="A40A97EC"/>
@@ -19284,11 +19582,11 @@
       </w:rPr>
     </w:lvl>
   </w:abstractNum>
-  <w:abstractNum w:abstractNumId="20" w15:restartNumberingAfterBreak="0">
+  <w:abstractNum w:abstractNumId="22" w15:restartNumberingAfterBreak="0">
     <w:nsid w:val="51B3090A"/>
     <w:multiLevelType w:val="hybridMultilevel"/>
-    <w:tmpl w:val="D416EEE6"/>
-    <w:lvl w:ilvl="0" w:tplc="B296B460">
+    <w:tmpl w:val="C03EAFB8"/>
+    <w:lvl w:ilvl="0" w:tplc="A336C666">
       <w:start w:val="1"/>
       <w:numFmt w:val="decimal"/>
       <w:lvlText w:val="%1."/>
@@ -19298,7 +19596,7 @@
       </w:pPr>
       <w:rPr>
         <w:rFonts w:hint="default"/>
-        <w:sz w:val="18"/>
+        <w:sz w:val="20"/>
         <w:szCs w:val="20"/>
       </w:rPr>
     </w:lvl>
@@ -19399,7 +19697,123 @@
       </w:rPr>
     </w:lvl>
   </w:abstractNum>
-  <w:abstractNum w:abstractNumId="21" w15:restartNumberingAfterBreak="0">
+  <w:abstractNum w:abstractNumId="23" w15:restartNumberingAfterBreak="0">
+    <w:nsid w:val="56A65CF3"/>
+    <w:multiLevelType w:val="hybridMultilevel"/>
+    <w:tmpl w:val="C434A166"/>
+    <w:lvl w:ilvl="0" w:tplc="43DCCEF4">
+      <w:start w:val="1"/>
+      <w:numFmt w:val="decimal"/>
+      <w:lvlText w:val="%1."/>
+      <w:lvlJc w:val="left"/>
+      <w:pPr>
+        <w:ind w:left="1530" w:hanging="360"/>
+      </w:pPr>
+      <w:rPr>
+        <w:rFonts w:asciiTheme="minorHAnsi" w:hAnsiTheme="minorHAnsi" w:hint="default"/>
+        <w:color w:val="auto"/>
+        <w:sz w:val="20"/>
+        <w:szCs w:val="20"/>
+      </w:rPr>
+    </w:lvl>
+    <w:lvl w:ilvl="1" w:tplc="FFFFFFFF" w:tentative="1">
+      <w:start w:val="1"/>
+      <w:numFmt w:val="bullet"/>
+      <w:lvlText w:val="o"/>
+      <w:lvlJc w:val="left"/>
+      <w:pPr>
+        <w:ind w:left="2250" w:hanging="360"/>
+      </w:pPr>
+      <w:rPr>
+        <w:rFonts w:ascii="Courier New" w:hAnsi="Courier New" w:cs="Courier New" w:hint="default"/>
+      </w:rPr>
+    </w:lvl>
+    <w:lvl w:ilvl="2" w:tplc="FFFFFFFF" w:tentative="1">
+      <w:start w:val="1"/>
+      <w:numFmt w:val="bullet"/>
+      <w:lvlText w:val=""/>
+      <w:lvlJc w:val="left"/>
+      <w:pPr>
+        <w:ind w:left="2970" w:hanging="360"/>
+      </w:pPr>
+      <w:rPr>
+        <w:rFonts w:ascii="Wingdings" w:hAnsi="Wingdings" w:hint="default"/>
+      </w:rPr>
+    </w:lvl>
+    <w:lvl w:ilvl="3" w:tplc="FFFFFFFF" w:tentative="1">
+      <w:start w:val="1"/>
+      <w:numFmt w:val="bullet"/>
+      <w:lvlText w:val=""/>
+      <w:lvlJc w:val="left"/>
+      <w:pPr>
+        <w:ind w:left="3690" w:hanging="360"/>
+      </w:pPr>
+      <w:rPr>
+        <w:rFonts w:ascii="Symbol" w:hAnsi="Symbol" w:hint="default"/>
+      </w:rPr>
+    </w:lvl>
+    <w:lvl w:ilvl="4" w:tplc="FFFFFFFF" w:tentative="1">
+      <w:start w:val="1"/>
+      <w:numFmt w:val="bullet"/>
+      <w:lvlText w:val="o"/>
+      <w:lvlJc w:val="left"/>
+      <w:pPr>
+        <w:ind w:left="4410" w:hanging="360"/>
+      </w:pPr>
+      <w:rPr>
+        <w:rFonts w:ascii="Courier New" w:hAnsi="Courier New" w:cs="Courier New" w:hint="default"/>
+      </w:rPr>
+    </w:lvl>
+    <w:lvl w:ilvl="5" w:tplc="FFFFFFFF" w:tentative="1">
+      <w:start w:val="1"/>
+      <w:numFmt w:val="bullet"/>
+      <w:lvlText w:val=""/>
+      <w:lvlJc w:val="left"/>
+      <w:pPr>
+        <w:ind w:left="5130" w:hanging="360"/>
+      </w:pPr>
+      <w:rPr>
+        <w:rFonts w:ascii="Wingdings" w:hAnsi="Wingdings" w:hint="default"/>
+      </w:rPr>
+    </w:lvl>
+    <w:lvl w:ilvl="6" w:tplc="FFFFFFFF" w:tentative="1">
+      <w:start w:val="1"/>
+      <w:numFmt w:val="bullet"/>
+      <w:lvlText w:val=""/>
+      <w:lvlJc w:val="left"/>
+      <w:pPr>
+        <w:ind w:left="5850" w:hanging="360"/>
+      </w:pPr>
+      <w:rPr>
+        <w:rFonts w:ascii="Symbol" w:hAnsi="Symbol" w:hint="default"/>
+      </w:rPr>
+    </w:lvl>
+    <w:lvl w:ilvl="7" w:tplc="FFFFFFFF" w:tentative="1">
+      <w:start w:val="1"/>
+      <w:numFmt w:val="bullet"/>
+      <w:lvlText w:val="o"/>
+      <w:lvlJc w:val="left"/>
+      <w:pPr>
+        <w:ind w:left="6570" w:hanging="360"/>
+      </w:pPr>
+      <w:rPr>
+        <w:rFonts w:ascii="Courier New" w:hAnsi="Courier New" w:cs="Courier New" w:hint="default"/>
+      </w:rPr>
+    </w:lvl>
+    <w:lvl w:ilvl="8" w:tplc="FFFFFFFF" w:tentative="1">
+      <w:start w:val="1"/>
+      <w:numFmt w:val="bullet"/>
+      <w:lvlText w:val=""/>
+      <w:lvlJc w:val="left"/>
+      <w:pPr>
+        <w:ind w:left="7290" w:hanging="360"/>
+      </w:pPr>
+      <w:rPr>
+        <w:rFonts w:ascii="Wingdings" w:hAnsi="Wingdings" w:hint="default"/>
+      </w:rPr>
+    </w:lvl>
+  </w:abstractNum>
+  <w:abstractNum w:abstractNumId="24" w15:restartNumberingAfterBreak="0">
     <w:nsid w:val="606F3F92"/>
     <w:multiLevelType w:val="hybridMultilevel"/>
     <w:tmpl w:val="21761CC4"/>
@@ -19512,7 +19926,7 @@
       </w:rPr>
     </w:lvl>
   </w:abstractNum>
-  <w:abstractNum w:abstractNumId="22" w15:restartNumberingAfterBreak="0">
+  <w:abstractNum w:abstractNumId="25" w15:restartNumberingAfterBreak="0">
     <w:nsid w:val="6E6A2E87"/>
     <w:multiLevelType w:val="hybridMultilevel"/>
     <w:tmpl w:val="CF5A3E5C"/>
@@ -19628,7 +20042,7 @@
       </w:rPr>
     </w:lvl>
   </w:abstractNum>
-  <w:abstractNum w:abstractNumId="23" w15:restartNumberingAfterBreak="0">
+  <w:abstractNum w:abstractNumId="26" w15:restartNumberingAfterBreak="0">
     <w:nsid w:val="6FA01B51"/>
     <w:multiLevelType w:val="hybridMultilevel"/>
     <w:tmpl w:val="EA2E844A"/>
@@ -19741,7 +20155,7 @@
       </w:rPr>
     </w:lvl>
   </w:abstractNum>
-  <w:abstractNum w:abstractNumId="24" w15:restartNumberingAfterBreak="0">
+  <w:abstractNum w:abstractNumId="27" w15:restartNumberingAfterBreak="0">
     <w:nsid w:val="71581D4F"/>
     <w:multiLevelType w:val="hybridMultilevel"/>
     <w:tmpl w:val="AED6DED2"/>
@@ -19856,7 +20270,7 @@
       </w:rPr>
     </w:lvl>
   </w:abstractNum>
-  <w:abstractNum w:abstractNumId="25" w15:restartNumberingAfterBreak="0">
+  <w:abstractNum w:abstractNumId="28" w15:restartNumberingAfterBreak="0">
     <w:nsid w:val="72767747"/>
     <w:multiLevelType w:val="hybridMultilevel"/>
     <w:tmpl w:val="57CCC6C6"/>
@@ -19969,7 +20383,7 @@
       </w:rPr>
     </w:lvl>
   </w:abstractNum>
-  <w:abstractNum w:abstractNumId="26" w15:restartNumberingAfterBreak="0">
+  <w:abstractNum w:abstractNumId="29" w15:restartNumberingAfterBreak="0">
     <w:nsid w:val="791B6199"/>
     <w:multiLevelType w:val="hybridMultilevel"/>
     <w:tmpl w:val="032C260A"/>
@@ -20055,7 +20469,7 @@
       </w:pPr>
     </w:lvl>
   </w:abstractNum>
-  <w:abstractNum w:abstractNumId="27" w15:restartNumberingAfterBreak="0">
+  <w:abstractNum w:abstractNumId="30" w15:restartNumberingAfterBreak="0">
     <w:nsid w:val="7B3E4888"/>
     <w:multiLevelType w:val="hybridMultilevel"/>
     <w:tmpl w:val="B20E7872"/>
@@ -20168,7 +20582,7 @@
       </w:rPr>
     </w:lvl>
   </w:abstractNum>
-  <w:abstractNum w:abstractNumId="28" w15:restartNumberingAfterBreak="0">
+  <w:abstractNum w:abstractNumId="31" w15:restartNumberingAfterBreak="0">
     <w:nsid w:val="7B6D48CB"/>
     <w:multiLevelType w:val="hybridMultilevel"/>
     <w:tmpl w:val="4B7A0870"/>
@@ -20309,7 +20723,7 @@
       </w:rPr>
     </w:lvl>
   </w:abstractNum>
-  <w:abstractNum w:abstractNumId="29" w15:restartNumberingAfterBreak="0">
+  <w:abstractNum w:abstractNumId="32" w15:restartNumberingAfterBreak="0">
     <w:nsid w:val="7DB736A8"/>
     <w:multiLevelType w:val="hybridMultilevel"/>
     <w:tmpl w:val="4BA8E2C0"/>
@@ -20422,7 +20836,7 @@
       </w:rPr>
     </w:lvl>
   </w:abstractNum>
-  <w:abstractNum w:abstractNumId="30" w15:restartNumberingAfterBreak="0">
+  <w:abstractNum w:abstractNumId="33" w15:restartNumberingAfterBreak="0">
     <w:nsid w:val="7F193043"/>
     <w:multiLevelType w:val="hybridMultilevel"/>
     <w:tmpl w:val="5AE47126"/>
@@ -20508,112 +20922,112 @@
       </w:pPr>
     </w:lvl>
   </w:abstractNum>
-  <w:num w:numId="1">
+  <w:num w:numId="1" w16cid:durableId="841511798">
     <w:abstractNumId w:val="1"/>
   </w:num>
-  <w:num w:numId="2">
+  <w:num w:numId="2" w16cid:durableId="1109157140">
     <w:abstractNumId w:val="0"/>
   </w:num>
-  <w:num w:numId="3">
+  <w:num w:numId="3" w16cid:durableId="67309587">
     <w:abstractNumId w:val="1"/>
   </w:num>
-  <w:num w:numId="4">
+  <w:num w:numId="4" w16cid:durableId="366611040">
     <w:abstractNumId w:val="0"/>
   </w:num>
-  <w:num w:numId="5">
+  <w:num w:numId="5" w16cid:durableId="141503356">
     <w:abstractNumId w:val="1"/>
   </w:num>
-  <w:num w:numId="6">
+  <w:num w:numId="6" w16cid:durableId="154104493">
     <w:abstractNumId w:val="0"/>
   </w:num>
-  <w:num w:numId="7">
+  <w:num w:numId="7" w16cid:durableId="1437750153">
     <w:abstractNumId w:val="0"/>
   </w:num>
-  <w:num w:numId="8">
+  <w:num w:numId="8" w16cid:durableId="207302992">
     <w:abstractNumId w:val="1"/>
   </w:num>
-  <w:num w:numId="9">
-    <w:abstractNumId w:val="9"/>
+  <w:num w:numId="9" w16cid:durableId="1263565012">
+    <w:abstractNumId w:val="10"/>
   </w:num>
-  <w:num w:numId="10">
-    <w:abstractNumId w:val="9"/>
+  <w:num w:numId="10" w16cid:durableId="798844232">
+    <w:abstractNumId w:val="10"/>
   </w:num>
-  <w:num w:numId="11">
+  <w:num w:numId="11" w16cid:durableId="1652127603">
     <w:abstractNumId w:val="2"/>
   </w:num>
-  <w:num w:numId="12">
-    <w:abstractNumId w:val="19"/>
+  <w:num w:numId="12" w16cid:durableId="174728645">
+    <w:abstractNumId w:val="21"/>
   </w:num>
-  <w:num w:numId="13">
+  <w:num w:numId="13" w16cid:durableId="1132671841">
+    <w:abstractNumId w:val="16"/>
+  </w:num>
+  <w:num w:numId="14" w16cid:durableId="335379208">
+    <w:abstractNumId w:val="31"/>
+  </w:num>
+  <w:num w:numId="15" w16cid:durableId="1381705252">
+    <w:abstractNumId w:val="18"/>
+  </w:num>
+  <w:num w:numId="16" w16cid:durableId="832070570">
+    <w:abstractNumId w:val="27"/>
+  </w:num>
+  <w:num w:numId="17" w16cid:durableId="792093813">
+    <w:abstractNumId w:val="26"/>
+  </w:num>
+  <w:num w:numId="18" w16cid:durableId="583496768">
+    <w:abstractNumId w:val="25"/>
+  </w:num>
+  <w:num w:numId="19" w16cid:durableId="665787486">
+    <w:abstractNumId w:val="6"/>
+  </w:num>
+  <w:num w:numId="20" w16cid:durableId="1930963064">
     <w:abstractNumId w:val="15"/>
   </w:num>
-  <w:num w:numId="14">
+  <w:num w:numId="21" w16cid:durableId="1801530222">
     <w:abstractNumId w:val="28"/>
   </w:num>
-  <w:num w:numId="15">
+  <w:num w:numId="22" w16cid:durableId="1407797470">
+    <w:abstractNumId w:val="24"/>
+  </w:num>
+  <w:num w:numId="23" w16cid:durableId="1221474715">
     <w:abstractNumId w:val="17"/>
   </w:num>
-  <w:num w:numId="16">
-    <w:abstractNumId w:val="24"/>
+  <w:num w:numId="24" w16cid:durableId="1071003384">
+    <w:abstractNumId w:val="12"/>
   </w:num>
-  <w:num w:numId="17">
-    <w:abstractNumId w:val="23"/>
+  <w:num w:numId="25" w16cid:durableId="608589016">
+    <w:abstractNumId w:val="30"/>
   </w:num>
-  <w:num w:numId="18">
+  <w:num w:numId="26" w16cid:durableId="1379158228">
+    <w:abstractNumId w:val="7"/>
+  </w:num>
+  <w:num w:numId="27" w16cid:durableId="1096556623">
+    <w:abstractNumId w:val="14"/>
+  </w:num>
+  <w:num w:numId="28" w16cid:durableId="126708338">
+    <w:abstractNumId w:val="8"/>
+  </w:num>
+  <w:num w:numId="29" w16cid:durableId="1538276030">
     <w:abstractNumId w:val="22"/>
   </w:num>
-  <w:num w:numId="19">
-    <w:abstractNumId w:val="6"/>
+  <w:num w:numId="30" w16cid:durableId="547183204">
+    <w:abstractNumId w:val="4"/>
   </w:num>
-  <w:num w:numId="20">
-    <w:abstractNumId w:val="14"/>
+  <w:num w:numId="31" w16cid:durableId="922493530">
+    <w:abstractNumId w:val="3"/>
   </w:num>
-  <w:num w:numId="21">
-    <w:abstractNumId w:val="25"/>
+  <w:num w:numId="32" w16cid:durableId="128937371">
+    <w:abstractNumId w:val="29"/>
   </w:num>
-  <w:num w:numId="22">
-    <w:abstractNumId w:val="21"/>
+  <w:num w:numId="33" w16cid:durableId="70740244">
+    <w:abstractNumId w:val="33"/>
   </w:num>
-  <w:num w:numId="23">
-    <w:abstractNumId w:val="16"/>
+  <w:num w:numId="34" w16cid:durableId="690882816">
+    <w:abstractNumId w:val="5"/>
   </w:num>
-  <w:num w:numId="24">
-    <w:abstractNumId w:val="11"/>
-  </w:num>
-  <w:num w:numId="25">
-    <w:abstractNumId w:val="27"/>
-  </w:num>
-  <w:num w:numId="26">
-    <w:abstractNumId w:val="7"/>
-  </w:num>
-  <w:num w:numId="27">
-    <w:abstractNumId w:val="13"/>
-  </w:num>
-  <w:num w:numId="28">
-    <w:abstractNumId w:val="8"/>
-  </w:num>
-  <w:num w:numId="29">
+  <w:num w:numId="35" w16cid:durableId="1339192744">
     <w:abstractNumId w:val="20"/>
   </w:num>
-  <w:num w:numId="30">
-    <w:abstractNumId w:val="4"/>
-  </w:num>
-  <w:num w:numId="31">
-    <w:abstractNumId w:val="3"/>
-  </w:num>
-  <w:num w:numId="32">
-    <w:abstractNumId w:val="26"/>
-  </w:num>
-  <w:num w:numId="33">
-    <w:abstractNumId w:val="30"/>
-  </w:num>
-  <w:num w:numId="34">
-    <w:abstractNumId w:val="5"/>
-  </w:num>
-  <w:num w:numId="35">
-    <w:abstractNumId w:val="18"/>
-  </w:num>
-  <w:num w:numId="36">
+  <w:num w:numId="36" w16cid:durableId="1100177766">
     <w:abstractNumId w:val="2"/>
     <w:lvlOverride w:ilvl="0">
       <w:startOverride w:val="3"/>
@@ -20641,29 +21055,49 @@
       <w:startOverride w:val="1"/>
     </w:lvlOverride>
   </w:num>
-  <w:num w:numId="37">
+  <w:num w:numId="37" w16cid:durableId="983315946">
     <w:abstractNumId w:val="8"/>
   </w:num>
-  <w:num w:numId="38">
-    <w:abstractNumId w:val="12"/>
+  <w:num w:numId="38" w16cid:durableId="2033914853">
+    <w:abstractNumId w:val="13"/>
   </w:num>
-  <w:num w:numId="39">
-    <w:abstractNumId w:val="29"/>
+  <w:num w:numId="39" w16cid:durableId="542520626">
+    <w:abstractNumId w:val="32"/>
   </w:num>
-  <w:num w:numId="40">
-    <w:abstractNumId w:val="10"/>
+  <w:num w:numId="40" w16cid:durableId="1330983969">
+    <w:abstractNumId w:val="11"/>
+  </w:num>
+  <w:num w:numId="41" w16cid:durableId="1917859343">
+    <w:abstractNumId w:val="22"/>
+    <w:lvlOverride w:ilvl="0">
+      <w:startOverride w:val="1"/>
+    </w:lvlOverride>
+    <w:lvlOverride w:ilvl="1"/>
+    <w:lvlOverride w:ilvl="2"/>
+    <w:lvlOverride w:ilvl="3"/>
+    <w:lvlOverride w:ilvl="4"/>
+    <w:lvlOverride w:ilvl="5"/>
+    <w:lvlOverride w:ilvl="6"/>
+    <w:lvlOverride w:ilvl="7"/>
+    <w:lvlOverride w:ilvl="8"/>
+  </w:num>
+  <w:num w:numId="42" w16cid:durableId="1983388400">
+    <w:abstractNumId w:val="23"/>
+  </w:num>
+  <w:num w:numId="43" w16cid:durableId="872616438">
+    <w:abstractNumId w:val="19"/>
+  </w:num>
+  <w:num w:numId="44" w16cid:durableId="961420760">
+    <w:abstractNumId w:val="9"/>
   </w:num>
   <w:numIdMacAtCleanup w:val="21"/>
 </w:numbering>
 </file>
 
 <file path=word/people.xml><?xml version="1.0" encoding="utf-8"?>
-<w15:people xmlns:wpc="http://schemas.microsoft.com/office/word/2010/wordprocessingCanvas" xmlns:cx="http://schemas.microsoft.com/office/drawing/2014/chartex" xmlns:cx1="http://schemas.microsoft.com/office/drawing/2015/9/8/chartex" xmlns:cx2="http://schemas.microsoft.com/office/drawing/2015/10/21/chartex" xmlns:cx3="http://schemas.microsoft.com/office/drawing/2016/5/9/chartex" xmlns:cx4="http://schemas.microsoft.com/office/drawing/2016/5/10/chartex" xmlns:cx5="http://schemas.microsoft.com/office/drawing/2016/5/11/chartex" xmlns:cx6="http://schemas.microsoft.com/office/drawing/2016/5/12/chartex" xmlns:cx7="http://schemas.microsoft.com/office/drawing/2016/5/13/chartex" xmlns:cx8="http://schemas.microsoft.com/office/drawing/2016/5/14/chartex" xmlns:mc="http://schemas.openxmlformats.org/markup-compatibility/2006" xmlns:aink="http://schemas.microsoft.com/office/drawing/2016/ink" xmlns:am3d="http://schemas.microsoft.com/office/drawing/2017/model3d" xmlns:o="urn:schemas-microsoft-com:office:office" xmlns:r="http://schemas.openxmlformats.org/officeDocument/2006/relationships" xmlns:m="http://schemas.openxmlformats.org/officeDocument/2006/math" xmlns:v="urn:schemas-microsoft-com:vml" xmlns:wp14="http://schemas.microsoft.com/office/word/2010/wordprocessingDrawing" xmlns:wp="http://schemas.openxmlformats.org/drawingml/2006/wordprocessingDrawing" xmlns:w10="urn:schemas-microsoft-com:office:word" xmlns:w="http://schemas.openxmlformats.org/wordprocessingml/2006/main" xmlns:w14="http://schemas.microsoft.com/office/word/2010/wordml" xmlns:w15="http://schemas.microsoft.com/office/word/2012/wordml" xmlns:w16cex="http://schemas.microsoft.com/office/word/2018/wordml/cex" xmlns:w16cid="http://schemas.microsoft.com/office/word/2016/wordml/cid" xmlns:w16="http://schemas.microsoft.com/office/word/2018/wordml" xmlns:w16sdtdh="http://schemas.microsoft.com/office/word/2020/wordml/sdtdatahash" xmlns:w16se="http://schemas.microsoft.com/office/word/2015/wordml/symex" xmlns:wpg="http://schemas.microsoft.com/office/word/2010/wordprocessingGroup" xmlns:wpi="http://schemas.microsoft.com/office/word/2010/wordprocessingInk" xmlns:wne="http://schemas.microsoft.com/office/word/2006/wordml" xmlns:wps="http://schemas.microsoft.com/office/word/2010/wordprocessingShape" mc:Ignorable="w14 w15 w16se w16cid w16 w16cex w16sdtdh wp14">
-  <w15:person w15:author="Geiser, Che@Energy">
-    <w15:presenceInfo w15:providerId="AD" w15:userId="S::Che.Geiser@energy.ca.gov::f4cf4352-3862-420c-aa54-a6394c0570e7"/>
-  </w15:person>
+<w15:people xmlns:wpc="http://schemas.microsoft.com/office/word/2010/wordprocessingCanvas" xmlns:cx="http://schemas.microsoft.com/office/drawing/2014/chartex" xmlns:cx1="http://schemas.microsoft.com/office/drawing/2015/9/8/chartex" xmlns:cx2="http://schemas.microsoft.com/office/drawing/2015/10/21/chartex" xmlns:cx3="http://schemas.microsoft.com/office/drawing/2016/5/9/chartex" xmlns:cx4="http://schemas.microsoft.com/office/drawing/2016/5/10/chartex" xmlns:cx5="http://schemas.microsoft.com/office/drawing/2016/5/11/chartex" xmlns:cx6="http://schemas.microsoft.com/office/drawing/2016/5/12/chartex" xmlns:cx7="http://schemas.microsoft.com/office/drawing/2016/5/13/chartex" xmlns:cx8="http://schemas.microsoft.com/office/drawing/2016/5/14/chartex" xmlns:mc="http://schemas.openxmlformats.org/markup-compatibility/2006" xmlns:aink="http://schemas.microsoft.com/office/drawing/2016/ink" xmlns:am3d="http://schemas.microsoft.com/office/drawing/2017/model3d" xmlns:o="urn:schemas-microsoft-com:office:office" xmlns:oel="http://schemas.microsoft.com/office/2019/extlst" xmlns:r="http://schemas.openxmlformats.org/officeDocument/2006/relationships" xmlns:m="http://schemas.openxmlformats.org/officeDocument/2006/math" xmlns:v="urn:schemas-microsoft-com:vml" xmlns:wp14="http://schemas.microsoft.com/office/word/2010/wordprocessingDrawing" xmlns:wp="http://schemas.openxmlformats.org/drawingml/2006/wordprocessingDrawing" xmlns:w10="urn:schemas-microsoft-com:office:word" xmlns:w="http://schemas.openxmlformats.org/wordprocessingml/2006/main" xmlns:w14="http://schemas.microsoft.com/office/word/2010/wordml" xmlns:w15="http://schemas.microsoft.com/office/word/2012/wordml" xmlns:w16cex="http://schemas.microsoft.com/office/word/2018/wordml/cex" xmlns:w16cid="http://schemas.microsoft.com/office/word/2016/wordml/cid" xmlns:w16="http://schemas.microsoft.com/office/word/2018/wordml" xmlns:w16sdtdh="http://schemas.microsoft.com/office/word/2020/wordml/sdtdatahash" xmlns:w16se="http://schemas.microsoft.com/office/word/2015/wordml/symex" xmlns:wpg="http://schemas.microsoft.com/office/word/2010/wordprocessingGroup" xmlns:wpi="http://schemas.microsoft.com/office/word/2010/wordprocessingInk" xmlns:wne="http://schemas.microsoft.com/office/word/2006/wordml" xmlns:wps="http://schemas.microsoft.com/office/word/2010/wordprocessingShape" mc:Ignorable="w14 w15 w16se w16cid w16 w16cex w16sdtdh wp14">
   <w15:person w15:author="Alhabibi, Haider@Energy">
-    <w15:presenceInfo w15:providerId="AD" w15:userId="S::Haider.Alhabibi@energy.ca.gov::9decb8d2-95ad-4b7d-9bf6-d4373f69254c"/>
+    <w15:presenceInfo w15:providerId="AD" w15:userId="S::Haider.AlHabibi@energy.ca.gov::9decb8d2-95ad-4b7d-9bf6-d4373f69254c"/>
   </w15:person>
 </w15:people>
 </file>
@@ -21883,6 +22317,27 @@
       </w:numPr>
     </w:pPr>
   </w:style>
+  <w:style w:type="table" w:customStyle="1" w:styleId="TableGrid1">
+    <w:name w:val="Table Grid1"/>
+    <w:basedOn w:val="TableNormal"/>
+    <w:next w:val="TableGrid"/>
+    <w:uiPriority w:val="39"/>
+    <w:rsid w:val="00E77709"/>
+    <w:rPr>
+      <w:sz w:val="20"/>
+      <w:szCs w:val="20"/>
+    </w:rPr>
+    <w:tblPr>
+      <w:tblBorders>
+        <w:top w:val="single" w:sz="4" w:space="0" w:color="auto"/>
+        <w:left w:val="single" w:sz="4" w:space="0" w:color="auto"/>
+        <w:bottom w:val="single" w:sz="4" w:space="0" w:color="auto"/>
+        <w:right w:val="single" w:sz="4" w:space="0" w:color="auto"/>
+        <w:insideH w:val="single" w:sz="4" w:space="0" w:color="auto"/>
+        <w:insideV w:val="single" w:sz="4" w:space="0" w:color="auto"/>
+      </w:tblBorders>
+    </w:tblPr>
+  </w:style>
 </w:styles>
 </file>
 
@@ -22170,8 +22625,40 @@
 </file>
 
 <file path=customXml/item1.xml><?xml version="1.0" encoding="utf-8"?>
-<ct:contentTypeSchema xmlns:ct="http://schemas.microsoft.com/office/2006/metadata/contentType" xmlns:ma="http://schemas.microsoft.com/office/2006/metadata/properties/metaAttributes" ct:_="" ma:_="" ma:contentTypeName="Document" ma:contentTypeID="0x01010061DC9A153AAEEE45BACE06E01F8272AC" ma:contentTypeVersion="17" ma:contentTypeDescription="Create a new document." ma:contentTypeScope="" ma:versionID="fc2579ad1970445b0ba1f5954956792b">
-  <xsd:schema xmlns:xsd="http://www.w3.org/2001/XMLSchema" xmlns:xs="http://www.w3.org/2001/XMLSchema" xmlns:p="http://schemas.microsoft.com/office/2006/metadata/properties" xmlns:ns2="785685f2-c2e1-4352-89aa-3faca8eaba52" xmlns:ns3="5067c814-4b34-462c-a21d-c185ff6548d2" targetNamespace="http://schemas.microsoft.com/office/2006/metadata/properties" ma:root="true" ma:fieldsID="864106e033a537969187528b3c0914e2" ns2:_="" ns3:_="">
+<p:properties xmlns:p="http://schemas.microsoft.com/office/2006/metadata/properties" xmlns:xsi="http://www.w3.org/2001/XMLSchema-instance" xmlns:pc="http://schemas.microsoft.com/office/infopath/2007/PartnerControls">
+  <documentManagement>
+    <b26d xmlns="785685f2-c2e1-4352-89aa-3faca8eaba52" xsi:nil="true"/>
+    <DateCCOReviewed xmlns="785685f2-c2e1-4352-89aa-3faca8eaba52" xsi:nil="true"/>
+    <oawc xmlns="785685f2-c2e1-4352-89aa-3faca8eaba52" xsi:nil="true"/>
+    <sipv xmlns="785685f2-c2e1-4352-89aa-3faca8eaba52" xsi:nil="true"/>
+    <_x0074_mv6 xmlns="785685f2-c2e1-4352-89aa-3faca8eaba52">
+      <UserInfo>
+        <DisplayName/>
+        <AccountId xsi:nil="true"/>
+        <AccountType/>
+      </UserInfo>
+    </_x0074_mv6>
+    <CCOReviewr xmlns="785685f2-c2e1-4352-89aa-3faca8eaba52" xsi:nil="true"/>
+    <TaxCatchAll xmlns="5067c814-4b34-462c-a21d-c185ff6548d2" xsi:nil="true"/>
+    <lcf76f155ced4ddcb4097134ff3c332f xmlns="785685f2-c2e1-4352-89aa-3faca8eaba52">
+      <Terms xmlns="http://schemas.microsoft.com/office/infopath/2007/PartnerControls"/>
+    </lcf76f155ced4ddcb4097134ff3c332f>
+  </documentManagement>
+</p:properties>
+</file>
+
+<file path=customXml/item2.xml><?xml version="1.0" encoding="utf-8"?>
+<?mso-contentType ?>
+<FormTemplates xmlns="http://schemas.microsoft.com/sharepoint/v3/contenttype/forms">
+  <Display>DocumentLibraryForm</Display>
+  <Edit>DocumentLibraryForm</Edit>
+  <New>DocumentLibraryForm</New>
+</FormTemplates>
+</file>
+
+<file path=customXml/item3.xml><?xml version="1.0" encoding="utf-8"?>
+<ct:contentTypeSchema xmlns:ct="http://schemas.microsoft.com/office/2006/metadata/contentType" xmlns:ma="http://schemas.microsoft.com/office/2006/metadata/properties/metaAttributes" ct:_="" ma:_="" ma:contentTypeName="Document" ma:contentTypeID="0x01010061DC9A153AAEEE45BACE06E01F8272AC" ma:contentTypeVersion="20" ma:contentTypeDescription="Create a new document." ma:contentTypeScope="" ma:versionID="9666f44ab16ed15b00f463a1ceb948f7">
+  <xsd:schema xmlns:xsd="http://www.w3.org/2001/XMLSchema" xmlns:xs="http://www.w3.org/2001/XMLSchema" xmlns:p="http://schemas.microsoft.com/office/2006/metadata/properties" xmlns:ns2="785685f2-c2e1-4352-89aa-3faca8eaba52" xmlns:ns3="5067c814-4b34-462c-a21d-c185ff6548d2" targetNamespace="http://schemas.microsoft.com/office/2006/metadata/properties" ma:root="true" ma:fieldsID="3613115c6c127afe4a56fd1236c892c2" ns2:_="" ns3:_="">
     <xsd:import namespace="785685f2-c2e1-4352-89aa-3faca8eaba52"/>
     <xsd:import namespace="5067c814-4b34-462c-a21d-c185ff6548d2"/>
     <xsd:element name="properties">
@@ -22197,6 +22684,8 @@
                 <xsd:element ref="ns2:MediaServiceEventHashCode" minOccurs="0"/>
                 <xsd:element ref="ns2:MediaLengthInSeconds" minOccurs="0"/>
                 <xsd:element ref="ns2:MediaServiceLocation" minOccurs="0"/>
+                <xsd:element ref="ns2:lcf76f155ced4ddcb4097134ff3c332f" minOccurs="0"/>
+                <xsd:element ref="ns3:TaxCatchAll" minOccurs="0"/>
               </xsd:all>
             </xsd:complexType>
           </xsd:element>
@@ -22302,6 +22791,13 @@
         <xsd:restriction base="dms:Text"/>
       </xsd:simpleType>
     </xsd:element>
+    <xsd:element name="lcf76f155ced4ddcb4097134ff3c332f" ma:index="26" nillable="true" ma:taxonomy="true" ma:internalName="lcf76f155ced4ddcb4097134ff3c332f" ma:taxonomyFieldName="MediaServiceImageTags" ma:displayName="Image Tags" ma:readOnly="false" ma:fieldId="{5cf76f15-5ced-4ddc-b409-7134ff3c332f}" ma:taxonomyMulti="true" ma:sspId="96df981b-247c-4b11-954d-40cb19519683" ma:termSetId="09814cd3-568e-fe90-9814-8d621ff8fb84" ma:anchorId="fba54fb3-c3e1-fe81-a776-ca4b69148c4d" ma:open="true" ma:isKeyword="false">
+      <xsd:complexType>
+        <xsd:sequence>
+          <xsd:element ref="pc:Terms" minOccurs="0" maxOccurs="1"/>
+        </xsd:sequence>
+      </xsd:complexType>
+    </xsd:element>
   </xsd:schema>
   <xsd:schema xmlns:xsd="http://www.w3.org/2001/XMLSchema" xmlns:xs="http://www.w3.org/2001/XMLSchema" xmlns:dms="http://schemas.microsoft.com/office/2006/documentManagement/types" xmlns:pc="http://schemas.microsoft.com/office/infopath/2007/PartnerControls" targetNamespace="5067c814-4b34-462c-a21d-c185ff6548d2" elementFormDefault="qualified">
     <xsd:import namespace="http://schemas.microsoft.com/office/2006/documentManagement/types"/>
@@ -22331,6 +22827,17 @@
           <xsd:maxLength value="255"/>
         </xsd:restriction>
       </xsd:simpleType>
+    </xsd:element>
+    <xsd:element name="TaxCatchAll" ma:index="27" nillable="true" ma:displayName="Taxonomy Catch All Column" ma:hidden="true" ma:list="{c93a3eb4-f9b2-4918-8a30-eb81fd3c8322}" ma:internalName="TaxCatchAll" ma:showField="CatchAllData" ma:web="5067c814-4b34-462c-a21d-c185ff6548d2">
+      <xsd:complexType>
+        <xsd:complexContent>
+          <xsd:extension base="dms:MultiChoiceLookup">
+            <xsd:sequence>
+              <xsd:element name="Value" type="dms:Lookup" maxOccurs="unbounded" minOccurs="0" nillable="true"/>
+            </xsd:sequence>
+          </xsd:extension>
+        </xsd:complexContent>
+      </xsd:complexType>
     </xsd:element>
   </xsd:schema>
   <xsd:schema xmlns="http://schemas.openxmlformats.org/package/2006/metadata/core-properties" xmlns:xsd="http://www.w3.org/2001/XMLSchema" xmlns:xsi="http://www.w3.org/2001/XMLSchema-instance" xmlns:dc="http://purl.org/dc/elements/1.1/" xmlns:dcterms="http://purl.org/dc/terms/" xmlns:odoc="http://schemas.microsoft.com/internal/obd" targetNamespace="http://schemas.openxmlformats.org/package/2006/metadata/core-properties" elementFormDefault="qualified" attributeFormDefault="unqualified" blockDefault="#all">
@@ -22432,79 +22939,43 @@
 </ct:contentTypeSchema>
 </file>
 
-<file path=customXml/item2.xml><?xml version="1.0" encoding="utf-8"?>
+<file path=customXml/item4.xml><?xml version="1.0" encoding="utf-8"?>
 <b:Sources xmlns:b="http://schemas.openxmlformats.org/officeDocument/2006/bibliography" xmlns="http://schemas.openxmlformats.org/officeDocument/2006/bibliography" SelectedStyle="\APA.XSL" StyleName="APA"/>
 </file>
 
-<file path=customXml/item3.xml><?xml version="1.0" encoding="utf-8"?>
-<p:properties xmlns:p="http://schemas.microsoft.com/office/2006/metadata/properties" xmlns:xsi="http://www.w3.org/2001/XMLSchema-instance" xmlns:pc="http://schemas.microsoft.com/office/infopath/2007/PartnerControls">
-  <documentManagement>
-    <b26d xmlns="785685f2-c2e1-4352-89aa-3faca8eaba52" xsi:nil="true"/>
-    <DateCCOReviewed xmlns="785685f2-c2e1-4352-89aa-3faca8eaba52" xsi:nil="true"/>
-    <oawc xmlns="785685f2-c2e1-4352-89aa-3faca8eaba52" xsi:nil="true"/>
-    <sipv xmlns="785685f2-c2e1-4352-89aa-3faca8eaba52" xsi:nil="true"/>
-    <_x0074_mv6 xmlns="785685f2-c2e1-4352-89aa-3faca8eaba52">
-      <UserInfo>
-        <DisplayName/>
-        <AccountId xsi:nil="true"/>
-        <AccountType/>
-      </UserInfo>
-    </_x0074_mv6>
-    <CCOReviewr xmlns="785685f2-c2e1-4352-89aa-3faca8eaba52" xsi:nil="true"/>
-  </documentManagement>
-</p:properties>
-</file>
-
-<file path=customXml/item4.xml><?xml version="1.0" encoding="utf-8"?>
-<?mso-contentType ?>
-<FormTemplates xmlns="http://schemas.microsoft.com/sharepoint/v3/contenttype/forms">
-  <Display>DocumentLibraryForm</Display>
-  <Edit>DocumentLibraryForm</Edit>
-  <New>DocumentLibraryForm</New>
-</FormTemplates>
-</file>
-
 <file path=customXml/itemProps1.xml><?xml version="1.0" encoding="utf-8"?>
-<ds:datastoreItem xmlns:ds="http://schemas.openxmlformats.org/officeDocument/2006/customXml" ds:itemID="{39B28622-8DD7-4B46-AE2F-B4E213C0A7D7}">
+<ds:datastoreItem xmlns:ds="http://schemas.openxmlformats.org/officeDocument/2006/customXml" ds:itemID="{846AE03B-2BEF-494E-B5FD-CA261A529938}">
   <ds:schemaRefs>
-    <ds:schemaRef ds:uri="http://schemas.microsoft.com/office/2006/metadata/contentType"/>
-    <ds:schemaRef ds:uri="http://schemas.microsoft.com/office/2006/metadata/properties/metaAttributes"/>
-    <ds:schemaRef ds:uri="http://www.w3.org/2001/XMLSchema"/>
+    <ds:schemaRef ds:uri="http://purl.org/dc/dcmitype/"/>
+    <ds:schemaRef ds:uri="5067c814-4b34-462c-a21d-c185ff6548d2"/>
+    <ds:schemaRef ds:uri="http://schemas.microsoft.com/office/infopath/2007/PartnerControls"/>
+    <ds:schemaRef ds:uri="http://schemas.microsoft.com/office/2006/documentManagement/types"/>
+    <ds:schemaRef ds:uri="785685f2-c2e1-4352-89aa-3faca8eaba52"/>
+    <ds:schemaRef ds:uri="http://www.w3.org/XML/1998/namespace"/>
+    <ds:schemaRef ds:uri="http://purl.org/dc/elements/1.1/"/>
     <ds:schemaRef ds:uri="http://schemas.microsoft.com/office/2006/metadata/properties"/>
-    <ds:schemaRef ds:uri="785685f2-c2e1-4352-89aa-3faca8eaba52"/>
-    <ds:schemaRef ds:uri="5067c814-4b34-462c-a21d-c185ff6548d2"/>
-    <ds:schemaRef ds:uri="http://schemas.microsoft.com/office/2006/documentManagement/types"/>
-    <ds:schemaRef ds:uri="http://schemas.microsoft.com/office/infopath/2007/PartnerControls"/>
     <ds:schemaRef ds:uri="http://schemas.openxmlformats.org/package/2006/metadata/core-properties"/>
-    <ds:schemaRef ds:uri="http://purl.org/dc/elements/1.1/"/>
     <ds:schemaRef ds:uri="http://purl.org/dc/terms/"/>
-    <ds:schemaRef ds:uri="http://schemas.microsoft.com/internal/obd"/>
   </ds:schemaRefs>
 </ds:datastoreItem>
 </file>
 
 <file path=customXml/itemProps2.xml><?xml version="1.0" encoding="utf-8"?>
+<ds:datastoreItem xmlns:ds="http://schemas.openxmlformats.org/officeDocument/2006/customXml" ds:itemID="{A3D60A5A-FC58-4BCA-98B6-18D58FDF5654}">
+  <ds:schemaRefs>
+    <ds:schemaRef ds:uri="http://schemas.microsoft.com/sharepoint/v3/contenttype/forms"/>
+  </ds:schemaRefs>
+</ds:datastoreItem>
+</file>
+
+<file path=customXml/itemProps3.xml><?xml version="1.0" encoding="utf-8"?>
+<ds:datastoreItem xmlns:ds="http://schemas.openxmlformats.org/officeDocument/2006/customXml" ds:itemID="{AFB08F07-E17F-4C2A-970D-A1EA6AE7702B}"/>
+</file>
+
+<file path=customXml/itemProps4.xml><?xml version="1.0" encoding="utf-8"?>
 <ds:datastoreItem xmlns:ds="http://schemas.openxmlformats.org/officeDocument/2006/customXml" ds:itemID="{5B0070C6-52FC-4E59-9800-971FD94B7817}">
   <ds:schemaRefs>
     <ds:schemaRef ds:uri="http://schemas.openxmlformats.org/officeDocument/2006/bibliography"/>
   </ds:schemaRefs>
 </ds:datastoreItem>
-</file>
-
-<file path=customXml/itemProps3.xml><?xml version="1.0" encoding="utf-8"?>
-<ds:datastoreItem xmlns:ds="http://schemas.openxmlformats.org/officeDocument/2006/customXml" ds:itemID="{846AE03B-2BEF-494E-B5FD-CA261A529938}">
-  <ds:schemaRefs>
-    <ds:schemaRef ds:uri="http://schemas.microsoft.com/office/2006/metadata/properties"/>
-    <ds:schemaRef ds:uri="http://schemas.microsoft.com/office/infopath/2007/PartnerControls"/>
-    <ds:schemaRef ds:uri="785685f2-c2e1-4352-89aa-3faca8eaba52"/>
-  </ds:schemaRefs>
-</ds:datastoreItem>
-</file>
-
-<file path=customXml/itemProps4.xml><?xml version="1.0" encoding="utf-8"?>
-<ds:datastoreItem xmlns:ds="http://schemas.openxmlformats.org/officeDocument/2006/customXml" ds:itemID="{A3D60A5A-FC58-4BCA-98B6-18D58FDF5654}">
-  <ds:schemaRefs>
-    <ds:schemaRef ds:uri="http://schemas.microsoft.com/sharepoint/v3/contenttype/forms"/>
-  </ds:schemaRefs>
-</ds:datastoreItem>
 </file>